--- a/08-传感器电路/10-生物传感器电路/血氧脉搏采集电路/血氧脉搏采集电路.docx
+++ b/08-传感器电路/10-生物传感器电路/血氧脉搏采集电路/血氧脉搏采集电路.docx
@@ -2538,6 +2538,20 @@
     </w:p>
     <w:bookmarkEnd w:id="26"/>
     <w:bookmarkEnd w:id="27"/>
+    <w:p>
+      <w:pPr>
+        <w:spacing w:before="360"/>
+        <w:jc w:val="center"/>
+      </w:pPr>
+      <w:r>
+        <w:rPr>
+          <w:rFonts w:ascii="Times New Roman" w:hAnsi="Times New Roman"/>
+          <w:color w:val="555555"/>
+          <w:sz w:val="21"/>
+        </w:rPr>
+        <w:t>材料收集者：杜文杰</w:t>
+      </w:r>
+    </w:p>
     <w:sectPr>
       <w:headerReference r:id="rId9" w:type="default"/>
       <w:footerReference r:id="rId10" w:type="default"/>

--- a/08-传感器电路/10-生物传感器电路/血氧脉搏采集电路/血氧脉搏采集电路.docx
+++ b/08-传感器电路/10-生物传感器电路/血氧脉搏采集电路/血氧脉搏采集电路.docx
@@ -1,6 +1,6 @@
 
 <file path=word/document.xml><?xml version="1.0" encoding="utf-8"?>
-<w:document xmlns:w="http://schemas.openxmlformats.org/wordprocessingml/2006/main" xmlns:m="http://schemas.openxmlformats.org/officeDocument/2006/math" xmlns:r="http://schemas.openxmlformats.org/officeDocument/2006/relationships" xmlns:o="urn:schemas-microsoft-com:office:office" xmlns:v="urn:schemas-microsoft-com:vml" xmlns:w10="urn:schemas-microsoft-com:office:word" xmlns:a="http://schemas.openxmlformats.org/drawingml/2006/main" xmlns:pic="http://schemas.openxmlformats.org/drawingml/2006/picture" xmlns:wp="http://schemas.openxmlformats.org/drawingml/2006/wordprocessingDrawing">
+<w:document xmlns:m="http://schemas.openxmlformats.org/officeDocument/2006/math" xmlns:r="http://schemas.openxmlformats.org/officeDocument/2006/relationships" xmlns:w="http://schemas.openxmlformats.org/wordprocessingml/2006/main" xmlns:o="urn:schemas-microsoft-com:office:office" xmlns:v="urn:schemas-microsoft-com:vml" xmlns:w10="urn:schemas-microsoft-com:office:word" xmlns:a="http://schemas.openxmlformats.org/drawingml/2006/main" xmlns:pic="http://schemas.openxmlformats.org/drawingml/2006/picture" xmlns:wp="http://schemas.openxmlformats.org/drawingml/2006/wordprocessingDrawing">
   <w:body>
     <w:bookmarkStart w:id="27" w:name="血氧脉搏采集电路"/>
     <w:p>
@@ -9,7 +9,7 @@
       </w:pPr>
       <w:r>
         <w:rPr>
-          <w:rFonts w:hint="eastAsia"/>
+          <w:rFonts w:hint="eastAsia" w:eastAsia="黑体"/>
         </w:rPr>
         <w:t xml:space="preserve">血氧脉搏采集电路</w:t>
       </w:r>
@@ -21,7 +21,7 @@
       </w:pPr>
       <w:r>
         <w:rPr>
-          <w:rFonts w:hint="eastAsia"/>
+          <w:rFonts w:hint="eastAsia" w:eastAsia="黑体"/>
         </w:rPr>
         <w:t xml:space="preserve">拓扑描述</w:t>
       </w:r>
@@ -32,16 +32,19 @@
       </w:pPr>
       <w:r>
         <w:rPr>
-          <w:rFonts w:hint="eastAsia"/>
+          <w:rFonts w:hint="eastAsia" w:eastAsia="黑体"/>
         </w:rPr>
         <w:t xml:space="preserve">由</w:t>
       </w:r>
       <w:r>
+        <w:rPr>
+          <w:rFonts w:eastAsia="黑体"/>
+        </w:rPr>
         <w:t xml:space="preserve"> </w:t>
       </w:r>
       <w:r>
         <w:rPr>
-          <w:rFonts w:hint="eastAsia"/>
+          <w:rFonts w:hint="eastAsia" w:eastAsia="黑体"/>
           <w:b/>
           <w:bCs/>
         </w:rPr>
@@ -49,6 +52,7 @@
       </w:r>
       <w:r>
         <w:rPr>
+          <w:rFonts w:eastAsia="黑体"/>
           <w:b/>
           <w:bCs/>
         </w:rPr>
@@ -56,7 +60,7 @@
       </w:r>
       <w:r>
         <w:rPr>
-          <w:rFonts w:hint="eastAsia"/>
+          <w:rFonts w:hint="eastAsia" w:eastAsia="黑体"/>
           <w:b/>
           <w:bCs/>
         </w:rPr>
@@ -64,6 +68,7 @@
       </w:r>
       <w:r>
         <w:rPr>
+          <w:rFonts w:eastAsia="黑体"/>
           <w:b/>
           <w:bCs/>
         </w:rPr>
@@ -71,7 +76,7 @@
       </w:r>
       <w:r>
         <w:rPr>
-          <w:rFonts w:hint="eastAsia"/>
+          <w:rFonts w:hint="eastAsia" w:eastAsia="黑体"/>
           <w:b/>
           <w:bCs/>
         </w:rPr>
@@ -79,6 +84,7 @@
       </w:r>
       <w:r>
         <w:rPr>
+          <w:rFonts w:eastAsia="黑体"/>
           <w:b/>
           <w:bCs/>
         </w:rPr>
@@ -86,28 +92,35 @@
       </w:r>
       <w:r>
         <w:rPr>
-          <w:rFonts w:hint="eastAsia"/>
+          <w:rFonts w:hint="eastAsia" w:eastAsia="黑体"/>
           <w:b/>
           <w:bCs/>
         </w:rPr>
         <w:t xml:space="preserve">LED）</w:t>
       </w:r>
       <w:r>
+        <w:rPr>
+          <w:rFonts w:eastAsia="黑体"/>
+        </w:rPr>
         <w:t xml:space="preserve">、</w:t>
       </w:r>
       <w:r>
         <w:rPr>
-          <w:rFonts w:hint="eastAsia"/>
+          <w:rFonts w:hint="eastAsia" w:eastAsia="黑体"/>
           <w:b/>
           <w:bCs/>
         </w:rPr>
         <w:t xml:space="preserve">光电二极管（PD）接收器</w:t>
       </w:r>
       <w:r>
+        <w:rPr>
+          <w:rFonts w:eastAsia="黑体"/>
+        </w:rPr>
         <w:t xml:space="preserve">、</w:t>
       </w:r>
       <w:r>
         <w:rPr>
+          <w:rFonts w:eastAsia="黑体"/>
           <w:b/>
           <w:bCs/>
         </w:rPr>
@@ -115,18 +128,21 @@
       </w:r>
       <w:r>
         <w:rPr>
-          <w:rFonts w:hint="eastAsia"/>
+          <w:rFonts w:hint="eastAsia" w:eastAsia="黑体"/>
           <w:b/>
           <w:bCs/>
         </w:rPr>
         <w:t xml:space="preserve">驱动电路</w:t>
       </w:r>
       <w:r>
+        <w:rPr>
+          <w:rFonts w:eastAsia="黑体"/>
+        </w:rPr>
         <w:t xml:space="preserve">、</w:t>
       </w:r>
       <w:r>
         <w:rPr>
-          <w:rFonts w:hint="eastAsia"/>
+          <w:rFonts w:hint="eastAsia" w:eastAsia="黑体"/>
           <w:b/>
           <w:bCs/>
         </w:rPr>
@@ -134,6 +150,7 @@
       </w:r>
       <w:r>
         <w:rPr>
+          <w:rFonts w:eastAsia="黑体"/>
           <w:b/>
           <w:bCs/>
         </w:rPr>
@@ -141,7 +158,7 @@
       </w:r>
       <w:r>
         <w:rPr>
-          <w:rFonts w:hint="eastAsia"/>
+          <w:rFonts w:hint="eastAsia" w:eastAsia="黑体"/>
           <w:b/>
           <w:bCs/>
         </w:rPr>
@@ -149,6 +166,7 @@
       </w:r>
       <w:r>
         <w:rPr>
+          <w:rFonts w:eastAsia="黑体"/>
           <w:b/>
           <w:bCs/>
         </w:rPr>
@@ -170,18 +188,21 @@
       </m:oMath>
       <w:r>
         <w:rPr>
-          <w:rFonts w:hint="eastAsia"/>
+          <w:rFonts w:hint="eastAsia" w:eastAsia="黑体"/>
           <w:b/>
           <w:bCs/>
         </w:rPr>
         <w:t xml:space="preserve">）</w:t>
       </w:r>
       <w:r>
+        <w:rPr>
+          <w:rFonts w:eastAsia="黑体"/>
+        </w:rPr>
         <w:t xml:space="preserve">、</w:t>
       </w:r>
       <w:r>
         <w:rPr>
-          <w:rFonts w:hint="eastAsia"/>
+          <w:rFonts w:hint="eastAsia" w:eastAsia="黑体"/>
           <w:b/>
           <w:bCs/>
         </w:rPr>
@@ -194,6 +215,7 @@
       </m:oMath>
       <w:r>
         <w:rPr>
+          <w:rFonts w:eastAsia="黑体"/>
           <w:b/>
           <w:bCs/>
         </w:rPr>
@@ -206,43 +228,53 @@
       </m:oMath>
       <w:r>
         <w:rPr>
-          <w:rFonts w:hint="eastAsia"/>
+          <w:rFonts w:hint="eastAsia" w:eastAsia="黑体"/>
           <w:b/>
           <w:bCs/>
         </w:rPr>
         <w:t xml:space="preserve">）</w:t>
       </w:r>
       <w:r>
+        <w:rPr>
+          <w:rFonts w:eastAsia="黑体"/>
+        </w:rPr>
         <w:t xml:space="preserve"> </w:t>
       </w:r>
       <w:r>
         <w:rPr>
-          <w:rFonts w:hint="eastAsia"/>
+          <w:rFonts w:hint="eastAsia" w:eastAsia="黑体"/>
         </w:rPr>
         <w:t xml:space="preserve">以及</w:t>
       </w:r>
       <w:r>
+        <w:rPr>
+          <w:rFonts w:eastAsia="黑体"/>
+        </w:rPr>
         <w:t xml:space="preserve"> </w:t>
       </w:r>
       <w:r>
         <w:rPr>
+          <w:rFonts w:eastAsia="黑体"/>
           <w:b/>
           <w:bCs/>
         </w:rPr>
         <w:t xml:space="preserve">ADC/MCU</w:t>
       </w:r>
       <w:r>
+        <w:rPr>
+          <w:rFonts w:eastAsia="黑体"/>
+        </w:rPr>
         <w:t xml:space="preserve"> </w:t>
       </w:r>
       <w:r>
         <w:rPr>
-          <w:rFonts w:hint="eastAsia"/>
+          <w:rFonts w:hint="eastAsia" w:eastAsia="黑体"/>
         </w:rPr>
         <w:t xml:space="preserve">组成。电路的关键节点为：</w:t>
       </w:r>
       <w:r>
         <w:rPr>
-          <w:rFonts w:hint="eastAsia"/>
+          <w:rFonts w:hint="eastAsia" w:eastAsia="黑体"/>
           <w:b/>
           <w:bCs/>
         </w:rPr>
@@ -250,6 +282,7 @@
       </w:r>
       <w:r>
         <w:rPr>
+          <w:rFonts w:eastAsia="黑体"/>
           <w:b/>
           <w:bCs/>
         </w:rPr>
@@ -257,7 +290,7 @@
       </w:r>
       <w:r>
         <w:rPr>
-          <w:rFonts w:hint="eastAsia"/>
+          <w:rFonts w:hint="eastAsia" w:eastAsia="黑体"/>
           <w:b/>
           <w:bCs/>
         </w:rPr>
@@ -265,6 +298,7 @@
       </w:r>
       <w:r>
         <w:rPr>
+          <w:rFonts w:eastAsia="黑体"/>
           <w:b/>
           <w:bCs/>
         </w:rPr>
@@ -272,7 +306,7 @@
       </w:r>
       <w:r>
         <w:rPr>
-          <w:rFonts w:hint="eastAsia"/>
+          <w:rFonts w:hint="eastAsia" w:eastAsia="黑体"/>
           <w:b/>
           <w:bCs/>
         </w:rPr>
@@ -280,31 +314,37 @@
       </w:r>
       <w:r>
         <w:rPr>
-          <w:rFonts w:hint="eastAsia"/>
+          <w:rFonts w:hint="eastAsia" w:eastAsia="黑体"/>
         </w:rPr>
         <w:t xml:space="preserve">（红光</w:t>
       </w:r>
       <w:r>
+        <w:rPr>
+          <w:rFonts w:eastAsia="黑体"/>
+        </w:rPr>
         <w:t xml:space="preserve"> LED </w:t>
       </w:r>
       <w:r>
         <w:rPr>
-          <w:rFonts w:hint="eastAsia"/>
+          <w:rFonts w:hint="eastAsia" w:eastAsia="黑体"/>
         </w:rPr>
         <w:t xml:space="preserve">驱动电路输出接红光</w:t>
       </w:r>
       <w:r>
+        <w:rPr>
+          <w:rFonts w:eastAsia="黑体"/>
+        </w:rPr>
         <w:t xml:space="preserve"> LED </w:t>
       </w:r>
       <w:r>
         <w:rPr>
-          <w:rFonts w:hint="eastAsia"/>
+          <w:rFonts w:hint="eastAsia" w:eastAsia="黑体"/>
         </w:rPr>
         <w:t xml:space="preserve">阳极）；</w:t>
       </w:r>
       <w:r>
         <w:rPr>
-          <w:rFonts w:hint="eastAsia"/>
+          <w:rFonts w:hint="eastAsia" w:eastAsia="黑体"/>
           <w:b/>
           <w:bCs/>
         </w:rPr>
@@ -312,6 +352,7 @@
       </w:r>
       <w:r>
         <w:rPr>
+          <w:rFonts w:eastAsia="黑体"/>
           <w:b/>
           <w:bCs/>
         </w:rPr>
@@ -319,7 +360,7 @@
       </w:r>
       <w:r>
         <w:rPr>
-          <w:rFonts w:hint="eastAsia"/>
+          <w:rFonts w:hint="eastAsia" w:eastAsia="黑体"/>
           <w:b/>
           <w:bCs/>
         </w:rPr>
@@ -327,6 +368,7 @@
       </w:r>
       <w:r>
         <w:rPr>
+          <w:rFonts w:eastAsia="黑体"/>
           <w:b/>
           <w:bCs/>
         </w:rPr>
@@ -334,7 +376,7 @@
       </w:r>
       <w:r>
         <w:rPr>
-          <w:rFonts w:hint="eastAsia"/>
+          <w:rFonts w:hint="eastAsia" w:eastAsia="黑体"/>
           <w:b/>
           <w:bCs/>
         </w:rPr>
@@ -342,31 +384,37 @@
       </w:r>
       <w:r>
         <w:rPr>
-          <w:rFonts w:hint="eastAsia"/>
+          <w:rFonts w:hint="eastAsia" w:eastAsia="黑体"/>
         </w:rPr>
         <w:t xml:space="preserve">（红外</w:t>
       </w:r>
       <w:r>
+        <w:rPr>
+          <w:rFonts w:eastAsia="黑体"/>
+        </w:rPr>
         <w:t xml:space="preserve"> LED </w:t>
       </w:r>
       <w:r>
         <w:rPr>
-          <w:rFonts w:hint="eastAsia"/>
+          <w:rFonts w:hint="eastAsia" w:eastAsia="黑体"/>
         </w:rPr>
         <w:t xml:space="preserve">驱动电路输出接红外</w:t>
       </w:r>
       <w:r>
+        <w:rPr>
+          <w:rFonts w:eastAsia="黑体"/>
+        </w:rPr>
         <w:t xml:space="preserve"> LED </w:t>
       </w:r>
       <w:r>
         <w:rPr>
-          <w:rFonts w:hint="eastAsia"/>
+          <w:rFonts w:hint="eastAsia" w:eastAsia="黑体"/>
         </w:rPr>
         <w:t xml:space="preserve">阳极）；</w:t>
       </w:r>
       <w:r>
         <w:rPr>
-          <w:rFonts w:hint="eastAsia"/>
+          <w:rFonts w:hint="eastAsia" w:eastAsia="黑体"/>
           <w:b/>
           <w:bCs/>
         </w:rPr>
@@ -374,6 +422,7 @@
       </w:r>
       <w:r>
         <w:rPr>
+          <w:rFonts w:eastAsia="黑体"/>
           <w:b/>
           <w:bCs/>
         </w:rPr>
@@ -381,7 +430,7 @@
       </w:r>
       <w:r>
         <w:rPr>
-          <w:rFonts w:hint="eastAsia"/>
+          <w:rFonts w:hint="eastAsia" w:eastAsia="黑体"/>
           <w:b/>
           <w:bCs/>
         </w:rPr>
@@ -389,40 +438,49 @@
       </w:r>
       <w:r>
         <w:rPr>
-          <w:rFonts w:hint="eastAsia"/>
+          <w:rFonts w:hint="eastAsia" w:eastAsia="黑体"/>
         </w:rPr>
         <w:t xml:space="preserve">（光电二极管</w:t>
       </w:r>
       <w:r>
+        <w:rPr>
+          <w:rFonts w:eastAsia="黑体"/>
+        </w:rPr>
         <w:t xml:space="preserve"> PD </w:t>
       </w:r>
       <w:r>
         <w:rPr>
-          <w:rFonts w:hint="eastAsia"/>
+          <w:rFonts w:hint="eastAsia" w:eastAsia="黑体"/>
         </w:rPr>
         <w:t xml:space="preserve">阴极接</w:t>
       </w:r>
       <w:r>
+        <w:rPr>
+          <w:rFonts w:eastAsia="黑体"/>
+        </w:rPr>
         <w:t xml:space="preserve"> A1 </w:t>
       </w:r>
       <w:r>
         <w:rPr>
-          <w:rFonts w:hint="eastAsia"/>
+          <w:rFonts w:hint="eastAsia" w:eastAsia="黑体"/>
         </w:rPr>
         <w:t xml:space="preserve">的反相输入端</w:t>
       </w:r>
       <w:r>
+        <w:rPr>
+          <w:rFonts w:eastAsia="黑体"/>
+        </w:rPr>
         <w:t xml:space="preserve"> </w:t>
       </w:r>
       <w:r>
         <w:rPr>
-          <w:rFonts w:hint="eastAsia"/>
+          <w:rFonts w:hint="eastAsia" w:eastAsia="黑体"/>
         </w:rPr>
         <w:t xml:space="preserve">IN−）；</w:t>
       </w:r>
       <w:r>
         <w:rPr>
-          <w:rFonts w:hint="eastAsia"/>
+          <w:rFonts w:hint="eastAsia" w:eastAsia="黑体"/>
           <w:b/>
           <w:bCs/>
         </w:rPr>
@@ -430,6 +488,7 @@
       </w:r>
       <w:r>
         <w:rPr>
+          <w:rFonts w:eastAsia="黑体"/>
           <w:b/>
           <w:bCs/>
         </w:rPr>
@@ -437,7 +496,7 @@
       </w:r>
       <w:r>
         <w:rPr>
-          <w:rFonts w:hint="eastAsia"/>
+          <w:rFonts w:hint="eastAsia" w:eastAsia="黑体"/>
           <w:b/>
           <w:bCs/>
         </w:rPr>
@@ -445,31 +504,37 @@
       </w:r>
       <w:r>
         <w:rPr>
-          <w:rFonts w:hint="eastAsia"/>
+          <w:rFonts w:hint="eastAsia" w:eastAsia="黑体"/>
         </w:rPr>
         <w:t xml:space="preserve">（A1</w:t>
       </w:r>
       <w:r>
+        <w:rPr>
+          <w:rFonts w:eastAsia="黑体"/>
+        </w:rPr>
         <w:t xml:space="preserve"> </w:t>
       </w:r>
       <w:r>
         <w:rPr>
-          <w:rFonts w:hint="eastAsia"/>
+          <w:rFonts w:hint="eastAsia" w:eastAsia="黑体"/>
         </w:rPr>
         <w:t xml:space="preserve">的同相端</w:t>
       </w:r>
       <w:r>
+        <w:rPr>
+          <w:rFonts w:eastAsia="黑体"/>
+        </w:rPr>
         <w:t xml:space="preserve"> IN+ </w:t>
       </w:r>
       <w:r>
         <w:rPr>
-          <w:rFonts w:hint="eastAsia"/>
+          <w:rFonts w:hint="eastAsia" w:eastAsia="黑体"/>
         </w:rPr>
         <w:t xml:space="preserve">接偏置参考电位）；</w:t>
       </w:r>
       <w:r>
         <w:rPr>
-          <w:rFonts w:hint="eastAsia"/>
+          <w:rFonts w:hint="eastAsia" w:eastAsia="黑体"/>
           <w:b/>
           <w:bCs/>
         </w:rPr>
@@ -477,6 +542,7 @@
       </w:r>
       <w:r>
         <w:rPr>
+          <w:rFonts w:eastAsia="黑体"/>
           <w:b/>
           <w:bCs/>
         </w:rPr>
@@ -484,7 +550,7 @@
       </w:r>
       <w:r>
         <w:rPr>
-          <w:rFonts w:hint="eastAsia"/>
+          <w:rFonts w:hint="eastAsia" w:eastAsia="黑体"/>
           <w:b/>
           <w:bCs/>
         </w:rPr>
@@ -492,7 +558,7 @@
       </w:r>
       <w:r>
         <w:rPr>
-          <w:rFonts w:hint="eastAsia"/>
+          <w:rFonts w:hint="eastAsia" w:eastAsia="黑体"/>
         </w:rPr>
         <w:t xml:space="preserve">（</w:t>
       </w:r>
@@ -511,35 +577,44 @@
         </m:sSub>
       </m:oMath>
       <w:r>
+        <w:rPr>
+          <w:rFonts w:eastAsia="黑体"/>
+        </w:rPr>
         <w:t xml:space="preserve"> </w:t>
       </w:r>
       <w:r>
         <w:rPr>
-          <w:rFonts w:hint="eastAsia"/>
+          <w:rFonts w:hint="eastAsia" w:eastAsia="黑体"/>
         </w:rPr>
         <w:t xml:space="preserve">跨接节点③与</w:t>
       </w:r>
       <w:r>
+        <w:rPr>
+          <w:rFonts w:eastAsia="黑体"/>
+        </w:rPr>
         <w:t xml:space="preserve"> A1 </w:t>
       </w:r>
       <w:r>
         <w:rPr>
-          <w:rFonts w:hint="eastAsia"/>
+          <w:rFonts w:hint="eastAsia" w:eastAsia="黑体"/>
         </w:rPr>
         <w:t xml:space="preserve">输出端</w:t>
       </w:r>
       <w:r>
+        <w:rPr>
+          <w:rFonts w:eastAsia="黑体"/>
+        </w:rPr>
         <w:t xml:space="preserve"> </w:t>
       </w:r>
       <w:r>
         <w:rPr>
-          <w:rFonts w:hint="eastAsia"/>
+          <w:rFonts w:hint="eastAsia" w:eastAsia="黑体"/>
         </w:rPr>
         <w:t xml:space="preserve">OUT）；</w:t>
       </w:r>
       <w:r>
         <w:rPr>
-          <w:rFonts w:hint="eastAsia"/>
+          <w:rFonts w:hint="eastAsia" w:eastAsia="黑体"/>
           <w:b/>
           <w:bCs/>
         </w:rPr>
@@ -547,6 +622,7 @@
       </w:r>
       <w:r>
         <w:rPr>
+          <w:rFonts w:eastAsia="黑体"/>
           <w:b/>
           <w:bCs/>
         </w:rPr>
@@ -554,7 +630,7 @@
       </w:r>
       <w:r>
         <w:rPr>
-          <w:rFonts w:hint="eastAsia"/>
+          <w:rFonts w:hint="eastAsia" w:eastAsia="黑体"/>
           <w:b/>
           <w:bCs/>
         </w:rPr>
@@ -562,29 +638,38 @@
       </w:r>
       <w:r>
         <w:rPr>
-          <w:rFonts w:hint="eastAsia"/>
+          <w:rFonts w:hint="eastAsia" w:eastAsia="黑体"/>
         </w:rPr>
         <w:t xml:space="preserve">（A1</w:t>
       </w:r>
       <w:r>
+        <w:rPr>
+          <w:rFonts w:eastAsia="黑体"/>
+        </w:rPr>
         <w:t xml:space="preserve"> </w:t>
       </w:r>
       <w:r>
         <w:rPr>
-          <w:rFonts w:hint="eastAsia"/>
+          <w:rFonts w:hint="eastAsia" w:eastAsia="黑体"/>
         </w:rPr>
         <w:t xml:space="preserve">的</w:t>
       </w:r>
       <w:r>
+        <w:rPr>
+          <w:rFonts w:eastAsia="黑体"/>
+        </w:rPr>
         <w:t xml:space="preserve"> </w:t>
       </w:r>
       <w:r>
         <w:rPr>
-          <w:rFonts w:hint="eastAsia"/>
+          <w:rFonts w:hint="eastAsia" w:eastAsia="黑体"/>
         </w:rPr>
         <w:t xml:space="preserve">OUT，对应</w:t>
       </w:r>
       <w:r>
+        <w:rPr>
+          <w:rFonts w:eastAsia="黑体"/>
+        </w:rPr>
         <w:t xml:space="preserve"> </w:t>
       </w:r>
       <m:oMath>
@@ -642,13 +727,13 @@
       </m:oMath>
       <w:r>
         <w:rPr>
-          <w:rFonts w:hint="eastAsia"/>
+          <w:rFonts w:hint="eastAsia" w:eastAsia="黑体"/>
         </w:rPr>
         <w:t xml:space="preserve">）；</w:t>
       </w:r>
       <w:r>
         <w:rPr>
-          <w:rFonts w:hint="eastAsia"/>
+          <w:rFonts w:hint="eastAsia" w:eastAsia="黑体"/>
           <w:b/>
           <w:bCs/>
         </w:rPr>
@@ -656,6 +741,7 @@
       </w:r>
       <w:r>
         <w:rPr>
+          <w:rFonts w:eastAsia="黑体"/>
           <w:b/>
           <w:bCs/>
         </w:rPr>
@@ -663,7 +749,7 @@
       </w:r>
       <w:r>
         <w:rPr>
-          <w:rFonts w:hint="eastAsia"/>
+          <w:rFonts w:hint="eastAsia" w:eastAsia="黑体"/>
           <w:b/>
           <w:bCs/>
         </w:rPr>
@@ -671,34 +757,43 @@
       </w:r>
       <w:r>
         <w:rPr>
-          <w:rFonts w:hint="eastAsia"/>
+          <w:rFonts w:hint="eastAsia" w:eastAsia="黑体"/>
         </w:rPr>
         <w:t xml:space="preserve">（滤波后接</w:t>
       </w:r>
       <w:r>
+        <w:rPr>
+          <w:rFonts w:eastAsia="黑体"/>
+        </w:rPr>
         <w:t xml:space="preserve"> ADC/MCU </w:t>
       </w:r>
       <w:r>
         <w:rPr>
-          <w:rFonts w:hint="eastAsia"/>
+          <w:rFonts w:hint="eastAsia" w:eastAsia="黑体"/>
         </w:rPr>
         <w:t xml:space="preserve">的模拟输入端）；另有正电源</w:t>
       </w:r>
       <w:r>
+        <w:rPr>
+          <w:rFonts w:eastAsia="黑体"/>
+        </w:rPr>
         <w:t xml:space="preserve"> </w:t>
       </w:r>
       <w:r>
         <w:rPr>
-          <w:rFonts w:hint="eastAsia"/>
+          <w:rFonts w:hint="eastAsia" w:eastAsia="黑体"/>
         </w:rPr>
         <w:t xml:space="preserve">+VCC、地</w:t>
       </w:r>
       <w:r>
+        <w:rPr>
+          <w:rFonts w:eastAsia="黑体"/>
+        </w:rPr>
         <w:t xml:space="preserve"> GND </w:t>
       </w:r>
       <w:r>
         <w:rPr>
-          <w:rFonts w:hint="eastAsia"/>
+          <w:rFonts w:hint="eastAsia" w:eastAsia="黑体"/>
         </w:rPr>
         <w:t xml:space="preserve">两个电源节点。</w:t>
       </w:r>
@@ -707,13 +802,13 @@
       <w:pPr/>
       <w:r>
         <w:rPr>
-          <w:rFonts w:hint="eastAsia"/>
+          <w:rFonts w:hint="eastAsia" w:eastAsia="黑体"/>
         </w:rPr>
         <w:t xml:space="preserve">各元件管脚连接：</w:t>
       </w:r>
       <w:r>
         <w:rPr>
-          <w:rFonts w:hint="eastAsia"/>
+          <w:rFonts w:hint="eastAsia" w:eastAsia="黑体"/>
           <w:b/>
           <w:bCs/>
         </w:rPr>
@@ -721,23 +816,27 @@
       </w:r>
       <w:r>
         <w:rPr>
+          <w:rFonts w:eastAsia="黑体"/>
           <w:b/>
           <w:bCs/>
         </w:rPr>
         <w:t xml:space="preserve"> LED</w:t>
       </w:r>
       <w:r>
+        <w:rPr>
+          <w:rFonts w:eastAsia="黑体"/>
+        </w:rPr>
         <w:t xml:space="preserve"> </w:t>
       </w:r>
       <w:r>
         <w:rPr>
-          <w:rFonts w:hint="eastAsia"/>
+          <w:rFonts w:hint="eastAsia" w:eastAsia="黑体"/>
         </w:rPr>
         <w:t xml:space="preserve">阳极接节点①、阴极接公共地；</w:t>
       </w:r>
       <w:r>
         <w:rPr>
-          <w:rFonts w:hint="eastAsia"/>
+          <w:rFonts w:hint="eastAsia" w:eastAsia="黑体"/>
           <w:b/>
           <w:bCs/>
         </w:rPr>
@@ -745,32 +844,39 @@
       </w:r>
       <w:r>
         <w:rPr>
+          <w:rFonts w:eastAsia="黑体"/>
           <w:b/>
           <w:bCs/>
         </w:rPr>
         <w:t xml:space="preserve"> LED</w:t>
       </w:r>
       <w:r>
+        <w:rPr>
+          <w:rFonts w:eastAsia="黑体"/>
+        </w:rPr>
         <w:t xml:space="preserve"> </w:t>
       </w:r>
       <w:r>
         <w:rPr>
-          <w:rFonts w:hint="eastAsia"/>
+          <w:rFonts w:hint="eastAsia" w:eastAsia="黑体"/>
         </w:rPr>
         <w:t xml:space="preserve">阳极接节点②、阴极接公共地（两</w:t>
       </w:r>
       <w:r>
+        <w:rPr>
+          <w:rFonts w:eastAsia="黑体"/>
+        </w:rPr>
         <w:t xml:space="preserve"> LED </w:t>
       </w:r>
       <w:r>
         <w:rPr>
-          <w:rFonts w:hint="eastAsia"/>
+          <w:rFonts w:hint="eastAsia" w:eastAsia="黑体"/>
         </w:rPr>
         <w:t xml:space="preserve">由驱动电路交替点亮照射组织）；</w:t>
       </w:r>
       <w:r>
         <w:rPr>
-          <w:rFonts w:hint="eastAsia"/>
+          <w:rFonts w:hint="eastAsia" w:eastAsia="黑体"/>
           <w:b/>
           <w:bCs/>
         </w:rPr>
@@ -778,23 +884,27 @@
       </w:r>
       <w:r>
         <w:rPr>
+          <w:rFonts w:eastAsia="黑体"/>
           <w:b/>
           <w:bCs/>
         </w:rPr>
         <w:t xml:space="preserve"> PD</w:t>
       </w:r>
       <w:r>
+        <w:rPr>
+          <w:rFonts w:eastAsia="黑体"/>
+        </w:rPr>
         <w:t xml:space="preserve"> </w:t>
       </w:r>
       <w:r>
         <w:rPr>
-          <w:rFonts w:hint="eastAsia"/>
+          <w:rFonts w:hint="eastAsia" w:eastAsia="黑体"/>
         </w:rPr>
         <w:t xml:space="preserve">阴极接节点③、阳极接地（或接偏置电位）；</w:t>
       </w:r>
       <w:r>
         <w:rPr>
-          <w:rFonts w:hint="eastAsia"/>
+          <w:rFonts w:hint="eastAsia" w:eastAsia="黑体"/>
           <w:b/>
           <w:bCs/>
         </w:rPr>
@@ -802,86 +912,111 @@
       </w:r>
       <w:r>
         <w:rPr>
+          <w:rFonts w:eastAsia="黑体"/>
           <w:b/>
           <w:bCs/>
         </w:rPr>
         <w:t xml:space="preserve"> A1</w:t>
       </w:r>
       <w:r>
+        <w:rPr>
+          <w:rFonts w:eastAsia="黑体"/>
+        </w:rPr>
         <w:t xml:space="preserve"> </w:t>
       </w:r>
       <w:r>
         <w:rPr>
-          <w:rFonts w:hint="eastAsia"/>
+          <w:rFonts w:hint="eastAsia" w:eastAsia="黑体"/>
         </w:rPr>
         <w:t xml:space="preserve">的</w:t>
       </w:r>
       <w:r>
+        <w:rPr>
+          <w:rFonts w:eastAsia="黑体"/>
+        </w:rPr>
         <w:t xml:space="preserve"> IN− </w:t>
       </w:r>
       <w:r>
         <w:rPr>
-          <w:rFonts w:hint="eastAsia"/>
+          <w:rFonts w:hint="eastAsia" w:eastAsia="黑体"/>
         </w:rPr>
         <w:t xml:space="preserve">接节点③、IN+</w:t>
       </w:r>
       <w:r>
+        <w:rPr>
+          <w:rFonts w:eastAsia="黑体"/>
+        </w:rPr>
         <w:t xml:space="preserve"> </w:t>
       </w:r>
       <w:r>
         <w:rPr>
-          <w:rFonts w:hint="eastAsia"/>
+          <w:rFonts w:hint="eastAsia" w:eastAsia="黑体"/>
         </w:rPr>
         <w:t xml:space="preserve">接节点④、OUT</w:t>
       </w:r>
       <w:r>
+        <w:rPr>
+          <w:rFonts w:eastAsia="黑体"/>
+        </w:rPr>
         <w:t xml:space="preserve"> </w:t>
       </w:r>
       <w:r>
         <w:rPr>
-          <w:rFonts w:hint="eastAsia"/>
+          <w:rFonts w:hint="eastAsia" w:eastAsia="黑体"/>
         </w:rPr>
         <w:t xml:space="preserve">接节点⑥、正电源脚</w:t>
       </w:r>
       <w:r>
+        <w:rPr>
+          <w:rFonts w:eastAsia="黑体"/>
+        </w:rPr>
         <w:t xml:space="preserve"> V+ </w:t>
       </w:r>
       <w:r>
         <w:rPr>
-          <w:rFonts w:hint="eastAsia"/>
+          <w:rFonts w:hint="eastAsia" w:eastAsia="黑体"/>
         </w:rPr>
         <w:t xml:space="preserve">接</w:t>
       </w:r>
       <w:r>
+        <w:rPr>
+          <w:rFonts w:eastAsia="黑体"/>
+        </w:rPr>
         <w:t xml:space="preserve"> </w:t>
       </w:r>
       <w:r>
         <w:rPr>
-          <w:rFonts w:hint="eastAsia"/>
+          <w:rFonts w:hint="eastAsia" w:eastAsia="黑体"/>
         </w:rPr>
         <w:t xml:space="preserve">+VCC、负电源脚</w:t>
       </w:r>
       <w:r>
+        <w:rPr>
+          <w:rFonts w:eastAsia="黑体"/>
+        </w:rPr>
         <w:t xml:space="preserve"> V− </w:t>
       </w:r>
       <w:r>
         <w:rPr>
-          <w:rFonts w:hint="eastAsia"/>
+          <w:rFonts w:hint="eastAsia" w:eastAsia="黑体"/>
         </w:rPr>
         <w:t xml:space="preserve">接</w:t>
       </w:r>
       <w:r>
+        <w:rPr>
+          <w:rFonts w:eastAsia="黑体"/>
+        </w:rPr>
         <w:t xml:space="preserve"> </w:t>
       </w:r>
       <w:r>
         <w:rPr>
-          <w:rFonts w:hint="eastAsia"/>
+          <w:rFonts w:hint="eastAsia" w:eastAsia="黑体"/>
         </w:rPr>
         <w:t xml:space="preserve">GND；</w:t>
       </w:r>
       <w:r>
         <w:rPr>
-          <w:rFonts w:hint="eastAsia"/>
+          <w:rFonts w:hint="eastAsia" w:eastAsia="黑体"/>
           <w:b/>
           <w:bCs/>
         </w:rPr>
@@ -889,6 +1024,7 @@
       </w:r>
       <w:r>
         <w:rPr>
+          <w:rFonts w:eastAsia="黑体"/>
           <w:b/>
           <w:bCs/>
         </w:rPr>
@@ -909,17 +1045,20 @@
         </m:sSub>
       </m:oMath>
       <w:r>
+        <w:rPr>
+          <w:rFonts w:eastAsia="黑体"/>
+        </w:rPr>
         <w:t xml:space="preserve"> </w:t>
       </w:r>
       <w:r>
         <w:rPr>
-          <w:rFonts w:hint="eastAsia"/>
+          <w:rFonts w:hint="eastAsia" w:eastAsia="黑体"/>
         </w:rPr>
         <w:t xml:space="preserve">一端接节点③、另一端接节点⑥；</w:t>
       </w:r>
       <w:r>
         <w:rPr>
-          <w:rFonts w:hint="eastAsia"/>
+          <w:rFonts w:hint="eastAsia" w:eastAsia="黑体"/>
           <w:b/>
           <w:bCs/>
         </w:rPr>
@@ -927,6 +1066,7 @@
       </w:r>
       <w:r>
         <w:rPr>
+          <w:rFonts w:eastAsia="黑体"/>
           <w:b/>
           <w:bCs/>
         </w:rPr>
@@ -939,6 +1079,7 @@
       </m:oMath>
       <w:r>
         <w:rPr>
+          <w:rFonts w:eastAsia="黑体"/>
           <w:b/>
           <w:bCs/>
         </w:rPr>
@@ -950,40 +1091,53 @@
         </m:r>
       </m:oMath>
       <w:r>
+        <w:rPr>
+          <w:rFonts w:eastAsia="黑体"/>
+        </w:rPr>
         <w:t xml:space="preserve"> </w:t>
       </w:r>
       <w:r>
         <w:rPr>
-          <w:rFonts w:hint="eastAsia"/>
+          <w:rFonts w:hint="eastAsia" w:eastAsia="黑体"/>
         </w:rPr>
         <w:t xml:space="preserve">串接于节点⑥与节点⑦之间；</w:t>
       </w:r>
       <w:r>
         <w:rPr>
+          <w:rFonts w:eastAsia="黑体"/>
           <w:b/>
           <w:bCs/>
         </w:rPr>
         <w:t xml:space="preserve">ADC/MCU</w:t>
       </w:r>
       <w:r>
+        <w:rPr>
+          <w:rFonts w:eastAsia="黑体"/>
+        </w:rPr>
         <w:t xml:space="preserve"> </w:t>
       </w:r>
       <w:r>
         <w:rPr>
-          <w:rFonts w:hint="eastAsia"/>
+          <w:rFonts w:hint="eastAsia" w:eastAsia="黑体"/>
         </w:rPr>
         <w:t xml:space="preserve">的模拟输入端接节点⑦、电源接</w:t>
       </w:r>
       <w:r>
+        <w:rPr>
+          <w:rFonts w:eastAsia="黑体"/>
+        </w:rPr>
         <w:t xml:space="preserve"> </w:t>
       </w:r>
       <w:r>
         <w:rPr>
-          <w:rFonts w:hint="eastAsia"/>
+          <w:rFonts w:hint="eastAsia" w:eastAsia="黑体"/>
         </w:rPr>
         <w:t xml:space="preserve">+VCC、地接</w:t>
       </w:r>
       <w:r>
+        <w:rPr>
+          <w:rFonts w:eastAsia="黑体"/>
+        </w:rPr>
         <w:t xml:space="preserve"> GND。</w:t>
       </w:r>
     </w:p>
@@ -991,29 +1145,38 @@
       <w:pPr/>
       <w:r>
         <w:rPr>
-          <w:rFonts w:hint="eastAsia"/>
+          <w:rFonts w:hint="eastAsia" w:eastAsia="黑体"/>
         </w:rPr>
         <w:t xml:space="preserve">由此构成”红光/红外双波长</w:t>
       </w:r>
       <w:r>
+        <w:rPr>
+          <w:rFonts w:eastAsia="黑体"/>
+        </w:rPr>
         <w:t xml:space="preserve"> LED </w:t>
       </w:r>
       <w:r>
         <w:rPr>
-          <w:rFonts w:hint="eastAsia"/>
+          <w:rFonts w:hint="eastAsia" w:eastAsia="黑体"/>
         </w:rPr>
         <w:t xml:space="preserve">交替照射、光电二极管接收经组织血流调制的吸收变化、跨阻放大把光电流转换为电压、滤波后由</w:t>
       </w:r>
       <w:r>
+        <w:rPr>
+          <w:rFonts w:eastAsia="黑体"/>
+        </w:rPr>
         <w:t xml:space="preserve"> ADC </w:t>
       </w:r>
       <w:r>
         <w:rPr>
-          <w:rFonts w:hint="eastAsia"/>
+          <w:rFonts w:hint="eastAsia" w:eastAsia="黑体"/>
         </w:rPr>
         <w:t xml:space="preserve">交替采样”的双波长血氧脉搏（SpO₂）采集组态，跨阻输出为</w:t>
       </w:r>
       <w:r>
+        <w:rPr>
+          <w:rFonts w:eastAsia="黑体"/>
+        </w:rPr>
         <w:t xml:space="preserve"> </w:t>
       </w:r>
       <m:oMath>
@@ -1071,20 +1234,26 @@
       </m:oMath>
       <w:r>
         <w:rPr>
-          <w:rFonts w:hint="eastAsia"/>
+          <w:rFonts w:hint="eastAsia" w:eastAsia="黑体"/>
         </w:rPr>
         <w:t xml:space="preserve">，由两波长归一化比值</w:t>
       </w:r>
       <w:r>
+        <w:rPr>
+          <w:rFonts w:eastAsia="黑体"/>
+        </w:rPr>
         <w:t xml:space="preserve"> R </w:t>
       </w:r>
       <w:r>
         <w:rPr>
-          <w:rFonts w:hint="eastAsia"/>
+          <w:rFonts w:hint="eastAsia" w:eastAsia="黑体"/>
         </w:rPr>
         <w:t xml:space="preserve">按</w:t>
       </w:r>
       <w:r>
+        <w:rPr>
+          <w:rFonts w:eastAsia="黑体"/>
+        </w:rPr>
         <w:t xml:space="preserve"> </w:t>
       </w:r>
       <m:oMath>
@@ -1127,11 +1296,14 @@
         </m:r>
       </m:oMath>
       <w:r>
+        <w:rPr>
+          <w:rFonts w:eastAsia="黑体"/>
+        </w:rPr>
         <w:t xml:space="preserve"> </w:t>
       </w:r>
       <w:r>
         <w:rPr>
-          <w:rFonts w:hint="eastAsia"/>
+          <w:rFonts w:hint="eastAsia" w:eastAsia="黑体"/>
         </w:rPr>
         <w:t xml:space="preserve">求得血氧饱和度。</w:t>
       </w:r>
@@ -1144,7 +1316,7 @@
       </w:pPr>
       <w:r>
         <w:rPr>
-          <w:rFonts w:hint="eastAsia"/>
+          <w:rFonts w:hint="eastAsia" w:eastAsia="黑体"/>
         </w:rPr>
         <w:t xml:space="preserve">工作原理</w:t>
       </w:r>
@@ -1155,20 +1327,26 @@
       </w:pPr>
       <w:r>
         <w:rPr>
-          <w:rFonts w:hint="eastAsia"/>
+          <w:rFonts w:hint="eastAsia" w:eastAsia="黑体"/>
         </w:rPr>
         <w:t xml:space="preserve">氧合血红蛋白（HbO₂）与还原血红蛋白（Hb）对红光和红外光的吸收差异不同；分别测量两波长下脉动交流成分与直流成分之比</w:t>
       </w:r>
       <w:r>
+        <w:rPr>
+          <w:rFonts w:eastAsia="黑体"/>
+        </w:rPr>
         <w:t xml:space="preserve"> R </w:t>
       </w:r>
       <w:r>
         <w:rPr>
-          <w:rFonts w:hint="eastAsia"/>
+          <w:rFonts w:hint="eastAsia" w:eastAsia="黑体"/>
         </w:rPr>
         <w:t xml:space="preserve">值，据此查表/拟合得到</w:t>
       </w:r>
       <w:r>
+        <w:rPr>
+          <w:rFonts w:eastAsia="黑体"/>
+        </w:rPr>
         <w:t xml:space="preserve"> SpO₂。</w:t>
       </w:r>
     </w:p>
@@ -1180,7 +1358,7 @@
       </w:pPr>
       <w:r>
         <w:rPr>
-          <w:rFonts w:hint="eastAsia"/>
+          <w:rFonts w:hint="eastAsia" w:eastAsia="黑体"/>
         </w:rPr>
         <w:t xml:space="preserve">关键计算公式</w:t>
       </w:r>
@@ -1194,16 +1372,19 @@
       </w:pPr>
       <w:r>
         <w:rPr>
-          <w:rFonts w:hint="eastAsia"/>
+          <w:rFonts w:hint="eastAsia" w:eastAsia="黑体"/>
         </w:rPr>
         <w:t xml:space="preserve">比值</w:t>
       </w:r>
       <w:r>
+        <w:rPr>
+          <w:rFonts w:eastAsia="黑体"/>
+        </w:rPr>
         <w:t xml:space="preserve"> </w:t>
       </w:r>
       <w:r>
         <w:rPr>
-          <w:rFonts w:hint="eastAsia"/>
+          <w:rFonts w:hint="eastAsia" w:eastAsia="黑体"/>
         </w:rPr>
         <w:t xml:space="preserve">R（两波长归一化）：</w:t>
       </w:r>
@@ -1380,7 +1561,7 @@
       </w:pPr>
       <w:r>
         <w:rPr>
-          <w:rFonts w:hint="eastAsia"/>
+          <w:rFonts w:hint="eastAsia" w:eastAsia="黑体"/>
         </w:rPr>
         <w:t xml:space="preserve">血氧饱和度经验线性近似：</w:t>
       </w:r>
@@ -1447,7 +1628,7 @@
       </w:pPr>
       <w:r>
         <w:rPr>
-          <w:rFonts w:hint="eastAsia"/>
+          <w:rFonts w:hint="eastAsia" w:eastAsia="黑体"/>
         </w:rPr>
         <w:t xml:space="preserve">交流/直流分离与跨阻输出：</w:t>
       </w:r>
@@ -1550,7 +1731,7 @@
             </w:pPr>
             <w:r>
               <w:rPr>
-                <w:rFonts w:hint="eastAsia"/>
+                <w:rFonts w:hint="eastAsia" w:eastAsia="黑体"/>
               </w:rPr>
               <w:t xml:space="preserve">符号</w:t>
             </w:r>
@@ -1564,7 +1745,7 @@
             </w:pPr>
             <w:r>
               <w:rPr>
-                <w:rFonts w:hint="eastAsia"/>
+                <w:rFonts w:hint="eastAsia" w:eastAsia="黑体"/>
               </w:rPr>
               <w:t xml:space="preserve">含义</w:t>
             </w:r>
@@ -1578,7 +1759,7 @@
             </w:pPr>
             <w:r>
               <w:rPr>
-                <w:rFonts w:hint="eastAsia"/>
+                <w:rFonts w:hint="eastAsia" w:eastAsia="黑体"/>
               </w:rPr>
               <w:t xml:space="preserve">单位</w:t>
             </w:r>
@@ -1598,6 +1779,9 @@
               </m:r>
             </m:oMath>
             <w:r>
+              <w:rPr>
+                <w:rFonts w:eastAsia="黑体"/>
+              </w:rPr>
               <w:t xml:space="preserve">​</w:t>
             </w:r>
           </w:p>
@@ -1610,7 +1794,7 @@
             </w:pPr>
             <w:r>
               <w:rPr>
-                <w:rFonts w:hint="eastAsia"/>
+                <w:rFonts w:hint="eastAsia" w:eastAsia="黑体"/>
               </w:rPr>
               <w:t xml:space="preserve">归一化吸收比</w:t>
             </w:r>
@@ -1624,7 +1808,7 @@
             </w:pPr>
             <w:r>
               <w:rPr>
-                <w:rFonts w:hint="eastAsia"/>
+                <w:rFonts w:hint="eastAsia" w:eastAsia="黑体"/>
               </w:rPr>
               <w:t xml:space="preserve">无量纲</w:t>
             </w:r>
@@ -1680,6 +1864,9 @@
               </m:sSub>
             </m:oMath>
             <w:r>
+              <w:rPr>
+                <w:rFonts w:eastAsia="黑体"/>
+              </w:rPr>
               <w:t xml:space="preserve">​</w:t>
             </w:r>
           </w:p>
@@ -1692,7 +1879,7 @@
             </w:pPr>
             <w:r>
               <w:rPr>
-                <w:rFonts w:hint="eastAsia"/>
+                <w:rFonts w:hint="eastAsia" w:eastAsia="黑体"/>
               </w:rPr>
               <w:t xml:space="preserve">脉动、直流光电流分量</w:t>
             </w:r>
@@ -1705,6 +1892,9 @@
               <w:pStyle w:val="Compact"/>
             </w:pPr>
             <w:r>
+              <w:rPr>
+                <w:rFonts w:eastAsia="黑体"/>
+              </w:rPr>
               <w:t xml:space="preserve">A</w:t>
             </w:r>
           </w:p>
@@ -1753,6 +1943,9 @@
               </m:sSub>
             </m:oMath>
             <w:r>
+              <w:rPr>
+                <w:rFonts w:eastAsia="黑体"/>
+              </w:rPr>
               <w:t xml:space="preserve">​</w:t>
             </w:r>
           </w:p>
@@ -1765,7 +1958,7 @@
             </w:pPr>
             <w:r>
               <w:rPr>
-                <w:rFonts w:hint="eastAsia"/>
+                <w:rFonts w:hint="eastAsia" w:eastAsia="黑体"/>
               </w:rPr>
               <w:t xml:space="preserve">红光、红外波长</w:t>
             </w:r>
@@ -1778,6 +1971,9 @@
               <w:pStyle w:val="Compact"/>
             </w:pPr>
             <w:r>
+              <w:rPr>
+                <w:rFonts w:eastAsia="黑体"/>
+              </w:rPr>
               <w:t xml:space="preserve">nm</w:t>
             </w:r>
           </w:p>
@@ -1809,6 +2005,9 @@
               </m:sSub>
             </m:oMath>
             <w:r>
+              <w:rPr>
+                <w:rFonts w:eastAsia="黑体"/>
+              </w:rPr>
               <w:t xml:space="preserve">​</w:t>
             </w:r>
           </w:p>
@@ -1821,7 +2020,7 @@
             </w:pPr>
             <w:r>
               <w:rPr>
-                <w:rFonts w:hint="eastAsia"/>
+                <w:rFonts w:hint="eastAsia" w:eastAsia="黑体"/>
               </w:rPr>
               <w:t xml:space="preserve">血氧饱和度</w:t>
             </w:r>
@@ -1834,6 +2033,9 @@
               <w:pStyle w:val="Compact"/>
             </w:pPr>
             <w:r>
+              <w:rPr>
+                <w:rFonts w:eastAsia="黑体"/>
+              </w:rPr>
               <w:t xml:space="preserve">%</w:t>
             </w:r>
           </w:p>
@@ -1864,6 +2066,9 @@
               </m:r>
             </m:oMath>
             <w:r>
+              <w:rPr>
+                <w:rFonts w:eastAsia="黑体"/>
+              </w:rPr>
               <w:t xml:space="preserve">​</w:t>
             </w:r>
           </w:p>
@@ -1876,7 +2081,7 @@
             </w:pPr>
             <w:r>
               <w:rPr>
-                <w:rFonts w:hint="eastAsia"/>
+                <w:rFonts w:hint="eastAsia" w:eastAsia="黑体"/>
               </w:rPr>
               <w:t xml:space="preserve">拟合常数</w:t>
             </w:r>
@@ -1890,7 +2095,7 @@
             </w:pPr>
             <w:r>
               <w:rPr>
-                <w:rFonts w:hint="eastAsia"/>
+                <w:rFonts w:hint="eastAsia" w:eastAsia="黑体"/>
               </w:rPr>
               <w:t xml:space="preserve">无量纲</w:t>
             </w:r>
@@ -1919,6 +2124,9 @@
               </m:sSub>
             </m:oMath>
             <w:r>
+              <w:rPr>
+                <w:rFonts w:eastAsia="黑体"/>
+              </w:rPr>
               <w:t xml:space="preserve">​</w:t>
             </w:r>
           </w:p>
@@ -1931,7 +2139,7 @@
             </w:pPr>
             <w:r>
               <w:rPr>
-                <w:rFonts w:hint="eastAsia"/>
+                <w:rFonts w:hint="eastAsia" w:eastAsia="黑体"/>
               </w:rPr>
               <w:t xml:space="preserve">跨阻反馈电阻</w:t>
             </w:r>
@@ -1944,6 +2152,9 @@
               <w:pStyle w:val="Compact"/>
             </w:pPr>
             <w:r>
+              <w:rPr>
+                <w:rFonts w:eastAsia="黑体"/>
+              </w:rPr>
               <w:t xml:space="preserve">Ω</w:t>
             </w:r>
           </w:p>
@@ -1958,7 +2169,7 @@
       </w:pPr>
       <w:r>
         <w:rPr>
-          <w:rFonts w:hint="eastAsia"/>
+          <w:rFonts w:hint="eastAsia" w:eastAsia="黑体"/>
         </w:rPr>
         <w:t xml:space="preserve">元件调整影响</w:t>
       </w:r>
@@ -1973,6 +2184,7 @@
       </w:pPr>
       <w:r>
         <w:rPr>
+          <w:rFonts w:eastAsia="黑体"/>
           <w:b/>
           <w:bCs/>
         </w:rPr>
@@ -1980,21 +2192,27 @@
       </w:r>
       <w:r>
         <w:rPr>
-          <w:rFonts w:hint="eastAsia"/>
+          <w:rFonts w:hint="eastAsia" w:eastAsia="黑体"/>
           <w:b/>
           <w:bCs/>
         </w:rPr>
         <w:t xml:space="preserve">驱动电流增大</w:t>
       </w:r>
       <w:r>
+        <w:rPr>
+          <w:rFonts w:eastAsia="黑体"/>
+        </w:rPr>
         <w:t xml:space="preserve"> </w:t>
       </w:r>
       <w:r>
+        <w:rPr>
+          <w:rFonts w:eastAsia="黑体"/>
+        </w:rPr>
         <w:t xml:space="preserve">→ </w:t>
       </w:r>
       <w:r>
         <w:rPr>
-          <w:rFonts w:hint="eastAsia"/>
+          <w:rFonts w:hint="eastAsia" w:eastAsia="黑体"/>
         </w:rPr>
         <w:t xml:space="preserve">信噪比提高，但功耗与发热增加。</w:t>
       </w:r>
@@ -2009,21 +2227,27 @@
       </w:pPr>
       <w:r>
         <w:rPr>
-          <w:rFonts w:hint="eastAsia"/>
+          <w:rFonts w:hint="eastAsia" w:eastAsia="黑体"/>
           <w:b/>
           <w:bCs/>
         </w:rPr>
         <w:t xml:space="preserve">跨阻增益增大</w:t>
       </w:r>
       <w:r>
+        <w:rPr>
+          <w:rFonts w:eastAsia="黑体"/>
+        </w:rPr>
         <w:t xml:space="preserve"> </w:t>
       </w:r>
       <w:r>
+        <w:rPr>
+          <w:rFonts w:eastAsia="黑体"/>
+        </w:rPr>
         <w:t xml:space="preserve">→ </w:t>
       </w:r>
       <w:r>
         <w:rPr>
-          <w:rFonts w:hint="eastAsia"/>
+          <w:rFonts w:hint="eastAsia" w:eastAsia="黑体"/>
         </w:rPr>
         <w:t xml:space="preserve">弱信号更清晰，但易饱和、带宽下降。</w:t>
       </w:r>
@@ -2038,21 +2262,27 @@
       </w:pPr>
       <w:r>
         <w:rPr>
-          <w:rFonts w:hint="eastAsia"/>
+          <w:rFonts w:hint="eastAsia" w:eastAsia="黑体"/>
           <w:b/>
           <w:bCs/>
         </w:rPr>
         <w:t xml:space="preserve">两波长强度不匹配</w:t>
       </w:r>
       <w:r>
+        <w:rPr>
+          <w:rFonts w:eastAsia="黑体"/>
+        </w:rPr>
         <w:t xml:space="preserve"> </w:t>
       </w:r>
       <w:r>
+        <w:rPr>
+          <w:rFonts w:eastAsia="黑体"/>
+        </w:rPr>
         <w:t xml:space="preserve">→ R </w:t>
       </w:r>
       <w:r>
         <w:rPr>
-          <w:rFonts w:hint="eastAsia"/>
+          <w:rFonts w:hint="eastAsia" w:eastAsia="黑体"/>
         </w:rPr>
         <w:t xml:space="preserve">值失真，需分别校准驱动电流。</w:t>
       </w:r>
@@ -2067,30 +2297,39 @@
       </w:pPr>
       <w:r>
         <w:rPr>
-          <w:rFonts w:hint="eastAsia"/>
+          <w:rFonts w:hint="eastAsia" w:eastAsia="黑体"/>
           <w:b/>
           <w:bCs/>
         </w:rPr>
         <w:t xml:space="preserve">采样/时序精度提高</w:t>
       </w:r>
       <w:r>
+        <w:rPr>
+          <w:rFonts w:eastAsia="黑体"/>
+        </w:rPr>
         <w:t xml:space="preserve"> </w:t>
       </w:r>
       <w:r>
+        <w:rPr>
+          <w:rFonts w:eastAsia="黑体"/>
+        </w:rPr>
         <w:t xml:space="preserve">→ </w:t>
       </w:r>
       <w:r>
         <w:rPr>
-          <w:rFonts w:hint="eastAsia"/>
+          <w:rFonts w:hint="eastAsia" w:eastAsia="黑体"/>
         </w:rPr>
         <w:t xml:space="preserve">两波长交替采集分离更干净，SpO₂</w:t>
       </w:r>
       <w:r>
+        <w:rPr>
+          <w:rFonts w:eastAsia="黑体"/>
+        </w:rPr>
         <w:t xml:space="preserve"> </w:t>
       </w:r>
       <w:r>
         <w:rPr>
-          <w:rFonts w:hint="eastAsia"/>
+          <w:rFonts w:hint="eastAsia" w:eastAsia="黑体"/>
         </w:rPr>
         <w:t xml:space="preserve">更准。</w:t>
       </w:r>
@@ -2103,7 +2342,7 @@
       </w:pPr>
       <w:r>
         <w:rPr>
-          <w:rFonts w:hint="eastAsia"/>
+          <w:rFonts w:hint="eastAsia" w:eastAsia="黑体"/>
         </w:rPr>
         <w:t xml:space="preserve">典型参数示例</w:t>
       </w:r>
@@ -2118,11 +2357,14 @@
       </w:pPr>
       <w:r>
         <w:rPr>
-          <w:rFonts w:hint="eastAsia"/>
+          <w:rFonts w:hint="eastAsia" w:eastAsia="黑体"/>
         </w:rPr>
         <w:t xml:space="preserve">某传感器测得</w:t>
       </w:r>
       <w:r>
+        <w:rPr>
+          <w:rFonts w:eastAsia="黑体"/>
+        </w:rPr>
         <w:t xml:space="preserve"> </w:t>
       </w:r>
       <m:oMath>
@@ -2141,11 +2383,14 @@
       </m:oMath>
       <w:r>
         <w:rPr>
-          <w:rFonts w:hint="eastAsia"/>
+          <w:rFonts w:hint="eastAsia" w:eastAsia="黑体"/>
         </w:rPr>
         <w:t xml:space="preserve">，按标定曲线</w:t>
       </w:r>
       <w:r>
+        <w:rPr>
+          <w:rFonts w:eastAsia="黑体"/>
+        </w:rPr>
         <w:t xml:space="preserve"> </w:t>
       </w:r>
       <m:oMath>
@@ -2189,7 +2434,7 @@
       </m:oMath>
       <w:r>
         <w:rPr>
-          <w:rFonts w:hint="eastAsia"/>
+          <w:rFonts w:hint="eastAsia" w:eastAsia="黑体"/>
         </w:rPr>
         <w:t xml:space="preserve">：</w:t>
       </w:r>
@@ -2254,6 +2499,9 @@
         </m:r>
       </m:oMath>
       <w:r>
+        <w:rPr>
+          <w:rFonts w:eastAsia="黑体"/>
+        </w:rPr>
         <w:t xml:space="preserve">。</w:t>
       </w:r>
     </w:p>
@@ -2267,11 +2515,14 @@
       </w:pPr>
       <w:r>
         <w:rPr>
-          <w:rFonts w:hint="eastAsia"/>
+          <w:rFonts w:hint="eastAsia" w:eastAsia="黑体"/>
         </w:rPr>
         <w:t xml:space="preserve">红光</w:t>
       </w:r>
       <w:r>
+        <w:rPr>
+          <w:rFonts w:eastAsia="黑体"/>
+        </w:rPr>
         <w:t xml:space="preserve"> </w:t>
       </w:r>
       <m:oMath>
@@ -2309,11 +2560,14 @@
       </m:oMath>
       <w:r>
         <w:rPr>
-          <w:rFonts w:hint="eastAsia"/>
+          <w:rFonts w:hint="eastAsia" w:eastAsia="黑体"/>
         </w:rPr>
         <w:t xml:space="preserve">、红外</w:t>
       </w:r>
       <w:r>
+        <w:rPr>
+          <w:rFonts w:eastAsia="黑体"/>
+        </w:rPr>
         <w:t xml:space="preserve"> </w:t>
       </w:r>
       <m:oMath>
@@ -2350,11 +2604,14 @@
         </m:r>
       </m:oMath>
       <w:r>
+        <w:rPr>
+          <w:rFonts w:eastAsia="黑体"/>
+        </w:rPr>
         <w:t xml:space="preserve"> </w:t>
       </w:r>
       <w:r>
         <w:rPr>
-          <w:rFonts w:hint="eastAsia"/>
+          <w:rFonts w:hint="eastAsia" w:eastAsia="黑体"/>
         </w:rPr>
         <w:t xml:space="preserve">为血氧测量标准波长对。</w:t>
       </w:r>
@@ -2367,7 +2624,7 @@
       </w:pPr>
       <w:r>
         <w:rPr>
-          <w:rFonts w:hint="eastAsia"/>
+          <w:rFonts w:hint="eastAsia" w:eastAsia="黑体"/>
         </w:rPr>
         <w:t xml:space="preserve">常见器件型号</w:t>
       </w:r>
@@ -2382,7 +2639,7 @@
       </w:pPr>
       <w:r>
         <w:rPr>
-          <w:rFonts w:hint="eastAsia"/>
+          <w:rFonts w:hint="eastAsia" w:eastAsia="黑体"/>
         </w:rPr>
         <w:t xml:space="preserve">集成血氧前端：MAX30102、MAX30101、AFE4404。</w:t>
       </w:r>
@@ -2396,11 +2653,14 @@
         </w:numPr>
       </w:pPr>
       <w:r>
+        <w:rPr>
+          <w:rFonts w:eastAsia="黑体"/>
+        </w:rPr>
         <w:t xml:space="preserve">LED + </w:t>
       </w:r>
       <w:r>
         <w:rPr>
-          <w:rFonts w:hint="eastAsia"/>
+          <w:rFonts w:hint="eastAsia" w:eastAsia="黑体"/>
         </w:rPr>
         <w:t xml:space="preserve">光电二极管：常用：按需选型。</w:t>
       </w:r>
@@ -2413,7 +2673,7 @@
       </w:pPr>
       <w:r>
         <w:rPr>
-          <w:rFonts w:hint="eastAsia"/>
+          <w:rFonts w:hint="eastAsia" w:eastAsia="黑体"/>
         </w:rPr>
         <w:t xml:space="preserve">注意事项</w:t>
       </w:r>
@@ -2427,20 +2687,26 @@
         </w:numPr>
       </w:pPr>
       <w:r>
+        <w:rPr>
+          <w:rFonts w:eastAsia="黑体"/>
+        </w:rPr>
         <w:t xml:space="preserve">SpO₂ </w:t>
       </w:r>
       <w:r>
         <w:rPr>
-          <w:rFonts w:hint="eastAsia"/>
+          <w:rFonts w:hint="eastAsia" w:eastAsia="黑体"/>
         </w:rPr>
         <w:t xml:space="preserve">的</w:t>
       </w:r>
       <w:r>
+        <w:rPr>
+          <w:rFonts w:eastAsia="黑体"/>
+        </w:rPr>
         <w:t xml:space="preserve"> a、b </w:t>
       </w:r>
       <w:r>
         <w:rPr>
-          <w:rFonts w:hint="eastAsia"/>
+          <w:rFonts w:hint="eastAsia" w:eastAsia="黑体"/>
         </w:rPr>
         <w:t xml:space="preserve">常数依赖具体传感器标定，量产前必须做真实血氧标定。</w:t>
       </w:r>
@@ -2455,7 +2721,7 @@
       </w:pPr>
       <w:r>
         <w:rPr>
-          <w:rFonts w:hint="eastAsia"/>
+          <w:rFonts w:hint="eastAsia" w:eastAsia="黑体"/>
         </w:rPr>
         <w:t xml:space="preserve">运动伪迹、灌注不良（低温、压迫）会导致测量不准。</w:t>
       </w:r>
@@ -2470,7 +2736,7 @@
       </w:pPr>
       <w:r>
         <w:rPr>
-          <w:rFonts w:hint="eastAsia"/>
+          <w:rFonts w:hint="eastAsia" w:eastAsia="黑体"/>
         </w:rPr>
         <w:t xml:space="preserve">非医疗级传感器结果仅供趋势参考，不可替代医用血氧仪。</w:t>
       </w:r>
@@ -2483,7 +2749,7 @@
       </w:pPr>
       <w:r>
         <w:rPr>
-          <w:rFonts w:hint="eastAsia"/>
+          <w:rFonts w:hint="eastAsia" w:eastAsia="黑体"/>
         </w:rPr>
         <w:t xml:space="preserve">参考资料</w:t>
       </w:r>
@@ -2497,6 +2763,9 @@
         </w:numPr>
       </w:pPr>
       <w:r>
+        <w:rPr>
+          <w:rFonts w:eastAsia="黑体"/>
+        </w:rPr>
         <w:t xml:space="preserve">Wikipedia: Pulse oximetry。</w:t>
       </w:r>
     </w:p>
@@ -2509,11 +2778,14 @@
         </w:numPr>
       </w:pPr>
       <w:r>
+        <w:rPr>
+          <w:rFonts w:eastAsia="黑体"/>
+        </w:rPr>
         <w:t xml:space="preserve">Maxim MAX30102 </w:t>
       </w:r>
       <w:r>
         <w:rPr>
-          <w:rFonts w:hint="eastAsia"/>
+          <w:rFonts w:hint="eastAsia" w:eastAsia="黑体"/>
         </w:rPr>
         <w:t xml:space="preserve">数据手册。</w:t>
       </w:r>
@@ -2527,11 +2799,14 @@
         </w:numPr>
       </w:pPr>
       <w:r>
+        <w:rPr>
+          <w:rFonts w:eastAsia="黑体"/>
+        </w:rPr>
         <w:t xml:space="preserve">TI AFE4404 </w:t>
       </w:r>
       <w:r>
         <w:rPr>
-          <w:rFonts w:hint="eastAsia"/>
+          <w:rFonts w:hint="eastAsia" w:eastAsia="黑体"/>
         </w:rPr>
         <w:t xml:space="preserve">产品页。</w:t>
       </w:r>
@@ -2545,11 +2820,11 @@
       </w:pPr>
       <w:r>
         <w:rPr>
-          <w:rFonts w:ascii="Times New Roman" w:hAnsi="Times New Roman"/>
+          <w:rFonts w:ascii="Times New Roman" w:hAnsi="Times New Roman" w:eastAsia="黑体"/>
           <w:color w:val="555555"/>
           <w:sz w:val="21"/>
         </w:rPr>
-        <w:t>材料收集者：杜文杰</w:t>
+        <w:t>材料收集者：杜文杰，WX手机：19519196569，QQ:3478827729</w:t>
       </w:r>
     </w:p>
     <w:sectPr>
@@ -2569,7 +2844,7 @@
 </file>
 
 <file path=word/footer1.xml><?xml version="1.0" encoding="utf-8"?>
-<w:ftr xmlns:m="http://schemas.openxmlformats.org/officeDocument/2006/math" xmlns:mc="http://schemas.openxmlformats.org/markup-compatibility/2006" xmlns:mo="http://schemas.microsoft.com/office/mac/office/2008/main" xmlns:mv="urn:schemas-microsoft-com:mac:vml" xmlns:o="urn:schemas-microsoft-com:office:office" xmlns:r="http://schemas.openxmlformats.org/officeDocument/2006/relationships" xmlns:v="urn:schemas-microsoft-com:vml" xmlns:w10="urn:schemas-microsoft-com:office:word" xmlns:w14="http://schemas.microsoft.com/office/word/2010/wordml" xmlns:w="http://schemas.openxmlformats.org/wordprocessingml/2006/main" xmlns:wne="http://schemas.microsoft.com/office/word/2006/wordml" xmlns:wp14="http://schemas.microsoft.com/office/word/2010/wordprocessingDrawing" xmlns:wp="http://schemas.openxmlformats.org/drawingml/2006/wordprocessingDrawing" xmlns:wpc="http://schemas.microsoft.com/office/word/2010/wordprocessingCanvas" xmlns:wpg="http://schemas.microsoft.com/office/word/2010/wordprocessingGroup" xmlns:wpi="http://schemas.microsoft.com/office/word/2010/wordprocessingInk" xmlns:wps="http://schemas.microsoft.com/office/word/2010/wordprocessingShape" mc:Ignorable="w14 wp14">
+<w:ftr xmlns:mc="http://schemas.openxmlformats.org/markup-compatibility/2006" xmlns:w="http://schemas.openxmlformats.org/wordprocessingml/2006/main" xmlns:m="http://schemas.openxmlformats.org/officeDocument/2006/math" xmlns:mo="http://schemas.microsoft.com/office/mac/office/2008/main" xmlns:mv="urn:schemas-microsoft-com:mac:vml" xmlns:o="urn:schemas-microsoft-com:office:office" xmlns:r="http://schemas.openxmlformats.org/officeDocument/2006/relationships" xmlns:v="urn:schemas-microsoft-com:vml" xmlns:w10="urn:schemas-microsoft-com:office:word" xmlns:w14="http://schemas.microsoft.com/office/word/2010/wordml" xmlns:wne="http://schemas.microsoft.com/office/word/2006/wordml" xmlns:wp14="http://schemas.microsoft.com/office/word/2010/wordprocessingDrawing" xmlns:wp="http://schemas.openxmlformats.org/drawingml/2006/wordprocessingDrawing" xmlns:wpc="http://schemas.microsoft.com/office/word/2010/wordprocessingCanvas" xmlns:wpg="http://schemas.microsoft.com/office/word/2010/wordprocessingGroup" xmlns:wpi="http://schemas.microsoft.com/office/word/2010/wordprocessingInk" xmlns:wps="http://schemas.microsoft.com/office/word/2010/wordprocessingShape" mc:Ignorable="w14 wp14">
   <w:p>
     <w:pPr>
       <w:pStyle w:val="Footer"/>
@@ -2577,12 +2852,14 @@
     </w:pPr>
     <w:r>
       <w:rPr>
+        <w:rFonts w:eastAsia="黑体"/>
         <w:sz w:val="18"/>
       </w:rPr>
       <w:t xml:space="preserve">第 </w:t>
     </w:r>
     <w:r>
       <w:rPr>
+        <w:rFonts w:eastAsia="黑体"/>
         <w:sz w:val="18"/>
       </w:rPr>
       <w:fldChar w:fldCharType="begin"/>
@@ -2591,6 +2868,7 @@
     </w:r>
     <w:r>
       <w:rPr>
+        <w:rFonts w:eastAsia="黑体"/>
         <w:sz w:val="18"/>
       </w:rPr>
       <w:t xml:space="preserve"> 页</w:t>
@@ -2604,6 +2882,9 @@
   <w:footnote w:type="continuationSeparator" w:id="0">
     <w:p>
       <w:r>
+        <w:rPr>
+          <w:rFonts w:eastAsia="黑体"/>
+        </w:rPr>
         <w:continuationSeparator/>
       </w:r>
     </w:p>
@@ -2611,6 +2892,9 @@
   <w:footnote w:type="separator" w:id="-1">
     <w:p>
       <w:r>
+        <w:rPr>
+          <w:rFonts w:eastAsia="黑体"/>
+        </w:rPr>
         <w:separator/>
       </w:r>
     </w:p>
@@ -2619,7 +2903,7 @@
 </file>
 
 <file path=word/header1.xml><?xml version="1.0" encoding="utf-8"?>
-<w:hdr xmlns:m="http://schemas.openxmlformats.org/officeDocument/2006/math" xmlns:mc="http://schemas.openxmlformats.org/markup-compatibility/2006" xmlns:mo="http://schemas.microsoft.com/office/mac/office/2008/main" xmlns:mv="urn:schemas-microsoft-com:mac:vml" xmlns:o="urn:schemas-microsoft-com:office:office" xmlns:r="http://schemas.openxmlformats.org/officeDocument/2006/relationships" xmlns:v="urn:schemas-microsoft-com:vml" xmlns:w10="urn:schemas-microsoft-com:office:word" xmlns:w14="http://schemas.microsoft.com/office/word/2010/wordml" xmlns:w="http://schemas.openxmlformats.org/wordprocessingml/2006/main" xmlns:wne="http://schemas.microsoft.com/office/word/2006/wordml" xmlns:wp14="http://schemas.microsoft.com/office/word/2010/wordprocessingDrawing" xmlns:wp="http://schemas.openxmlformats.org/drawingml/2006/wordprocessingDrawing" xmlns:wpc="http://schemas.microsoft.com/office/word/2010/wordprocessingCanvas" xmlns:wpg="http://schemas.microsoft.com/office/word/2010/wordprocessingGroup" xmlns:wpi="http://schemas.microsoft.com/office/word/2010/wordprocessingInk" xmlns:wps="http://schemas.microsoft.com/office/word/2010/wordprocessingShape" mc:Ignorable="w14 wp14">
+<w:hdr xmlns:mc="http://schemas.openxmlformats.org/markup-compatibility/2006" xmlns:w="http://schemas.openxmlformats.org/wordprocessingml/2006/main" xmlns:m="http://schemas.openxmlformats.org/officeDocument/2006/math" xmlns:mo="http://schemas.microsoft.com/office/mac/office/2008/main" xmlns:mv="urn:schemas-microsoft-com:mac:vml" xmlns:o="urn:schemas-microsoft-com:office:office" xmlns:r="http://schemas.openxmlformats.org/officeDocument/2006/relationships" xmlns:v="urn:schemas-microsoft-com:vml" xmlns:w10="urn:schemas-microsoft-com:office:word" xmlns:w14="http://schemas.microsoft.com/office/word/2010/wordml" xmlns:wne="http://schemas.microsoft.com/office/word/2006/wordml" xmlns:wp14="http://schemas.microsoft.com/office/word/2010/wordprocessingDrawing" xmlns:wp="http://schemas.openxmlformats.org/drawingml/2006/wordprocessingDrawing" xmlns:wpc="http://schemas.microsoft.com/office/word/2010/wordprocessingCanvas" xmlns:wpg="http://schemas.microsoft.com/office/word/2010/wordprocessingGroup" xmlns:wpi="http://schemas.microsoft.com/office/word/2010/wordprocessingInk" xmlns:wps="http://schemas.microsoft.com/office/word/2010/wordprocessingShape" mc:Ignorable="w14 wp14">
   <w:p>
     <w:pPr>
       <w:pStyle w:val="Header"/>
@@ -2627,7 +2911,7 @@
     </w:pPr>
     <w:r>
       <w:rPr>
-        <w:rFonts w:ascii="Times New Roman" w:hAnsi="Times New Roman"/>
+        <w:rFonts w:ascii="Times New Roman" w:hAnsi="Times New Roman" w:eastAsia="黑体"/>
         <w:sz w:val="18"/>
         <w:rFonts w:eastAsia="黑体"/>
         <w:rFonts w:eastAsia="黑体"/>
@@ -2639,7 +2923,7 @@
 </file>
 
 <file path=word/numbering.xml><?xml version="1.0" encoding="utf-8"?>
-<w:numbering xmlns:m="http://schemas.openxmlformats.org/officeDocument/2006/math" xmlns:mc="http://schemas.openxmlformats.org/markup-compatibility/2006" xmlns:mo="http://schemas.microsoft.com/office/mac/office/2008/main" xmlns:mv="urn:schemas-microsoft-com:mac:vml" xmlns:o="urn:schemas-microsoft-com:office:office" xmlns:r="http://schemas.openxmlformats.org/officeDocument/2006/relationships" xmlns:v="urn:schemas-microsoft-com:vml" xmlns:w="http://schemas.openxmlformats.org/wordprocessingml/2006/main" xmlns:w10="urn:schemas-microsoft-com:office:word" xmlns:w14="http://schemas.microsoft.com/office/word/2010/wordml" xmlns:wne="http://schemas.microsoft.com/office/word/2006/wordml" xmlns:wp="http://schemas.openxmlformats.org/drawingml/2006/wordprocessingDrawing" xmlns:wp14="http://schemas.microsoft.com/office/word/2010/wordprocessingDrawing" xmlns:wpc="http://schemas.microsoft.com/office/word/2010/wordprocessingCanvas" xmlns:wpg="http://schemas.microsoft.com/office/word/2010/wordprocessingGroup" xmlns:wpi="http://schemas.microsoft.com/office/word/2010/wordprocessingInk" xmlns:wps="http://schemas.microsoft.com/office/word/2010/wordprocessingShape" mc:Ignorable="w14 wp14">
+<w:numbering xmlns:mc="http://schemas.openxmlformats.org/markup-compatibility/2006" xmlns:w="http://schemas.openxmlformats.org/wordprocessingml/2006/main" xmlns:m="http://schemas.openxmlformats.org/officeDocument/2006/math" xmlns:mo="http://schemas.microsoft.com/office/mac/office/2008/main" xmlns:mv="urn:schemas-microsoft-com:mac:vml" xmlns:o="urn:schemas-microsoft-com:office:office" xmlns:r="http://schemas.openxmlformats.org/officeDocument/2006/relationships" xmlns:v="urn:schemas-microsoft-com:vml" xmlns:w10="urn:schemas-microsoft-com:office:word" xmlns:w14="http://schemas.microsoft.com/office/word/2010/wordml" xmlns:wne="http://schemas.microsoft.com/office/word/2006/wordml" xmlns:wp="http://schemas.openxmlformats.org/drawingml/2006/wordprocessingDrawing" xmlns:wp14="http://schemas.microsoft.com/office/word/2010/wordprocessingDrawing" xmlns:wpc="http://schemas.microsoft.com/office/word/2010/wordprocessingCanvas" xmlns:wpg="http://schemas.microsoft.com/office/word/2010/wordprocessingGroup" xmlns:wpi="http://schemas.microsoft.com/office/word/2010/wordprocessingInk" xmlns:wps="http://schemas.microsoft.com/office/word/2010/wordprocessingShape" mc:Ignorable="w14 wp14">
   <w:abstractNum w:abstractNumId="0">
     <w:nsid w:val="FFFFFF7C"/>
     <w:multiLevelType w:val="singleLevel"/>
@@ -2726,7 +3010,7 @@
         <w:ind w:hanging="360" w:left="1440"/>
       </w:pPr>
       <w:rPr>
-        <w:rFonts w:ascii="Symbol" w:hAnsi="Symbol" w:hint="default"/>
+        <w:rFonts w:ascii="Symbol" w:hAnsi="Symbol" w:hint="default" w:eastAsia="黑体"/>
       </w:rPr>
     </w:lvl>
   </w:abstractNum>
@@ -2747,7 +3031,7 @@
         <w:ind w:hanging="360" w:left="1080"/>
       </w:pPr>
       <w:rPr>
-        <w:rFonts w:ascii="Symbol" w:hAnsi="Symbol" w:hint="default"/>
+        <w:rFonts w:ascii="Symbol" w:hAnsi="Symbol" w:hint="default" w:eastAsia="黑体"/>
       </w:rPr>
     </w:lvl>
   </w:abstractNum>
@@ -2768,7 +3052,7 @@
         <w:ind w:hanging="360" w:left="720"/>
       </w:pPr>
       <w:rPr>
-        <w:rFonts w:ascii="Symbol" w:hAnsi="Symbol" w:hint="default"/>
+        <w:rFonts w:ascii="Symbol" w:hAnsi="Symbol" w:hint="default" w:eastAsia="黑体"/>
       </w:rPr>
     </w:lvl>
   </w:abstractNum>
@@ -2807,7 +3091,7 @@
         <w:ind w:hanging="360" w:left="360"/>
       </w:pPr>
       <w:rPr>
-        <w:rFonts w:ascii="Symbol" w:hAnsi="Symbol" w:hint="default"/>
+        <w:rFonts w:ascii="Symbol" w:hAnsi="Symbol" w:hint="default" w:eastAsia="黑体"/>
       </w:rPr>
     </w:lvl>
   </w:abstractNum>
@@ -2898,7 +3182,7 @@
         <w:ind w:left="720" w:hanging="360"/>
       </w:pPr>
       <w:rPr>
-        <w:rFonts w:ascii="Symbol" w:hAnsi="Symbol" w:cs="Symbol" w:hint="default"/>
+        <w:rFonts w:ascii="Symbol" w:hAnsi="Symbol" w:cs="Symbol" w:hint="default" w:eastAsia="黑体"/>
       </w:rPr>
     </w:lvl>
     <w:lvl w:ilvl="1">
@@ -2909,7 +3193,7 @@
         <w:ind w:left="1440" w:hanging="360"/>
       </w:pPr>
       <w:rPr>
-        <w:rFonts w:ascii="Courier New" w:hAnsi="Courier New" w:cs="Courier New" w:hint="default"/>
+        <w:rFonts w:ascii="Courier New" w:hAnsi="Courier New" w:cs="Courier New" w:hint="default" w:eastAsia="黑体"/>
       </w:rPr>
     </w:lvl>
     <w:lvl w:ilvl="2">
@@ -2920,7 +3204,7 @@
         <w:ind w:left="2160" w:hanging="360"/>
       </w:pPr>
       <w:rPr>
-        <w:rFonts w:ascii="Wingdings" w:hAnsi="Wingdings" w:cs="Wingdings" w:hint="default"/>
+        <w:rFonts w:ascii="Wingdings" w:hAnsi="Wingdings" w:cs="Wingdings" w:hint="default" w:eastAsia="黑体"/>
       </w:rPr>
     </w:lvl>
     <w:lvl w:ilvl="3">
@@ -2931,7 +3215,7 @@
         <w:ind w:left="2880" w:hanging="360"/>
       </w:pPr>
       <w:rPr>
-        <w:rFonts w:ascii="Symbol" w:hAnsi="Symbol" w:cs="Symbol" w:hint="default"/>
+        <w:rFonts w:ascii="Symbol" w:hAnsi="Symbol" w:cs="Symbol" w:hint="default" w:eastAsia="黑体"/>
       </w:rPr>
     </w:lvl>
     <w:lvl w:ilvl="4">
@@ -2942,7 +3226,7 @@
         <w:ind w:left="3600" w:hanging="360"/>
       </w:pPr>
       <w:rPr>
-        <w:rFonts w:ascii="Courier New" w:hAnsi="Courier New" w:cs="Courier New" w:hint="default"/>
+        <w:rFonts w:ascii="Courier New" w:hAnsi="Courier New" w:cs="Courier New" w:hint="default" w:eastAsia="黑体"/>
       </w:rPr>
     </w:lvl>
     <w:lvl w:ilvl="5">
@@ -2953,7 +3237,7 @@
         <w:ind w:left="4320" w:hanging="360"/>
       </w:pPr>
       <w:rPr>
-        <w:rFonts w:ascii="Wingdings" w:hAnsi="Wingdings" w:cs="Wingdings" w:hint="default"/>
+        <w:rFonts w:ascii="Wingdings" w:hAnsi="Wingdings" w:cs="Wingdings" w:hint="default" w:eastAsia="黑体"/>
       </w:rPr>
     </w:lvl>
     <w:lvl w:ilvl="6">
@@ -2964,7 +3248,7 @@
         <w:ind w:left="5040" w:hanging="360"/>
       </w:pPr>
       <w:rPr>
-        <w:rFonts w:ascii="Symbol" w:hAnsi="Symbol" w:cs="Symbol" w:hint="default"/>
+        <w:rFonts w:ascii="Symbol" w:hAnsi="Symbol" w:cs="Symbol" w:hint="default" w:eastAsia="黑体"/>
       </w:rPr>
     </w:lvl>
     <w:lvl w:ilvl="7">
@@ -2975,7 +3259,7 @@
         <w:ind w:left="5760" w:hanging="360"/>
       </w:pPr>
       <w:rPr>
-        <w:rFonts w:ascii="Courier New" w:hAnsi="Courier New" w:cs="Courier New" w:hint="default"/>
+        <w:rFonts w:ascii="Courier New" w:hAnsi="Courier New" w:cs="Courier New" w:hint="default" w:eastAsia="黑体"/>
       </w:rPr>
     </w:lvl>
     <w:lvl w:ilvl="8">
@@ -2986,7 +3270,7 @@
         <w:ind w:left="6480" w:hanging="360"/>
       </w:pPr>
       <w:rPr>
-        <w:rFonts w:ascii="Wingdings" w:hAnsi="Wingdings" w:cs="Wingdings" w:hint="default"/>
+        <w:rFonts w:ascii="Wingdings" w:hAnsi="Wingdings" w:cs="Wingdings" w:hint="default" w:eastAsia="黑体"/>
       </w:rPr>
     </w:lvl>
   </w:abstractNum>
@@ -3042,11 +3326,11 @@
 </file>
 
 <file path=word/styles.xml><?xml version="1.0" encoding="utf-8"?>
-<w:styles xmlns:mc="http://schemas.openxmlformats.org/markup-compatibility/2006" xmlns:r="http://schemas.openxmlformats.org/officeDocument/2006/relationships" xmlns:w="http://schemas.openxmlformats.org/wordprocessingml/2006/main" xmlns:w14="http://schemas.microsoft.com/office/word/2010/wordml" mc:Ignorable="w14">
+<w:styles xmlns:mc="http://schemas.openxmlformats.org/markup-compatibility/2006" xmlns:w="http://schemas.openxmlformats.org/wordprocessingml/2006/main" xmlns:r="http://schemas.openxmlformats.org/officeDocument/2006/relationships" xmlns:w14="http://schemas.microsoft.com/office/word/2010/wordml" mc:Ignorable="w14">
   <w:docDefaults>
     <w:rPrDefault>
       <w:rPr>
-        <w:rFonts w:asciiTheme="minorHAnsi" w:cstheme="minorBidi" w:eastAsiaTheme="minorEastAsia" w:hAnsiTheme="minorHAnsi"/>
+        <w:rFonts w:asciiTheme="minorHAnsi" w:cstheme="minorBidi" w:hAnsiTheme="minorHAnsi" w:eastAsia="黑体"/>
         <w:sz w:val="22"/>
         <w:szCs w:val="22"/>
         <w:lang w:bidi="ar-SA" w:eastAsia="en-US" w:val="en-US"/>
@@ -3268,7 +3552,7 @@
       <w:outlineLvl w:val="0"/>
     </w:pPr>
     <w:rPr>
-      <w:rFonts w:ascii="Times New Roman" w:asciiTheme="majorHAnsi" w:cstheme="majorBidi" w:eastAsia="黑体" w:eastAsiaTheme="majorEastAsia" w:hAnsi="Times New Roman" w:hAnsiTheme="majorHAnsi"/>
+      <w:rFonts w:ascii="Times New Roman" w:asciiTheme="majorHAnsi" w:cstheme="majorBidi" w:eastAsia="黑体" w:hAnsi="Times New Roman" w:hAnsiTheme="majorHAnsi"/>
       <w:b/>
       <w:bCs/>
       <w:color w:val="1F3864"/>
@@ -3292,7 +3576,7 @@
       <w:outlineLvl w:val="1"/>
     </w:pPr>
     <w:rPr>
-      <w:rFonts w:ascii="Times New Roman" w:asciiTheme="majorHAnsi" w:cstheme="majorBidi" w:eastAsia="黑体" w:eastAsiaTheme="majorEastAsia" w:hAnsi="Times New Roman" w:hAnsiTheme="majorHAnsi"/>
+      <w:rFonts w:ascii="Times New Roman" w:asciiTheme="majorHAnsi" w:cstheme="majorBidi" w:eastAsia="黑体" w:hAnsi="Times New Roman" w:hAnsiTheme="majorHAnsi"/>
       <w:b/>
       <w:bCs/>
       <w:color w:val="2E4E7E"/>
@@ -3316,7 +3600,7 @@
       <w:outlineLvl w:val="2"/>
     </w:pPr>
     <w:rPr>
-      <w:rFonts w:ascii="Times New Roman" w:asciiTheme="majorHAnsi" w:cstheme="majorBidi" w:eastAsia="黑体" w:eastAsiaTheme="majorEastAsia" w:hAnsi="Times New Roman" w:hAnsiTheme="majorHAnsi"/>
+      <w:rFonts w:ascii="Times New Roman" w:asciiTheme="majorHAnsi" w:cstheme="majorBidi" w:eastAsia="黑体" w:hAnsi="Times New Roman" w:hAnsiTheme="majorHAnsi"/>
       <w:b/>
       <w:bCs/>
       <w:color w:val="2E4E7E"/>
@@ -3340,7 +3624,7 @@
       <w:outlineLvl w:val="3"/>
     </w:pPr>
     <w:rPr>
-      <w:rFonts w:ascii="Times New Roman" w:asciiTheme="majorHAnsi" w:cstheme="majorBidi" w:eastAsia="黑体" w:eastAsiaTheme="majorEastAsia" w:hAnsi="Times New Roman" w:hAnsiTheme="majorHAnsi"/>
+      <w:rFonts w:ascii="Times New Roman" w:asciiTheme="majorHAnsi" w:cstheme="majorBidi" w:eastAsia="黑体" w:hAnsi="Times New Roman" w:hAnsiTheme="majorHAnsi"/>
       <w:b/>
       <w:bCs/>
       <w:i/>
@@ -3366,7 +3650,7 @@
       <w:outlineLvl w:val="4"/>
     </w:pPr>
     <w:rPr>
-      <w:rFonts w:ascii="Times New Roman" w:asciiTheme="majorHAnsi" w:cstheme="majorBidi" w:eastAsia="黑体" w:eastAsiaTheme="majorEastAsia" w:hAnsi="Times New Roman" w:hAnsiTheme="majorHAnsi"/>
+      <w:rFonts w:ascii="Times New Roman" w:asciiTheme="majorHAnsi" w:cstheme="majorBidi" w:eastAsia="黑体" w:hAnsi="Times New Roman" w:hAnsiTheme="majorHAnsi"/>
       <w:b/>
       <w:color w:val="333333"/>
       <w:sz w:val="22"/>
@@ -3389,7 +3673,7 @@
       <w:outlineLvl w:val="5"/>
     </w:pPr>
     <w:rPr>
-      <w:rFonts w:asciiTheme="majorHAnsi" w:cstheme="majorBidi" w:eastAsiaTheme="majorEastAsia" w:hAnsiTheme="majorHAnsi"/>
+      <w:rFonts w:asciiTheme="majorHAnsi" w:cstheme="majorBidi" w:hAnsiTheme="majorHAnsi" w:eastAsia="黑体"/>
       <w:i/>
       <w:iCs/>
       <w:color w:themeColor="accent1" w:themeShade="7F" w:val="243F60"/>
@@ -3412,7 +3696,7 @@
       <w:outlineLvl w:val="6"/>
     </w:pPr>
     <w:rPr>
-      <w:rFonts w:asciiTheme="majorHAnsi" w:cstheme="majorBidi" w:eastAsiaTheme="majorEastAsia" w:hAnsiTheme="majorHAnsi"/>
+      <w:rFonts w:asciiTheme="majorHAnsi" w:cstheme="majorBidi" w:hAnsiTheme="majorHAnsi" w:eastAsia="黑体"/>
       <w:i/>
       <w:iCs/>
       <w:color w:themeColor="text1" w:themeTint="BF" w:val="404040"/>
@@ -3435,7 +3719,7 @@
       <w:outlineLvl w:val="7"/>
     </w:pPr>
     <w:rPr>
-      <w:rFonts w:asciiTheme="majorHAnsi" w:cstheme="majorBidi" w:eastAsiaTheme="majorEastAsia" w:hAnsiTheme="majorHAnsi"/>
+      <w:rFonts w:asciiTheme="majorHAnsi" w:cstheme="majorBidi" w:hAnsiTheme="majorHAnsi" w:eastAsia="黑体"/>
       <w:color w:themeColor="accent1" w:val="4F81BD"/>
       <w:sz w:val="20"/>
       <w:szCs w:val="20"/>
@@ -3458,7 +3742,7 @@
       <w:outlineLvl w:val="8"/>
     </w:pPr>
     <w:rPr>
-      <w:rFonts w:asciiTheme="majorHAnsi" w:cstheme="majorBidi" w:eastAsiaTheme="majorEastAsia" w:hAnsiTheme="majorHAnsi"/>
+      <w:rFonts w:asciiTheme="majorHAnsi" w:cstheme="majorBidi" w:hAnsiTheme="majorHAnsi" w:eastAsia="黑体"/>
       <w:i/>
       <w:iCs/>
       <w:color w:themeColor="text1" w:themeTint="BF" w:val="404040"/>
@@ -3509,7 +3793,7 @@
     <w:uiPriority w:val="9"/>
     <w:rsid w:val="00FC693F"/>
     <w:rPr>
-      <w:rFonts w:asciiTheme="majorHAnsi" w:cstheme="majorBidi" w:eastAsiaTheme="majorEastAsia" w:hAnsiTheme="majorHAnsi"/>
+      <w:rFonts w:asciiTheme="majorHAnsi" w:cstheme="majorBidi" w:hAnsiTheme="majorHAnsi" w:eastAsia="黑体"/>
       <w:b/>
       <w:bCs/>
       <w:color w:themeColor="accent1" w:themeShade="BF" w:val="365F91"/>
@@ -3524,7 +3808,7 @@
     <w:uiPriority w:val="9"/>
     <w:rsid w:val="00FC693F"/>
     <w:rPr>
-      <w:rFonts w:asciiTheme="majorHAnsi" w:cstheme="majorBidi" w:eastAsiaTheme="majorEastAsia" w:hAnsiTheme="majorHAnsi"/>
+      <w:rFonts w:asciiTheme="majorHAnsi" w:cstheme="majorBidi" w:hAnsiTheme="majorHAnsi" w:eastAsia="黑体"/>
       <w:b/>
       <w:bCs/>
       <w:color w:themeColor="accent1" w:val="4F81BD"/>
@@ -3539,7 +3823,7 @@
     <w:uiPriority w:val="9"/>
     <w:rsid w:val="00FC693F"/>
     <w:rPr>
-      <w:rFonts w:asciiTheme="majorHAnsi" w:cstheme="majorBidi" w:eastAsiaTheme="majorEastAsia" w:hAnsiTheme="majorHAnsi"/>
+      <w:rFonts w:asciiTheme="majorHAnsi" w:cstheme="majorBidi" w:hAnsiTheme="majorHAnsi" w:eastAsia="黑体"/>
       <w:b/>
       <w:bCs/>
       <w:color w:themeColor="accent1" w:val="4F81BD"/>
@@ -3562,7 +3846,7 @@
       <w:contextualSpacing/>
     </w:pPr>
     <w:rPr>
-      <w:rFonts w:ascii="Times New Roman" w:asciiTheme="majorHAnsi" w:cstheme="majorBidi" w:eastAsia="黑体" w:eastAsiaTheme="majorEastAsia" w:hAnsi="Times New Roman" w:hAnsiTheme="majorHAnsi"/>
+      <w:rFonts w:ascii="Times New Roman" w:asciiTheme="majorHAnsi" w:cstheme="majorBidi" w:eastAsia="黑体" w:hAnsi="Times New Roman" w:hAnsiTheme="majorHAnsi"/>
       <w:b/>
       <w:color w:val="1F3864"/>
       <w:spacing w:val="5"/>
@@ -3578,7 +3862,7 @@
     <w:uiPriority w:val="10"/>
     <w:rsid w:val="00FC693F"/>
     <w:rPr>
-      <w:rFonts w:asciiTheme="majorHAnsi" w:cstheme="majorBidi" w:eastAsiaTheme="majorEastAsia" w:hAnsiTheme="majorHAnsi"/>
+      <w:rFonts w:asciiTheme="majorHAnsi" w:cstheme="majorBidi" w:hAnsiTheme="majorHAnsi" w:eastAsia="黑体"/>
       <w:color w:themeColor="text2" w:themeShade="BF" w:val="17365D"/>
       <w:spacing w:val="5"/>
       <w:kern w:val="28"/>
@@ -3600,7 +3884,7 @@
       </w:numPr>
     </w:pPr>
     <w:rPr>
-      <w:rFonts w:asciiTheme="majorHAnsi" w:cstheme="majorBidi" w:eastAsiaTheme="majorEastAsia" w:hAnsiTheme="majorHAnsi"/>
+      <w:rFonts w:asciiTheme="majorHAnsi" w:cstheme="majorBidi" w:hAnsiTheme="majorHAnsi" w:eastAsia="黑体"/>
       <w:i/>
       <w:iCs/>
       <w:color w:themeColor="accent1" w:val="4F81BD"/>
@@ -3616,7 +3900,7 @@
     <w:uiPriority w:val="11"/>
     <w:rsid w:val="00FC693F"/>
     <w:rPr>
-      <w:rFonts w:asciiTheme="majorHAnsi" w:cstheme="majorBidi" w:eastAsiaTheme="majorEastAsia" w:hAnsiTheme="majorHAnsi"/>
+      <w:rFonts w:asciiTheme="majorHAnsi" w:cstheme="majorBidi" w:hAnsiTheme="majorHAnsi" w:eastAsia="黑体"/>
       <w:i/>
       <w:iCs/>
       <w:color w:themeColor="accent1" w:val="4F81BD"/>
@@ -3683,6 +3967,7 @@
       <w:spacing w:after="120"/>
     </w:pPr>
     <w:rPr>
+      <w:rFonts w:eastAsia="黑体"/>
       <w:sz w:val="16"/>
       <w:szCs w:val="16"/>
     </w:rPr>
@@ -3694,6 +3979,7 @@
     <w:uiPriority w:val="99"/>
     <w:rsid w:val="00AA1D8D"/>
     <w:rPr>
+      <w:rFonts w:eastAsia="黑体"/>
       <w:sz w:val="16"/>
       <w:szCs w:val="16"/>
     </w:rPr>
@@ -3863,7 +4149,7 @@
       </w:tabs>
     </w:pPr>
     <w:rPr>
-      <w:rFonts w:ascii="Courier" w:hAnsi="Courier"/>
+      <w:rFonts w:ascii="Courier" w:hAnsi="Courier" w:eastAsia="黑体"/>
       <w:sz w:val="20"/>
       <w:szCs w:val="20"/>
     </w:rPr>
@@ -3875,7 +4161,7 @@
     <w:uiPriority w:val="99"/>
     <w:rsid w:val="0029639D"/>
     <w:rPr>
-      <w:rFonts w:ascii="Courier" w:hAnsi="Courier"/>
+      <w:rFonts w:ascii="Courier" w:hAnsi="Courier" w:eastAsia="黑体"/>
       <w:sz w:val="20"/>
       <w:szCs w:val="20"/>
     </w:rPr>
@@ -3911,6 +4197,7 @@
     <w:uiPriority w:val="29"/>
     <w:rsid w:val="00FC693F"/>
     <w:rPr>
+      <w:rFonts w:eastAsia="黑体"/>
       <w:i/>
       <w:iCs/>
       <w:color w:themeColor="text1" w:val="000000"/>
@@ -3924,7 +4211,7 @@
     <w:semiHidden/>
     <w:rsid w:val="00FC693F"/>
     <w:rPr>
-      <w:rFonts w:asciiTheme="majorHAnsi" w:cstheme="majorBidi" w:eastAsiaTheme="majorEastAsia" w:hAnsiTheme="majorHAnsi"/>
+      <w:rFonts w:asciiTheme="majorHAnsi" w:cstheme="majorBidi" w:hAnsiTheme="majorHAnsi" w:eastAsia="黑体"/>
       <w:b/>
       <w:bCs/>
       <w:i/>
@@ -3940,7 +4227,7 @@
     <w:semiHidden/>
     <w:rsid w:val="00FC693F"/>
     <w:rPr>
-      <w:rFonts w:asciiTheme="majorHAnsi" w:cstheme="majorBidi" w:eastAsiaTheme="majorEastAsia" w:hAnsiTheme="majorHAnsi"/>
+      <w:rFonts w:asciiTheme="majorHAnsi" w:cstheme="majorBidi" w:hAnsiTheme="majorHAnsi" w:eastAsia="黑体"/>
       <w:color w:themeColor="accent1" w:themeShade="7F" w:val="243F60"/>
     </w:rPr>
   </w:style>
@@ -3952,7 +4239,7 @@
     <w:semiHidden/>
     <w:rsid w:val="00FC693F"/>
     <w:rPr>
-      <w:rFonts w:asciiTheme="majorHAnsi" w:cstheme="majorBidi" w:eastAsiaTheme="majorEastAsia" w:hAnsiTheme="majorHAnsi"/>
+      <w:rFonts w:asciiTheme="majorHAnsi" w:cstheme="majorBidi" w:hAnsiTheme="majorHAnsi" w:eastAsia="黑体"/>
       <w:i/>
       <w:iCs/>
       <w:color w:themeColor="accent1" w:themeShade="7F" w:val="243F60"/>
@@ -3966,7 +4253,7 @@
     <w:semiHidden/>
     <w:rsid w:val="00FC693F"/>
     <w:rPr>
-      <w:rFonts w:asciiTheme="majorHAnsi" w:cstheme="majorBidi" w:eastAsiaTheme="majorEastAsia" w:hAnsiTheme="majorHAnsi"/>
+      <w:rFonts w:asciiTheme="majorHAnsi" w:cstheme="majorBidi" w:hAnsiTheme="majorHAnsi" w:eastAsia="黑体"/>
       <w:i/>
       <w:iCs/>
       <w:color w:themeColor="text1" w:themeTint="BF" w:val="404040"/>
@@ -3980,7 +4267,7 @@
     <w:semiHidden/>
     <w:rsid w:val="00FC693F"/>
     <w:rPr>
-      <w:rFonts w:asciiTheme="majorHAnsi" w:cstheme="majorBidi" w:eastAsiaTheme="majorEastAsia" w:hAnsiTheme="majorHAnsi"/>
+      <w:rFonts w:asciiTheme="majorHAnsi" w:cstheme="majorBidi" w:hAnsiTheme="majorHAnsi" w:eastAsia="黑体"/>
       <w:color w:themeColor="accent1" w:val="4F81BD"/>
       <w:sz w:val="20"/>
       <w:szCs w:val="20"/>
@@ -3994,7 +4281,7 @@
     <w:semiHidden/>
     <w:rsid w:val="00FC693F"/>
     <w:rPr>
-      <w:rFonts w:asciiTheme="majorHAnsi" w:cstheme="majorBidi" w:eastAsiaTheme="majorEastAsia" w:hAnsiTheme="majorHAnsi"/>
+      <w:rFonts w:asciiTheme="majorHAnsi" w:cstheme="majorBidi" w:hAnsiTheme="majorHAnsi" w:eastAsia="黑体"/>
       <w:i/>
       <w:iCs/>
       <w:color w:themeColor="text1" w:themeTint="BF" w:val="404040"/>
@@ -4015,6 +4302,7 @@
       <w:spacing w:line="240" w:lineRule="auto"/>
     </w:pPr>
     <w:rPr>
+      <w:rFonts w:eastAsia="黑体"/>
       <w:b/>
       <w:bCs/>
       <w:color w:themeColor="accent1" w:val="4F81BD"/>
@@ -4029,6 +4317,7 @@
     <w:qFormat/>
     <w:rsid w:val="00FC693F"/>
     <w:rPr>
+      <w:rFonts w:eastAsia="黑体"/>
       <w:b/>
       <w:bCs/>
     </w:rPr>
@@ -4040,6 +4329,7 @@
     <w:qFormat/>
     <w:rsid w:val="00FC693F"/>
     <w:rPr>
+      <w:rFonts w:eastAsia="黑体"/>
       <w:i/>
       <w:iCs/>
     </w:rPr>
@@ -4060,6 +4350,7 @@
       <w:ind w:left="936" w:right="936"/>
     </w:pPr>
     <w:rPr>
+      <w:rFonts w:eastAsia="黑体"/>
       <w:b/>
       <w:bCs/>
       <w:i/>
@@ -4074,6 +4365,7 @@
     <w:uiPriority w:val="30"/>
     <w:rsid w:val="00FC693F"/>
     <w:rPr>
+      <w:rFonts w:eastAsia="黑体"/>
       <w:b/>
       <w:bCs/>
       <w:i/>
@@ -4088,6 +4380,7 @@
     <w:qFormat/>
     <w:rsid w:val="00FC693F"/>
     <w:rPr>
+      <w:rFonts w:eastAsia="黑体"/>
       <w:i/>
       <w:iCs/>
       <w:color w:themeColor="text1" w:themeTint="7F" w:val="808080"/>
@@ -4100,6 +4393,7 @@
     <w:qFormat/>
     <w:rsid w:val="00FC693F"/>
     <w:rPr>
+      <w:rFonts w:eastAsia="黑体"/>
       <w:b/>
       <w:bCs/>
       <w:i/>
@@ -4114,6 +4408,7 @@
     <w:qFormat/>
     <w:rsid w:val="00FC693F"/>
     <w:rPr>
+      <w:rFonts w:eastAsia="黑体"/>
       <w:smallCaps/>
       <w:color w:themeColor="accent2" w:val="C0504D"/>
       <w:u w:val="single"/>
@@ -4126,6 +4421,7 @@
     <w:qFormat/>
     <w:rsid w:val="00FC693F"/>
     <w:rPr>
+      <w:rFonts w:eastAsia="黑体"/>
       <w:b/>
       <w:bCs/>
       <w:smallCaps/>
@@ -4141,6 +4437,7 @@
     <w:qFormat/>
     <w:rsid w:val="00FC693F"/>
     <w:rPr>
+      <w:rFonts w:eastAsia="黑体"/>
       <w:b/>
       <w:bCs/>
       <w:smallCaps/>
@@ -4195,6 +4492,7 @@
       <w:spacing w:after="0" w:line="240" w:lineRule="auto"/>
     </w:pPr>
     <w:rPr>
+      <w:rFonts w:eastAsia="黑体"/>
       <w:color w:themeColor="text1" w:themeShade="BF" w:val="000000"/>
     </w:rPr>
     <w:tblPr>
@@ -4217,6 +4515,7 @@
         <w:spacing w:after="0" w:before="0" w:line="240" w:lineRule="auto"/>
       </w:pPr>
       <w:rPr>
+        <w:rFonts w:eastAsia="黑体"/>
         <w:b/>
         <w:bCs/>
       </w:rPr>
@@ -4237,6 +4536,7 @@
         <w:spacing w:after="0" w:before="0" w:line="240" w:lineRule="auto"/>
       </w:pPr>
       <w:rPr>
+        <w:rFonts w:eastAsia="黑体"/>
         <w:b/>
         <w:bCs/>
       </w:rPr>
@@ -4254,12 +4554,14 @@
     </w:tblStylePr>
     <w:tblStylePr w:type="firstCol">
       <w:rPr>
+        <w:rFonts w:eastAsia="黑体"/>
         <w:b/>
         <w:bCs/>
       </w:rPr>
     </w:tblStylePr>
     <w:tblStylePr w:type="lastCol">
       <w:rPr>
+        <w:rFonts w:eastAsia="黑体"/>
         <w:b/>
         <w:bCs/>
       </w:rPr>
@@ -4298,6 +4600,7 @@
       <w:spacing w:after="0" w:line="240" w:lineRule="auto"/>
     </w:pPr>
     <w:rPr>
+      <w:rFonts w:eastAsia="黑体"/>
       <w:color w:themeColor="accent1" w:themeShade="BF" w:val="365F91"/>
     </w:rPr>
     <w:tblPr>
@@ -4320,6 +4623,7 @@
         <w:spacing w:after="0" w:before="0" w:line="240" w:lineRule="auto"/>
       </w:pPr>
       <w:rPr>
+        <w:rFonts w:eastAsia="黑体"/>
         <w:b/>
         <w:bCs/>
       </w:rPr>
@@ -4340,6 +4644,7 @@
         <w:spacing w:after="0" w:before="0" w:line="240" w:lineRule="auto"/>
       </w:pPr>
       <w:rPr>
+        <w:rFonts w:eastAsia="黑体"/>
         <w:b/>
         <w:bCs/>
       </w:rPr>
@@ -4357,12 +4662,14 @@
     </w:tblStylePr>
     <w:tblStylePr w:type="firstCol">
       <w:rPr>
+        <w:rFonts w:eastAsia="黑体"/>
         <w:b/>
         <w:bCs/>
       </w:rPr>
     </w:tblStylePr>
     <w:tblStylePr w:type="lastCol">
       <w:rPr>
+        <w:rFonts w:eastAsia="黑体"/>
         <w:b/>
         <w:bCs/>
       </w:rPr>
@@ -4401,6 +4708,7 @@
       <w:spacing w:after="0" w:line="240" w:lineRule="auto"/>
     </w:pPr>
     <w:rPr>
+      <w:rFonts w:eastAsia="黑体"/>
       <w:color w:themeColor="accent2" w:themeShade="BF" w:val="943634"/>
     </w:rPr>
     <w:tblPr>
@@ -4423,6 +4731,7 @@
         <w:spacing w:after="0" w:before="0" w:line="240" w:lineRule="auto"/>
       </w:pPr>
       <w:rPr>
+        <w:rFonts w:eastAsia="黑体"/>
         <w:b/>
         <w:bCs/>
       </w:rPr>
@@ -4443,6 +4752,7 @@
         <w:spacing w:after="0" w:before="0" w:line="240" w:lineRule="auto"/>
       </w:pPr>
       <w:rPr>
+        <w:rFonts w:eastAsia="黑体"/>
         <w:b/>
         <w:bCs/>
       </w:rPr>
@@ -4460,12 +4770,14 @@
     </w:tblStylePr>
     <w:tblStylePr w:type="firstCol">
       <w:rPr>
+        <w:rFonts w:eastAsia="黑体"/>
         <w:b/>
         <w:bCs/>
       </w:rPr>
     </w:tblStylePr>
     <w:tblStylePr w:type="lastCol">
       <w:rPr>
+        <w:rFonts w:eastAsia="黑体"/>
         <w:b/>
         <w:bCs/>
       </w:rPr>
@@ -4504,6 +4816,7 @@
       <w:spacing w:after="0" w:line="240" w:lineRule="auto"/>
     </w:pPr>
     <w:rPr>
+      <w:rFonts w:eastAsia="黑体"/>
       <w:color w:themeColor="accent3" w:themeShade="BF" w:val="76923C"/>
     </w:rPr>
     <w:tblPr>
@@ -4526,6 +4839,7 @@
         <w:spacing w:after="0" w:before="0" w:line="240" w:lineRule="auto"/>
       </w:pPr>
       <w:rPr>
+        <w:rFonts w:eastAsia="黑体"/>
         <w:b/>
         <w:bCs/>
       </w:rPr>
@@ -4546,6 +4860,7 @@
         <w:spacing w:after="0" w:before="0" w:line="240" w:lineRule="auto"/>
       </w:pPr>
       <w:rPr>
+        <w:rFonts w:eastAsia="黑体"/>
         <w:b/>
         <w:bCs/>
       </w:rPr>
@@ -4563,12 +4878,14 @@
     </w:tblStylePr>
     <w:tblStylePr w:type="firstCol">
       <w:rPr>
+        <w:rFonts w:eastAsia="黑体"/>
         <w:b/>
         <w:bCs/>
       </w:rPr>
     </w:tblStylePr>
     <w:tblStylePr w:type="lastCol">
       <w:rPr>
+        <w:rFonts w:eastAsia="黑体"/>
         <w:b/>
         <w:bCs/>
       </w:rPr>
@@ -4607,6 +4924,7 @@
       <w:spacing w:after="0" w:line="240" w:lineRule="auto"/>
     </w:pPr>
     <w:rPr>
+      <w:rFonts w:eastAsia="黑体"/>
       <w:color w:themeColor="accent4" w:themeShade="BF" w:val="5F497A"/>
     </w:rPr>
     <w:tblPr>
@@ -4629,6 +4947,7 @@
         <w:spacing w:after="0" w:before="0" w:line="240" w:lineRule="auto"/>
       </w:pPr>
       <w:rPr>
+        <w:rFonts w:eastAsia="黑体"/>
         <w:b/>
         <w:bCs/>
       </w:rPr>
@@ -4649,6 +4968,7 @@
         <w:spacing w:after="0" w:before="0" w:line="240" w:lineRule="auto"/>
       </w:pPr>
       <w:rPr>
+        <w:rFonts w:eastAsia="黑体"/>
         <w:b/>
         <w:bCs/>
       </w:rPr>
@@ -4666,12 +4986,14 @@
     </w:tblStylePr>
     <w:tblStylePr w:type="firstCol">
       <w:rPr>
+        <w:rFonts w:eastAsia="黑体"/>
         <w:b/>
         <w:bCs/>
       </w:rPr>
     </w:tblStylePr>
     <w:tblStylePr w:type="lastCol">
       <w:rPr>
+        <w:rFonts w:eastAsia="黑体"/>
         <w:b/>
         <w:bCs/>
       </w:rPr>
@@ -4710,6 +5032,7 @@
       <w:spacing w:after="0" w:line="240" w:lineRule="auto"/>
     </w:pPr>
     <w:rPr>
+      <w:rFonts w:eastAsia="黑体"/>
       <w:color w:themeColor="accent5" w:themeShade="BF" w:val="31849B"/>
     </w:rPr>
     <w:tblPr>
@@ -4732,6 +5055,7 @@
         <w:spacing w:after="0" w:before="0" w:line="240" w:lineRule="auto"/>
       </w:pPr>
       <w:rPr>
+        <w:rFonts w:eastAsia="黑体"/>
         <w:b/>
         <w:bCs/>
       </w:rPr>
@@ -4752,6 +5076,7 @@
         <w:spacing w:after="0" w:before="0" w:line="240" w:lineRule="auto"/>
       </w:pPr>
       <w:rPr>
+        <w:rFonts w:eastAsia="黑体"/>
         <w:b/>
         <w:bCs/>
       </w:rPr>
@@ -4769,12 +5094,14 @@
     </w:tblStylePr>
     <w:tblStylePr w:type="firstCol">
       <w:rPr>
+        <w:rFonts w:eastAsia="黑体"/>
         <w:b/>
         <w:bCs/>
       </w:rPr>
     </w:tblStylePr>
     <w:tblStylePr w:type="lastCol">
       <w:rPr>
+        <w:rFonts w:eastAsia="黑体"/>
         <w:b/>
         <w:bCs/>
       </w:rPr>
@@ -4813,6 +5140,7 @@
       <w:spacing w:after="0" w:line="240" w:lineRule="auto"/>
     </w:pPr>
     <w:rPr>
+      <w:rFonts w:eastAsia="黑体"/>
       <w:color w:themeColor="accent6" w:themeShade="BF" w:val="E36C0A"/>
     </w:rPr>
     <w:tblPr>
@@ -4835,6 +5163,7 @@
         <w:spacing w:after="0" w:before="0" w:line="240" w:lineRule="auto"/>
       </w:pPr>
       <w:rPr>
+        <w:rFonts w:eastAsia="黑体"/>
         <w:b/>
         <w:bCs/>
       </w:rPr>
@@ -4855,6 +5184,7 @@
         <w:spacing w:after="0" w:before="0" w:line="240" w:lineRule="auto"/>
       </w:pPr>
       <w:rPr>
+        <w:rFonts w:eastAsia="黑体"/>
         <w:b/>
         <w:bCs/>
       </w:rPr>
@@ -4872,12 +5202,14 @@
     </w:tblStylePr>
     <w:tblStylePr w:type="firstCol">
       <w:rPr>
+        <w:rFonts w:eastAsia="黑体"/>
         <w:b/>
         <w:bCs/>
       </w:rPr>
     </w:tblStylePr>
     <w:tblStylePr w:type="lastCol">
       <w:rPr>
+        <w:rFonts w:eastAsia="黑体"/>
         <w:b/>
         <w:bCs/>
       </w:rPr>
@@ -4937,6 +5269,7 @@
         <w:spacing w:after="0" w:before="0" w:line="240" w:lineRule="auto"/>
       </w:pPr>
       <w:rPr>
+        <w:rFonts w:eastAsia="黑体"/>
         <w:b/>
         <w:bCs/>
         <w:color w:themeColor="background1" w:val="FFFFFF"/>
@@ -4951,6 +5284,7 @@
         <w:spacing w:after="0" w:before="0" w:line="240" w:lineRule="auto"/>
       </w:pPr>
       <w:rPr>
+        <w:rFonts w:eastAsia="黑体"/>
         <w:b/>
         <w:bCs/>
       </w:rPr>
@@ -4966,12 +5300,14 @@
     </w:tblStylePr>
     <w:tblStylePr w:type="firstCol">
       <w:rPr>
+        <w:rFonts w:eastAsia="黑体"/>
         <w:b/>
         <w:bCs/>
       </w:rPr>
     </w:tblStylePr>
     <w:tblStylePr w:type="lastCol">
       <w:rPr>
+        <w:rFonts w:eastAsia="黑体"/>
         <w:b/>
         <w:bCs/>
       </w:rPr>
@@ -5029,6 +5365,7 @@
         <w:spacing w:after="0" w:before="0" w:line="240" w:lineRule="auto"/>
       </w:pPr>
       <w:rPr>
+        <w:rFonts w:eastAsia="黑体"/>
         <w:b/>
         <w:bCs/>
         <w:color w:themeColor="background1" w:val="FFFFFF"/>
@@ -5043,6 +5380,7 @@
         <w:spacing w:after="0" w:before="0" w:line="240" w:lineRule="auto"/>
       </w:pPr>
       <w:rPr>
+        <w:rFonts w:eastAsia="黑体"/>
         <w:b/>
         <w:bCs/>
       </w:rPr>
@@ -5058,12 +5396,14 @@
     </w:tblStylePr>
     <w:tblStylePr w:type="firstCol">
       <w:rPr>
+        <w:rFonts w:eastAsia="黑体"/>
         <w:b/>
         <w:bCs/>
       </w:rPr>
     </w:tblStylePr>
     <w:tblStylePr w:type="lastCol">
       <w:rPr>
+        <w:rFonts w:eastAsia="黑体"/>
         <w:b/>
         <w:bCs/>
       </w:rPr>
@@ -5121,6 +5461,7 @@
         <w:spacing w:after="0" w:before="0" w:line="240" w:lineRule="auto"/>
       </w:pPr>
       <w:rPr>
+        <w:rFonts w:eastAsia="黑体"/>
         <w:b/>
         <w:bCs/>
         <w:color w:themeColor="background1" w:val="FFFFFF"/>
@@ -5135,6 +5476,7 @@
         <w:spacing w:after="0" w:before="0" w:line="240" w:lineRule="auto"/>
       </w:pPr>
       <w:rPr>
+        <w:rFonts w:eastAsia="黑体"/>
         <w:b/>
         <w:bCs/>
       </w:rPr>
@@ -5150,12 +5492,14 @@
     </w:tblStylePr>
     <w:tblStylePr w:type="firstCol">
       <w:rPr>
+        <w:rFonts w:eastAsia="黑体"/>
         <w:b/>
         <w:bCs/>
       </w:rPr>
     </w:tblStylePr>
     <w:tblStylePr w:type="lastCol">
       <w:rPr>
+        <w:rFonts w:eastAsia="黑体"/>
         <w:b/>
         <w:bCs/>
       </w:rPr>
@@ -5213,6 +5557,7 @@
         <w:spacing w:after="0" w:before="0" w:line="240" w:lineRule="auto"/>
       </w:pPr>
       <w:rPr>
+        <w:rFonts w:eastAsia="黑体"/>
         <w:b/>
         <w:bCs/>
         <w:color w:themeColor="background1" w:val="FFFFFF"/>
@@ -5227,6 +5572,7 @@
         <w:spacing w:after="0" w:before="0" w:line="240" w:lineRule="auto"/>
       </w:pPr>
       <w:rPr>
+        <w:rFonts w:eastAsia="黑体"/>
         <w:b/>
         <w:bCs/>
       </w:rPr>
@@ -5242,12 +5588,14 @@
     </w:tblStylePr>
     <w:tblStylePr w:type="firstCol">
       <w:rPr>
+        <w:rFonts w:eastAsia="黑体"/>
         <w:b/>
         <w:bCs/>
       </w:rPr>
     </w:tblStylePr>
     <w:tblStylePr w:type="lastCol">
       <w:rPr>
+        <w:rFonts w:eastAsia="黑体"/>
         <w:b/>
         <w:bCs/>
       </w:rPr>
@@ -5305,6 +5653,7 @@
         <w:spacing w:after="0" w:before="0" w:line="240" w:lineRule="auto"/>
       </w:pPr>
       <w:rPr>
+        <w:rFonts w:eastAsia="黑体"/>
         <w:b/>
         <w:bCs/>
         <w:color w:themeColor="background1" w:val="FFFFFF"/>
@@ -5319,6 +5668,7 @@
         <w:spacing w:after="0" w:before="0" w:line="240" w:lineRule="auto"/>
       </w:pPr>
       <w:rPr>
+        <w:rFonts w:eastAsia="黑体"/>
         <w:b/>
         <w:bCs/>
       </w:rPr>
@@ -5334,12 +5684,14 @@
     </w:tblStylePr>
     <w:tblStylePr w:type="firstCol">
       <w:rPr>
+        <w:rFonts w:eastAsia="黑体"/>
         <w:b/>
         <w:bCs/>
       </w:rPr>
     </w:tblStylePr>
     <w:tblStylePr w:type="lastCol">
       <w:rPr>
+        <w:rFonts w:eastAsia="黑体"/>
         <w:b/>
         <w:bCs/>
       </w:rPr>
@@ -5397,6 +5749,7 @@
         <w:spacing w:after="0" w:before="0" w:line="240" w:lineRule="auto"/>
       </w:pPr>
       <w:rPr>
+        <w:rFonts w:eastAsia="黑体"/>
         <w:b/>
         <w:bCs/>
         <w:color w:themeColor="background1" w:val="FFFFFF"/>
@@ -5411,6 +5764,7 @@
         <w:spacing w:after="0" w:before="0" w:line="240" w:lineRule="auto"/>
       </w:pPr>
       <w:rPr>
+        <w:rFonts w:eastAsia="黑体"/>
         <w:b/>
         <w:bCs/>
       </w:rPr>
@@ -5426,12 +5780,14 @@
     </w:tblStylePr>
     <w:tblStylePr w:type="firstCol">
       <w:rPr>
+        <w:rFonts w:eastAsia="黑体"/>
         <w:b/>
         <w:bCs/>
       </w:rPr>
     </w:tblStylePr>
     <w:tblStylePr w:type="lastCol">
       <w:rPr>
+        <w:rFonts w:eastAsia="黑体"/>
         <w:b/>
         <w:bCs/>
       </w:rPr>
@@ -5489,6 +5845,7 @@
         <w:spacing w:after="0" w:before="0" w:line="240" w:lineRule="auto"/>
       </w:pPr>
       <w:rPr>
+        <w:rFonts w:eastAsia="黑体"/>
         <w:b/>
         <w:bCs/>
         <w:color w:themeColor="background1" w:val="FFFFFF"/>
@@ -5503,6 +5860,7 @@
         <w:spacing w:after="0" w:before="0" w:line="240" w:lineRule="auto"/>
       </w:pPr>
       <w:rPr>
+        <w:rFonts w:eastAsia="黑体"/>
         <w:b/>
         <w:bCs/>
       </w:rPr>
@@ -5518,12 +5876,14 @@
     </w:tblStylePr>
     <w:tblStylePr w:type="firstCol">
       <w:rPr>
+        <w:rFonts w:eastAsia="黑体"/>
         <w:b/>
         <w:bCs/>
       </w:rPr>
     </w:tblStylePr>
     <w:tblStylePr w:type="lastCol">
       <w:rPr>
+        <w:rFonts w:eastAsia="黑体"/>
         <w:b/>
         <w:bCs/>
       </w:rPr>
@@ -5583,7 +5943,7 @@
         <w:spacing w:after="0" w:before="0" w:line="240" w:lineRule="auto"/>
       </w:pPr>
       <w:rPr>
-        <w:rFonts w:asciiTheme="majorHAnsi" w:cstheme="majorBidi" w:eastAsiaTheme="majorEastAsia" w:hAnsiTheme="majorHAnsi"/>
+        <w:rFonts w:asciiTheme="majorHAnsi" w:cstheme="majorBidi" w:hAnsiTheme="majorHAnsi" w:eastAsia="黑体"/>
         <w:b/>
         <w:bCs/>
       </w:rPr>
@@ -5604,7 +5964,7 @@
         <w:spacing w:after="0" w:before="0" w:line="240" w:lineRule="auto"/>
       </w:pPr>
       <w:rPr>
-        <w:rFonts w:asciiTheme="majorHAnsi" w:cstheme="majorBidi" w:eastAsiaTheme="majorEastAsia" w:hAnsiTheme="majorHAnsi"/>
+        <w:rFonts w:asciiTheme="majorHAnsi" w:cstheme="majorBidi" w:hAnsiTheme="majorHAnsi" w:eastAsia="黑体"/>
         <w:b/>
         <w:bCs/>
       </w:rPr>
@@ -5622,14 +5982,14 @@
     </w:tblStylePr>
     <w:tblStylePr w:type="firstCol">
       <w:rPr>
-        <w:rFonts w:asciiTheme="majorHAnsi" w:cstheme="majorBidi" w:eastAsiaTheme="majorEastAsia" w:hAnsiTheme="majorHAnsi"/>
+        <w:rFonts w:asciiTheme="majorHAnsi" w:cstheme="majorBidi" w:hAnsiTheme="majorHAnsi" w:eastAsia="黑体"/>
         <w:b/>
         <w:bCs/>
       </w:rPr>
     </w:tblStylePr>
     <w:tblStylePr w:type="lastCol">
       <w:rPr>
-        <w:rFonts w:asciiTheme="majorHAnsi" w:cstheme="majorBidi" w:eastAsiaTheme="majorEastAsia" w:hAnsiTheme="majorHAnsi"/>
+        <w:rFonts w:asciiTheme="majorHAnsi" w:cstheme="majorBidi" w:hAnsiTheme="majorHAnsi" w:eastAsia="黑体"/>
         <w:b/>
         <w:bCs/>
       </w:rPr>
@@ -5713,7 +6073,7 @@
         <w:spacing w:after="0" w:before="0" w:line="240" w:lineRule="auto"/>
       </w:pPr>
       <w:rPr>
-        <w:rFonts w:asciiTheme="majorHAnsi" w:cstheme="majorBidi" w:eastAsiaTheme="majorEastAsia" w:hAnsiTheme="majorHAnsi"/>
+        <w:rFonts w:asciiTheme="majorHAnsi" w:cstheme="majorBidi" w:hAnsiTheme="majorHAnsi" w:eastAsia="黑体"/>
         <w:b/>
         <w:bCs/>
       </w:rPr>
@@ -5734,7 +6094,7 @@
         <w:spacing w:after="0" w:before="0" w:line="240" w:lineRule="auto"/>
       </w:pPr>
       <w:rPr>
-        <w:rFonts w:asciiTheme="majorHAnsi" w:cstheme="majorBidi" w:eastAsiaTheme="majorEastAsia" w:hAnsiTheme="majorHAnsi"/>
+        <w:rFonts w:asciiTheme="majorHAnsi" w:cstheme="majorBidi" w:hAnsiTheme="majorHAnsi" w:eastAsia="黑体"/>
         <w:b/>
         <w:bCs/>
       </w:rPr>
@@ -5752,14 +6112,14 @@
     </w:tblStylePr>
     <w:tblStylePr w:type="firstCol">
       <w:rPr>
-        <w:rFonts w:asciiTheme="majorHAnsi" w:cstheme="majorBidi" w:eastAsiaTheme="majorEastAsia" w:hAnsiTheme="majorHAnsi"/>
+        <w:rFonts w:asciiTheme="majorHAnsi" w:cstheme="majorBidi" w:hAnsiTheme="majorHAnsi" w:eastAsia="黑体"/>
         <w:b/>
         <w:bCs/>
       </w:rPr>
     </w:tblStylePr>
     <w:tblStylePr w:type="lastCol">
       <w:rPr>
-        <w:rFonts w:asciiTheme="majorHAnsi" w:cstheme="majorBidi" w:eastAsiaTheme="majorEastAsia" w:hAnsiTheme="majorHAnsi"/>
+        <w:rFonts w:asciiTheme="majorHAnsi" w:cstheme="majorBidi" w:hAnsiTheme="majorHAnsi" w:eastAsia="黑体"/>
         <w:b/>
         <w:bCs/>
       </w:rPr>
@@ -5843,7 +6203,7 @@
         <w:spacing w:after="0" w:before="0" w:line="240" w:lineRule="auto"/>
       </w:pPr>
       <w:rPr>
-        <w:rFonts w:asciiTheme="majorHAnsi" w:cstheme="majorBidi" w:eastAsiaTheme="majorEastAsia" w:hAnsiTheme="majorHAnsi"/>
+        <w:rFonts w:asciiTheme="majorHAnsi" w:cstheme="majorBidi" w:hAnsiTheme="majorHAnsi" w:eastAsia="黑体"/>
         <w:b/>
         <w:bCs/>
       </w:rPr>
@@ -5864,7 +6224,7 @@
         <w:spacing w:after="0" w:before="0" w:line="240" w:lineRule="auto"/>
       </w:pPr>
       <w:rPr>
-        <w:rFonts w:asciiTheme="majorHAnsi" w:cstheme="majorBidi" w:eastAsiaTheme="majorEastAsia" w:hAnsiTheme="majorHAnsi"/>
+        <w:rFonts w:asciiTheme="majorHAnsi" w:cstheme="majorBidi" w:hAnsiTheme="majorHAnsi" w:eastAsia="黑体"/>
         <w:b/>
         <w:bCs/>
       </w:rPr>
@@ -5882,14 +6242,14 @@
     </w:tblStylePr>
     <w:tblStylePr w:type="firstCol">
       <w:rPr>
-        <w:rFonts w:asciiTheme="majorHAnsi" w:cstheme="majorBidi" w:eastAsiaTheme="majorEastAsia" w:hAnsiTheme="majorHAnsi"/>
+        <w:rFonts w:asciiTheme="majorHAnsi" w:cstheme="majorBidi" w:hAnsiTheme="majorHAnsi" w:eastAsia="黑体"/>
         <w:b/>
         <w:bCs/>
       </w:rPr>
     </w:tblStylePr>
     <w:tblStylePr w:type="lastCol">
       <w:rPr>
-        <w:rFonts w:asciiTheme="majorHAnsi" w:cstheme="majorBidi" w:eastAsiaTheme="majorEastAsia" w:hAnsiTheme="majorHAnsi"/>
+        <w:rFonts w:asciiTheme="majorHAnsi" w:cstheme="majorBidi" w:hAnsiTheme="majorHAnsi" w:eastAsia="黑体"/>
         <w:b/>
         <w:bCs/>
       </w:rPr>
@@ -5973,7 +6333,7 @@
         <w:spacing w:after="0" w:before="0" w:line="240" w:lineRule="auto"/>
       </w:pPr>
       <w:rPr>
-        <w:rFonts w:asciiTheme="majorHAnsi" w:cstheme="majorBidi" w:eastAsiaTheme="majorEastAsia" w:hAnsiTheme="majorHAnsi"/>
+        <w:rFonts w:asciiTheme="majorHAnsi" w:cstheme="majorBidi" w:hAnsiTheme="majorHAnsi" w:eastAsia="黑体"/>
         <w:b/>
         <w:bCs/>
       </w:rPr>
@@ -5994,7 +6354,7 @@
         <w:spacing w:after="0" w:before="0" w:line="240" w:lineRule="auto"/>
       </w:pPr>
       <w:rPr>
-        <w:rFonts w:asciiTheme="majorHAnsi" w:cstheme="majorBidi" w:eastAsiaTheme="majorEastAsia" w:hAnsiTheme="majorHAnsi"/>
+        <w:rFonts w:asciiTheme="majorHAnsi" w:cstheme="majorBidi" w:hAnsiTheme="majorHAnsi" w:eastAsia="黑体"/>
         <w:b/>
         <w:bCs/>
       </w:rPr>
@@ -6012,14 +6372,14 @@
     </w:tblStylePr>
     <w:tblStylePr w:type="firstCol">
       <w:rPr>
-        <w:rFonts w:asciiTheme="majorHAnsi" w:cstheme="majorBidi" w:eastAsiaTheme="majorEastAsia" w:hAnsiTheme="majorHAnsi"/>
+        <w:rFonts w:asciiTheme="majorHAnsi" w:cstheme="majorBidi" w:hAnsiTheme="majorHAnsi" w:eastAsia="黑体"/>
         <w:b/>
         <w:bCs/>
       </w:rPr>
     </w:tblStylePr>
     <w:tblStylePr w:type="lastCol">
       <w:rPr>
-        <w:rFonts w:asciiTheme="majorHAnsi" w:cstheme="majorBidi" w:eastAsiaTheme="majorEastAsia" w:hAnsiTheme="majorHAnsi"/>
+        <w:rFonts w:asciiTheme="majorHAnsi" w:cstheme="majorBidi" w:hAnsiTheme="majorHAnsi" w:eastAsia="黑体"/>
         <w:b/>
         <w:bCs/>
       </w:rPr>
@@ -6103,7 +6463,7 @@
         <w:spacing w:after="0" w:before="0" w:line="240" w:lineRule="auto"/>
       </w:pPr>
       <w:rPr>
-        <w:rFonts w:asciiTheme="majorHAnsi" w:cstheme="majorBidi" w:eastAsiaTheme="majorEastAsia" w:hAnsiTheme="majorHAnsi"/>
+        <w:rFonts w:asciiTheme="majorHAnsi" w:cstheme="majorBidi" w:hAnsiTheme="majorHAnsi" w:eastAsia="黑体"/>
         <w:b/>
         <w:bCs/>
       </w:rPr>
@@ -6124,7 +6484,7 @@
         <w:spacing w:after="0" w:before="0" w:line="240" w:lineRule="auto"/>
       </w:pPr>
       <w:rPr>
-        <w:rFonts w:asciiTheme="majorHAnsi" w:cstheme="majorBidi" w:eastAsiaTheme="majorEastAsia" w:hAnsiTheme="majorHAnsi"/>
+        <w:rFonts w:asciiTheme="majorHAnsi" w:cstheme="majorBidi" w:hAnsiTheme="majorHAnsi" w:eastAsia="黑体"/>
         <w:b/>
         <w:bCs/>
       </w:rPr>
@@ -6142,14 +6502,14 @@
     </w:tblStylePr>
     <w:tblStylePr w:type="firstCol">
       <w:rPr>
-        <w:rFonts w:asciiTheme="majorHAnsi" w:cstheme="majorBidi" w:eastAsiaTheme="majorEastAsia" w:hAnsiTheme="majorHAnsi"/>
+        <w:rFonts w:asciiTheme="majorHAnsi" w:cstheme="majorBidi" w:hAnsiTheme="majorHAnsi" w:eastAsia="黑体"/>
         <w:b/>
         <w:bCs/>
       </w:rPr>
     </w:tblStylePr>
     <w:tblStylePr w:type="lastCol">
       <w:rPr>
-        <w:rFonts w:asciiTheme="majorHAnsi" w:cstheme="majorBidi" w:eastAsiaTheme="majorEastAsia" w:hAnsiTheme="majorHAnsi"/>
+        <w:rFonts w:asciiTheme="majorHAnsi" w:cstheme="majorBidi" w:hAnsiTheme="majorHAnsi" w:eastAsia="黑体"/>
         <w:b/>
         <w:bCs/>
       </w:rPr>
@@ -6233,7 +6593,7 @@
         <w:spacing w:after="0" w:before="0" w:line="240" w:lineRule="auto"/>
       </w:pPr>
       <w:rPr>
-        <w:rFonts w:asciiTheme="majorHAnsi" w:cstheme="majorBidi" w:eastAsiaTheme="majorEastAsia" w:hAnsiTheme="majorHAnsi"/>
+        <w:rFonts w:asciiTheme="majorHAnsi" w:cstheme="majorBidi" w:hAnsiTheme="majorHAnsi" w:eastAsia="黑体"/>
         <w:b/>
         <w:bCs/>
       </w:rPr>
@@ -6254,7 +6614,7 @@
         <w:spacing w:after="0" w:before="0" w:line="240" w:lineRule="auto"/>
       </w:pPr>
       <w:rPr>
-        <w:rFonts w:asciiTheme="majorHAnsi" w:cstheme="majorBidi" w:eastAsiaTheme="majorEastAsia" w:hAnsiTheme="majorHAnsi"/>
+        <w:rFonts w:asciiTheme="majorHAnsi" w:cstheme="majorBidi" w:hAnsiTheme="majorHAnsi" w:eastAsia="黑体"/>
         <w:b/>
         <w:bCs/>
       </w:rPr>
@@ -6272,14 +6632,14 @@
     </w:tblStylePr>
     <w:tblStylePr w:type="firstCol">
       <w:rPr>
-        <w:rFonts w:asciiTheme="majorHAnsi" w:cstheme="majorBidi" w:eastAsiaTheme="majorEastAsia" w:hAnsiTheme="majorHAnsi"/>
+        <w:rFonts w:asciiTheme="majorHAnsi" w:cstheme="majorBidi" w:hAnsiTheme="majorHAnsi" w:eastAsia="黑体"/>
         <w:b/>
         <w:bCs/>
       </w:rPr>
     </w:tblStylePr>
     <w:tblStylePr w:type="lastCol">
       <w:rPr>
-        <w:rFonts w:asciiTheme="majorHAnsi" w:cstheme="majorBidi" w:eastAsiaTheme="majorEastAsia" w:hAnsiTheme="majorHAnsi"/>
+        <w:rFonts w:asciiTheme="majorHAnsi" w:cstheme="majorBidi" w:hAnsiTheme="majorHAnsi" w:eastAsia="黑体"/>
         <w:b/>
         <w:bCs/>
       </w:rPr>
@@ -6363,7 +6723,7 @@
         <w:spacing w:after="0" w:before="0" w:line="240" w:lineRule="auto"/>
       </w:pPr>
       <w:rPr>
-        <w:rFonts w:asciiTheme="majorHAnsi" w:cstheme="majorBidi" w:eastAsiaTheme="majorEastAsia" w:hAnsiTheme="majorHAnsi"/>
+        <w:rFonts w:asciiTheme="majorHAnsi" w:cstheme="majorBidi" w:hAnsiTheme="majorHAnsi" w:eastAsia="黑体"/>
         <w:b/>
         <w:bCs/>
       </w:rPr>
@@ -6384,7 +6744,7 @@
         <w:spacing w:after="0" w:before="0" w:line="240" w:lineRule="auto"/>
       </w:pPr>
       <w:rPr>
-        <w:rFonts w:asciiTheme="majorHAnsi" w:cstheme="majorBidi" w:eastAsiaTheme="majorEastAsia" w:hAnsiTheme="majorHAnsi"/>
+        <w:rFonts w:asciiTheme="majorHAnsi" w:cstheme="majorBidi" w:hAnsiTheme="majorHAnsi" w:eastAsia="黑体"/>
         <w:b/>
         <w:bCs/>
       </w:rPr>
@@ -6402,14 +6762,14 @@
     </w:tblStylePr>
     <w:tblStylePr w:type="firstCol">
       <w:rPr>
-        <w:rFonts w:asciiTheme="majorHAnsi" w:cstheme="majorBidi" w:eastAsiaTheme="majorEastAsia" w:hAnsiTheme="majorHAnsi"/>
+        <w:rFonts w:asciiTheme="majorHAnsi" w:cstheme="majorBidi" w:hAnsiTheme="majorHAnsi" w:eastAsia="黑体"/>
         <w:b/>
         <w:bCs/>
       </w:rPr>
     </w:tblStylePr>
     <w:tblStylePr w:type="lastCol">
       <w:rPr>
-        <w:rFonts w:asciiTheme="majorHAnsi" w:cstheme="majorBidi" w:eastAsiaTheme="majorEastAsia" w:hAnsiTheme="majorHAnsi"/>
+        <w:rFonts w:asciiTheme="majorHAnsi" w:cstheme="majorBidi" w:hAnsiTheme="majorHAnsi" w:eastAsia="黑体"/>
         <w:b/>
         <w:bCs/>
       </w:rPr>
@@ -6492,6 +6852,7 @@
         <w:spacing w:after="0" w:before="0" w:line="240" w:lineRule="auto"/>
       </w:pPr>
       <w:rPr>
+        <w:rFonts w:eastAsia="黑体"/>
         <w:b/>
         <w:bCs/>
         <w:color w:themeColor="background1" w:val="FFFFFF"/>
@@ -6514,6 +6875,7 @@
         <w:spacing w:after="0" w:before="0" w:line="240" w:lineRule="auto"/>
       </w:pPr>
       <w:rPr>
+        <w:rFonts w:eastAsia="黑体"/>
         <w:b/>
         <w:bCs/>
       </w:rPr>
@@ -6531,12 +6893,14 @@
     </w:tblStylePr>
     <w:tblStylePr w:type="firstCol">
       <w:rPr>
+        <w:rFonts w:eastAsia="黑体"/>
         <w:b/>
         <w:bCs/>
       </w:rPr>
     </w:tblStylePr>
     <w:tblStylePr w:type="lastCol">
       <w:rPr>
+        <w:rFonts w:eastAsia="黑体"/>
         <w:b/>
         <w:bCs/>
       </w:rPr>
@@ -6598,6 +6962,7 @@
         <w:spacing w:after="0" w:before="0" w:line="240" w:lineRule="auto"/>
       </w:pPr>
       <w:rPr>
+        <w:rFonts w:eastAsia="黑体"/>
         <w:b/>
         <w:bCs/>
         <w:color w:themeColor="background1" w:val="FFFFFF"/>
@@ -6620,6 +6985,7 @@
         <w:spacing w:after="0" w:before="0" w:line="240" w:lineRule="auto"/>
       </w:pPr>
       <w:rPr>
+        <w:rFonts w:eastAsia="黑体"/>
         <w:b/>
         <w:bCs/>
       </w:rPr>
@@ -6637,12 +7003,14 @@
     </w:tblStylePr>
     <w:tblStylePr w:type="firstCol">
       <w:rPr>
+        <w:rFonts w:eastAsia="黑体"/>
         <w:b/>
         <w:bCs/>
       </w:rPr>
     </w:tblStylePr>
     <w:tblStylePr w:type="lastCol">
       <w:rPr>
+        <w:rFonts w:eastAsia="黑体"/>
         <w:b/>
         <w:bCs/>
       </w:rPr>
@@ -6704,6 +7072,7 @@
         <w:spacing w:after="0" w:before="0" w:line="240" w:lineRule="auto"/>
       </w:pPr>
       <w:rPr>
+        <w:rFonts w:eastAsia="黑体"/>
         <w:b/>
         <w:bCs/>
         <w:color w:themeColor="background1" w:val="FFFFFF"/>
@@ -6726,6 +7095,7 @@
         <w:spacing w:after="0" w:before="0" w:line="240" w:lineRule="auto"/>
       </w:pPr>
       <w:rPr>
+        <w:rFonts w:eastAsia="黑体"/>
         <w:b/>
         <w:bCs/>
       </w:rPr>
@@ -6743,12 +7113,14 @@
     </w:tblStylePr>
     <w:tblStylePr w:type="firstCol">
       <w:rPr>
+        <w:rFonts w:eastAsia="黑体"/>
         <w:b/>
         <w:bCs/>
       </w:rPr>
     </w:tblStylePr>
     <w:tblStylePr w:type="lastCol">
       <w:rPr>
+        <w:rFonts w:eastAsia="黑体"/>
         <w:b/>
         <w:bCs/>
       </w:rPr>
@@ -6810,6 +7182,7 @@
         <w:spacing w:after="0" w:before="0" w:line="240" w:lineRule="auto"/>
       </w:pPr>
       <w:rPr>
+        <w:rFonts w:eastAsia="黑体"/>
         <w:b/>
         <w:bCs/>
         <w:color w:themeColor="background1" w:val="FFFFFF"/>
@@ -6832,6 +7205,7 @@
         <w:spacing w:after="0" w:before="0" w:line="240" w:lineRule="auto"/>
       </w:pPr>
       <w:rPr>
+        <w:rFonts w:eastAsia="黑体"/>
         <w:b/>
         <w:bCs/>
       </w:rPr>
@@ -6849,12 +7223,14 @@
     </w:tblStylePr>
     <w:tblStylePr w:type="firstCol">
       <w:rPr>
+        <w:rFonts w:eastAsia="黑体"/>
         <w:b/>
         <w:bCs/>
       </w:rPr>
     </w:tblStylePr>
     <w:tblStylePr w:type="lastCol">
       <w:rPr>
+        <w:rFonts w:eastAsia="黑体"/>
         <w:b/>
         <w:bCs/>
       </w:rPr>
@@ -6916,6 +7292,7 @@
         <w:spacing w:after="0" w:before="0" w:line="240" w:lineRule="auto"/>
       </w:pPr>
       <w:rPr>
+        <w:rFonts w:eastAsia="黑体"/>
         <w:b/>
         <w:bCs/>
         <w:color w:themeColor="background1" w:val="FFFFFF"/>
@@ -6938,6 +7315,7 @@
         <w:spacing w:after="0" w:before="0" w:line="240" w:lineRule="auto"/>
       </w:pPr>
       <w:rPr>
+        <w:rFonts w:eastAsia="黑体"/>
         <w:b/>
         <w:bCs/>
       </w:rPr>
@@ -6955,12 +7333,14 @@
     </w:tblStylePr>
     <w:tblStylePr w:type="firstCol">
       <w:rPr>
+        <w:rFonts w:eastAsia="黑体"/>
         <w:b/>
         <w:bCs/>
       </w:rPr>
     </w:tblStylePr>
     <w:tblStylePr w:type="lastCol">
       <w:rPr>
+        <w:rFonts w:eastAsia="黑体"/>
         <w:b/>
         <w:bCs/>
       </w:rPr>
@@ -7022,6 +7402,7 @@
         <w:spacing w:after="0" w:before="0" w:line="240" w:lineRule="auto"/>
       </w:pPr>
       <w:rPr>
+        <w:rFonts w:eastAsia="黑体"/>
         <w:b/>
         <w:bCs/>
         <w:color w:themeColor="background1" w:val="FFFFFF"/>
@@ -7044,6 +7425,7 @@
         <w:spacing w:after="0" w:before="0" w:line="240" w:lineRule="auto"/>
       </w:pPr>
       <w:rPr>
+        <w:rFonts w:eastAsia="黑体"/>
         <w:b/>
         <w:bCs/>
       </w:rPr>
@@ -7061,12 +7443,14 @@
     </w:tblStylePr>
     <w:tblStylePr w:type="firstCol">
       <w:rPr>
+        <w:rFonts w:eastAsia="黑体"/>
         <w:b/>
         <w:bCs/>
       </w:rPr>
     </w:tblStylePr>
     <w:tblStylePr w:type="lastCol">
       <w:rPr>
+        <w:rFonts w:eastAsia="黑体"/>
         <w:b/>
         <w:bCs/>
       </w:rPr>
@@ -7128,6 +7512,7 @@
         <w:spacing w:after="0" w:before="0" w:line="240" w:lineRule="auto"/>
       </w:pPr>
       <w:rPr>
+        <w:rFonts w:eastAsia="黑体"/>
         <w:b/>
         <w:bCs/>
         <w:color w:themeColor="background1" w:val="FFFFFF"/>
@@ -7150,6 +7535,7 @@
         <w:spacing w:after="0" w:before="0" w:line="240" w:lineRule="auto"/>
       </w:pPr>
       <w:rPr>
+        <w:rFonts w:eastAsia="黑体"/>
         <w:b/>
         <w:bCs/>
       </w:rPr>
@@ -7167,12 +7553,14 @@
     </w:tblStylePr>
     <w:tblStylePr w:type="firstCol">
       <w:rPr>
+        <w:rFonts w:eastAsia="黑体"/>
         <w:b/>
         <w:bCs/>
       </w:rPr>
     </w:tblStylePr>
     <w:tblStylePr w:type="lastCol">
       <w:rPr>
+        <w:rFonts w:eastAsia="黑体"/>
         <w:b/>
         <w:bCs/>
       </w:rPr>
@@ -7231,6 +7619,7 @@
         <w:spacing w:after="0" w:before="0" w:line="240" w:lineRule="auto"/>
       </w:pPr>
       <w:rPr>
+        <w:rFonts w:eastAsia="黑体"/>
         <w:b/>
         <w:bCs/>
         <w:color w:themeColor="background1" w:val="FFFFFF"/>
@@ -7253,6 +7642,7 @@
         <w:spacing w:after="0" w:before="0" w:line="240" w:lineRule="auto"/>
       </w:pPr>
       <w:rPr>
+        <w:rFonts w:eastAsia="黑体"/>
         <w:color w:val="auto"/>
       </w:rPr>
       <w:tblPr/>
@@ -7270,6 +7660,7 @@
     </w:tblStylePr>
     <w:tblStylePr w:type="firstCol">
       <w:rPr>
+        <w:rFonts w:eastAsia="黑体"/>
         <w:b/>
         <w:bCs/>
         <w:color w:themeColor="background1" w:val="FFFFFF"/>
@@ -7289,6 +7680,7 @@
     </w:tblStylePr>
     <w:tblStylePr w:type="lastCol">
       <w:rPr>
+        <w:rFonts w:eastAsia="黑体"/>
         <w:b/>
         <w:bCs/>
         <w:color w:themeColor="background1" w:val="FFFFFF"/>
@@ -7337,6 +7729,7 @@
     </w:tblStylePr>
     <w:tblStylePr w:type="nwCell">
       <w:rPr>
+        <w:rFonts w:eastAsia="黑体"/>
         <w:color w:themeColor="background1" w:val="FFFFFF"/>
       </w:rPr>
       <w:tblPr/>
@@ -7380,6 +7773,7 @@
         <w:spacing w:after="0" w:before="0" w:line="240" w:lineRule="auto"/>
       </w:pPr>
       <w:rPr>
+        <w:rFonts w:eastAsia="黑体"/>
         <w:b/>
         <w:bCs/>
         <w:color w:themeColor="background1" w:val="FFFFFF"/>
@@ -7402,6 +7796,7 @@
         <w:spacing w:after="0" w:before="0" w:line="240" w:lineRule="auto"/>
       </w:pPr>
       <w:rPr>
+        <w:rFonts w:eastAsia="黑体"/>
         <w:color w:val="auto"/>
       </w:rPr>
       <w:tblPr/>
@@ -7419,6 +7814,7 @@
     </w:tblStylePr>
     <w:tblStylePr w:type="firstCol">
       <w:rPr>
+        <w:rFonts w:eastAsia="黑体"/>
         <w:b/>
         <w:bCs/>
         <w:color w:themeColor="background1" w:val="FFFFFF"/>
@@ -7438,6 +7834,7 @@
     </w:tblStylePr>
     <w:tblStylePr w:type="lastCol">
       <w:rPr>
+        <w:rFonts w:eastAsia="黑体"/>
         <w:b/>
         <w:bCs/>
         <w:color w:themeColor="background1" w:val="FFFFFF"/>
@@ -7486,6 +7883,7 @@
     </w:tblStylePr>
     <w:tblStylePr w:type="nwCell">
       <w:rPr>
+        <w:rFonts w:eastAsia="黑体"/>
         <w:color w:themeColor="background1" w:val="FFFFFF"/>
       </w:rPr>
       <w:tblPr/>
@@ -7529,6 +7927,7 @@
         <w:spacing w:after="0" w:before="0" w:line="240" w:lineRule="auto"/>
       </w:pPr>
       <w:rPr>
+        <w:rFonts w:eastAsia="黑体"/>
         <w:b/>
         <w:bCs/>
         <w:color w:themeColor="background1" w:val="FFFFFF"/>
@@ -7551,6 +7950,7 @@
         <w:spacing w:after="0" w:before="0" w:line="240" w:lineRule="auto"/>
       </w:pPr>
       <w:rPr>
+        <w:rFonts w:eastAsia="黑体"/>
         <w:color w:val="auto"/>
       </w:rPr>
       <w:tblPr/>
@@ -7568,6 +7968,7 @@
     </w:tblStylePr>
     <w:tblStylePr w:type="firstCol">
       <w:rPr>
+        <w:rFonts w:eastAsia="黑体"/>
         <w:b/>
         <w:bCs/>
         <w:color w:themeColor="background1" w:val="FFFFFF"/>
@@ -7587,6 +7988,7 @@
     </w:tblStylePr>
     <w:tblStylePr w:type="lastCol">
       <w:rPr>
+        <w:rFonts w:eastAsia="黑体"/>
         <w:b/>
         <w:bCs/>
         <w:color w:themeColor="background1" w:val="FFFFFF"/>
@@ -7635,6 +8037,7 @@
     </w:tblStylePr>
     <w:tblStylePr w:type="nwCell">
       <w:rPr>
+        <w:rFonts w:eastAsia="黑体"/>
         <w:color w:themeColor="background1" w:val="FFFFFF"/>
       </w:rPr>
       <w:tblPr/>
@@ -7678,6 +8081,7 @@
         <w:spacing w:after="0" w:before="0" w:line="240" w:lineRule="auto"/>
       </w:pPr>
       <w:rPr>
+        <w:rFonts w:eastAsia="黑体"/>
         <w:b/>
         <w:bCs/>
         <w:color w:themeColor="background1" w:val="FFFFFF"/>
@@ -7700,6 +8104,7 @@
         <w:spacing w:after="0" w:before="0" w:line="240" w:lineRule="auto"/>
       </w:pPr>
       <w:rPr>
+        <w:rFonts w:eastAsia="黑体"/>
         <w:color w:val="auto"/>
       </w:rPr>
       <w:tblPr/>
@@ -7717,6 +8122,7 @@
     </w:tblStylePr>
     <w:tblStylePr w:type="firstCol">
       <w:rPr>
+        <w:rFonts w:eastAsia="黑体"/>
         <w:b/>
         <w:bCs/>
         <w:color w:themeColor="background1" w:val="FFFFFF"/>
@@ -7736,6 +8142,7 @@
     </w:tblStylePr>
     <w:tblStylePr w:type="lastCol">
       <w:rPr>
+        <w:rFonts w:eastAsia="黑体"/>
         <w:b/>
         <w:bCs/>
         <w:color w:themeColor="background1" w:val="FFFFFF"/>
@@ -7784,6 +8191,7 @@
     </w:tblStylePr>
     <w:tblStylePr w:type="nwCell">
       <w:rPr>
+        <w:rFonts w:eastAsia="黑体"/>
         <w:color w:themeColor="background1" w:val="FFFFFF"/>
       </w:rPr>
       <w:tblPr/>
@@ -7827,6 +8235,7 @@
         <w:spacing w:after="0" w:before="0" w:line="240" w:lineRule="auto"/>
       </w:pPr>
       <w:rPr>
+        <w:rFonts w:eastAsia="黑体"/>
         <w:b/>
         <w:bCs/>
         <w:color w:themeColor="background1" w:val="FFFFFF"/>
@@ -7849,6 +8258,7 @@
         <w:spacing w:after="0" w:before="0" w:line="240" w:lineRule="auto"/>
       </w:pPr>
       <w:rPr>
+        <w:rFonts w:eastAsia="黑体"/>
         <w:color w:val="auto"/>
       </w:rPr>
       <w:tblPr/>
@@ -7866,6 +8276,7 @@
     </w:tblStylePr>
     <w:tblStylePr w:type="firstCol">
       <w:rPr>
+        <w:rFonts w:eastAsia="黑体"/>
         <w:b/>
         <w:bCs/>
         <w:color w:themeColor="background1" w:val="FFFFFF"/>
@@ -7885,6 +8296,7 @@
     </w:tblStylePr>
     <w:tblStylePr w:type="lastCol">
       <w:rPr>
+        <w:rFonts w:eastAsia="黑体"/>
         <w:b/>
         <w:bCs/>
         <w:color w:themeColor="background1" w:val="FFFFFF"/>
@@ -7933,6 +8345,7 @@
     </w:tblStylePr>
     <w:tblStylePr w:type="nwCell">
       <w:rPr>
+        <w:rFonts w:eastAsia="黑体"/>
         <w:color w:themeColor="background1" w:val="FFFFFF"/>
       </w:rPr>
       <w:tblPr/>
@@ -7976,6 +8389,7 @@
         <w:spacing w:after="0" w:before="0" w:line="240" w:lineRule="auto"/>
       </w:pPr>
       <w:rPr>
+        <w:rFonts w:eastAsia="黑体"/>
         <w:b/>
         <w:bCs/>
         <w:color w:themeColor="background1" w:val="FFFFFF"/>
@@ -7998,6 +8412,7 @@
         <w:spacing w:after="0" w:before="0" w:line="240" w:lineRule="auto"/>
       </w:pPr>
       <w:rPr>
+        <w:rFonts w:eastAsia="黑体"/>
         <w:color w:val="auto"/>
       </w:rPr>
       <w:tblPr/>
@@ -8015,6 +8430,7 @@
     </w:tblStylePr>
     <w:tblStylePr w:type="firstCol">
       <w:rPr>
+        <w:rFonts w:eastAsia="黑体"/>
         <w:b/>
         <w:bCs/>
         <w:color w:themeColor="background1" w:val="FFFFFF"/>
@@ -8034,6 +8450,7 @@
     </w:tblStylePr>
     <w:tblStylePr w:type="lastCol">
       <w:rPr>
+        <w:rFonts w:eastAsia="黑体"/>
         <w:b/>
         <w:bCs/>
         <w:color w:themeColor="background1" w:val="FFFFFF"/>
@@ -8082,6 +8499,7 @@
     </w:tblStylePr>
     <w:tblStylePr w:type="nwCell">
       <w:rPr>
+        <w:rFonts w:eastAsia="黑体"/>
         <w:color w:themeColor="background1" w:val="FFFFFF"/>
       </w:rPr>
       <w:tblPr/>
@@ -8125,6 +8543,7 @@
         <w:spacing w:after="0" w:before="0" w:line="240" w:lineRule="auto"/>
       </w:pPr>
       <w:rPr>
+        <w:rFonts w:eastAsia="黑体"/>
         <w:b/>
         <w:bCs/>
         <w:color w:themeColor="background1" w:val="FFFFFF"/>
@@ -8147,6 +8566,7 @@
         <w:spacing w:after="0" w:before="0" w:line="240" w:lineRule="auto"/>
       </w:pPr>
       <w:rPr>
+        <w:rFonts w:eastAsia="黑体"/>
         <w:color w:val="auto"/>
       </w:rPr>
       <w:tblPr/>
@@ -8164,6 +8584,7 @@
     </w:tblStylePr>
     <w:tblStylePr w:type="firstCol">
       <w:rPr>
+        <w:rFonts w:eastAsia="黑体"/>
         <w:b/>
         <w:bCs/>
         <w:color w:themeColor="background1" w:val="FFFFFF"/>
@@ -8183,6 +8604,7 @@
     </w:tblStylePr>
     <w:tblStylePr w:type="lastCol">
       <w:rPr>
+        <w:rFonts w:eastAsia="黑体"/>
         <w:b/>
         <w:bCs/>
         <w:color w:themeColor="background1" w:val="FFFFFF"/>
@@ -8231,6 +8653,7 @@
     </w:tblStylePr>
     <w:tblStylePr w:type="nwCell">
       <w:rPr>
+        <w:rFonts w:eastAsia="黑体"/>
         <w:color w:themeColor="background1" w:val="FFFFFF"/>
       </w:rPr>
       <w:tblPr/>
@@ -8255,6 +8678,7 @@
       <w:spacing w:after="0" w:line="240" w:lineRule="auto"/>
     </w:pPr>
     <w:rPr>
+      <w:rFonts w:eastAsia="黑体"/>
       <w:color w:themeColor="text1" w:val="000000"/>
     </w:rPr>
     <w:tblPr>
@@ -8274,7 +8698,7 @@
     </w:tblPr>
     <w:tblStylePr w:type="firstRow">
       <w:rPr>
-        <w:rFonts w:asciiTheme="majorHAnsi" w:cstheme="majorBidi" w:eastAsiaTheme="majorEastAsia" w:hAnsiTheme="majorHAnsi"/>
+        <w:rFonts w:asciiTheme="majorHAnsi" w:cstheme="majorBidi" w:hAnsiTheme="majorHAnsi" w:eastAsia="黑体"/>
       </w:rPr>
       <w:tblPr/>
       <w:tcPr>
@@ -8286,6 +8710,7 @@
     </w:tblStylePr>
     <w:tblStylePr w:type="lastRow">
       <w:rPr>
+        <w:rFonts w:eastAsia="黑体"/>
         <w:b/>
         <w:bCs/>
         <w:color w:themeColor="text2" w:val="1F497D"/>
@@ -8300,12 +8725,14 @@
     </w:tblStylePr>
     <w:tblStylePr w:type="firstCol">
       <w:rPr>
+        <w:rFonts w:eastAsia="黑体"/>
         <w:b/>
         <w:bCs/>
       </w:rPr>
     </w:tblStylePr>
     <w:tblStylePr w:type="lastCol">
       <w:rPr>
+        <w:rFonts w:eastAsia="黑体"/>
         <w:b/>
         <w:bCs/>
       </w:rPr>
@@ -8339,6 +8766,7 @@
       <w:spacing w:after="0" w:line="240" w:lineRule="auto"/>
     </w:pPr>
     <w:rPr>
+      <w:rFonts w:eastAsia="黑体"/>
       <w:color w:themeColor="text1" w:val="000000"/>
     </w:rPr>
     <w:tblPr>
@@ -8358,7 +8786,7 @@
     </w:tblPr>
     <w:tblStylePr w:type="firstRow">
       <w:rPr>
-        <w:rFonts w:asciiTheme="majorHAnsi" w:cstheme="majorBidi" w:eastAsiaTheme="majorEastAsia" w:hAnsiTheme="majorHAnsi"/>
+        <w:rFonts w:asciiTheme="majorHAnsi" w:cstheme="majorBidi" w:hAnsiTheme="majorHAnsi" w:eastAsia="黑体"/>
       </w:rPr>
       <w:tblPr/>
       <w:tcPr>
@@ -8370,6 +8798,7 @@
     </w:tblStylePr>
     <w:tblStylePr w:type="lastRow">
       <w:rPr>
+        <w:rFonts w:eastAsia="黑体"/>
         <w:b/>
         <w:bCs/>
         <w:color w:themeColor="text2" w:val="1F497D"/>
@@ -8384,12 +8813,14 @@
     </w:tblStylePr>
     <w:tblStylePr w:type="firstCol">
       <w:rPr>
+        <w:rFonts w:eastAsia="黑体"/>
         <w:b/>
         <w:bCs/>
       </w:rPr>
     </w:tblStylePr>
     <w:tblStylePr w:type="lastCol">
       <w:rPr>
+        <w:rFonts w:eastAsia="黑体"/>
         <w:b/>
         <w:bCs/>
       </w:rPr>
@@ -8423,6 +8854,7 @@
       <w:spacing w:after="0" w:line="240" w:lineRule="auto"/>
     </w:pPr>
     <w:rPr>
+      <w:rFonts w:eastAsia="黑体"/>
       <w:color w:themeColor="text1" w:val="000000"/>
     </w:rPr>
     <w:tblPr>
@@ -8442,7 +8874,7 @@
     </w:tblPr>
     <w:tblStylePr w:type="firstRow">
       <w:rPr>
-        <w:rFonts w:asciiTheme="majorHAnsi" w:cstheme="majorBidi" w:eastAsiaTheme="majorEastAsia" w:hAnsiTheme="majorHAnsi"/>
+        <w:rFonts w:asciiTheme="majorHAnsi" w:cstheme="majorBidi" w:hAnsiTheme="majorHAnsi" w:eastAsia="黑体"/>
       </w:rPr>
       <w:tblPr/>
       <w:tcPr>
@@ -8454,6 +8886,7 @@
     </w:tblStylePr>
     <w:tblStylePr w:type="lastRow">
       <w:rPr>
+        <w:rFonts w:eastAsia="黑体"/>
         <w:b/>
         <w:bCs/>
         <w:color w:themeColor="text2" w:val="1F497D"/>
@@ -8468,12 +8901,14 @@
     </w:tblStylePr>
     <w:tblStylePr w:type="firstCol">
       <w:rPr>
+        <w:rFonts w:eastAsia="黑体"/>
         <w:b/>
         <w:bCs/>
       </w:rPr>
     </w:tblStylePr>
     <w:tblStylePr w:type="lastCol">
       <w:rPr>
+        <w:rFonts w:eastAsia="黑体"/>
         <w:b/>
         <w:bCs/>
       </w:rPr>
@@ -8507,6 +8942,7 @@
       <w:spacing w:after="0" w:line="240" w:lineRule="auto"/>
     </w:pPr>
     <w:rPr>
+      <w:rFonts w:eastAsia="黑体"/>
       <w:color w:themeColor="text1" w:val="000000"/>
     </w:rPr>
     <w:tblPr>
@@ -8526,7 +8962,7 @@
     </w:tblPr>
     <w:tblStylePr w:type="firstRow">
       <w:rPr>
-        <w:rFonts w:asciiTheme="majorHAnsi" w:cstheme="majorBidi" w:eastAsiaTheme="majorEastAsia" w:hAnsiTheme="majorHAnsi"/>
+        <w:rFonts w:asciiTheme="majorHAnsi" w:cstheme="majorBidi" w:hAnsiTheme="majorHAnsi" w:eastAsia="黑体"/>
       </w:rPr>
       <w:tblPr/>
       <w:tcPr>
@@ -8538,6 +8974,7 @@
     </w:tblStylePr>
     <w:tblStylePr w:type="lastRow">
       <w:rPr>
+        <w:rFonts w:eastAsia="黑体"/>
         <w:b/>
         <w:bCs/>
         <w:color w:themeColor="text2" w:val="1F497D"/>
@@ -8552,12 +8989,14 @@
     </w:tblStylePr>
     <w:tblStylePr w:type="firstCol">
       <w:rPr>
+        <w:rFonts w:eastAsia="黑体"/>
         <w:b/>
         <w:bCs/>
       </w:rPr>
     </w:tblStylePr>
     <w:tblStylePr w:type="lastCol">
       <w:rPr>
+        <w:rFonts w:eastAsia="黑体"/>
         <w:b/>
         <w:bCs/>
       </w:rPr>
@@ -8591,6 +9030,7 @@
       <w:spacing w:after="0" w:line="240" w:lineRule="auto"/>
     </w:pPr>
     <w:rPr>
+      <w:rFonts w:eastAsia="黑体"/>
       <w:color w:themeColor="text1" w:val="000000"/>
     </w:rPr>
     <w:tblPr>
@@ -8610,7 +9050,7 @@
     </w:tblPr>
     <w:tblStylePr w:type="firstRow">
       <w:rPr>
-        <w:rFonts w:asciiTheme="majorHAnsi" w:cstheme="majorBidi" w:eastAsiaTheme="majorEastAsia" w:hAnsiTheme="majorHAnsi"/>
+        <w:rFonts w:asciiTheme="majorHAnsi" w:cstheme="majorBidi" w:hAnsiTheme="majorHAnsi" w:eastAsia="黑体"/>
       </w:rPr>
       <w:tblPr/>
       <w:tcPr>
@@ -8622,6 +9062,7 @@
     </w:tblStylePr>
     <w:tblStylePr w:type="lastRow">
       <w:rPr>
+        <w:rFonts w:eastAsia="黑体"/>
         <w:b/>
         <w:bCs/>
         <w:color w:themeColor="text2" w:val="1F497D"/>
@@ -8636,12 +9077,14 @@
     </w:tblStylePr>
     <w:tblStylePr w:type="firstCol">
       <w:rPr>
+        <w:rFonts w:eastAsia="黑体"/>
         <w:b/>
         <w:bCs/>
       </w:rPr>
     </w:tblStylePr>
     <w:tblStylePr w:type="lastCol">
       <w:rPr>
+        <w:rFonts w:eastAsia="黑体"/>
         <w:b/>
         <w:bCs/>
       </w:rPr>
@@ -8675,6 +9118,7 @@
       <w:spacing w:after="0" w:line="240" w:lineRule="auto"/>
     </w:pPr>
     <w:rPr>
+      <w:rFonts w:eastAsia="黑体"/>
       <w:color w:themeColor="text1" w:val="000000"/>
     </w:rPr>
     <w:tblPr>
@@ -8694,7 +9138,7 @@
     </w:tblPr>
     <w:tblStylePr w:type="firstRow">
       <w:rPr>
-        <w:rFonts w:asciiTheme="majorHAnsi" w:cstheme="majorBidi" w:eastAsiaTheme="majorEastAsia" w:hAnsiTheme="majorHAnsi"/>
+        <w:rFonts w:asciiTheme="majorHAnsi" w:cstheme="majorBidi" w:hAnsiTheme="majorHAnsi" w:eastAsia="黑体"/>
       </w:rPr>
       <w:tblPr/>
       <w:tcPr>
@@ -8706,6 +9150,7 @@
     </w:tblStylePr>
     <w:tblStylePr w:type="lastRow">
       <w:rPr>
+        <w:rFonts w:eastAsia="黑体"/>
         <w:b/>
         <w:bCs/>
         <w:color w:themeColor="text2" w:val="1F497D"/>
@@ -8720,12 +9165,14 @@
     </w:tblStylePr>
     <w:tblStylePr w:type="firstCol">
       <w:rPr>
+        <w:rFonts w:eastAsia="黑体"/>
         <w:b/>
         <w:bCs/>
       </w:rPr>
     </w:tblStylePr>
     <w:tblStylePr w:type="lastCol">
       <w:rPr>
+        <w:rFonts w:eastAsia="黑体"/>
         <w:b/>
         <w:bCs/>
       </w:rPr>
@@ -8759,6 +9206,7 @@
       <w:spacing w:after="0" w:line="240" w:lineRule="auto"/>
     </w:pPr>
     <w:rPr>
+      <w:rFonts w:eastAsia="黑体"/>
       <w:color w:themeColor="text1" w:val="000000"/>
     </w:rPr>
     <w:tblPr>
@@ -8778,7 +9226,7 @@
     </w:tblPr>
     <w:tblStylePr w:type="firstRow">
       <w:rPr>
-        <w:rFonts w:asciiTheme="majorHAnsi" w:cstheme="majorBidi" w:eastAsiaTheme="majorEastAsia" w:hAnsiTheme="majorHAnsi"/>
+        <w:rFonts w:asciiTheme="majorHAnsi" w:cstheme="majorBidi" w:hAnsiTheme="majorHAnsi" w:eastAsia="黑体"/>
       </w:rPr>
       <w:tblPr/>
       <w:tcPr>
@@ -8790,6 +9238,7 @@
     </w:tblStylePr>
     <w:tblStylePr w:type="lastRow">
       <w:rPr>
+        <w:rFonts w:eastAsia="黑体"/>
         <w:b/>
         <w:bCs/>
         <w:color w:themeColor="text2" w:val="1F497D"/>
@@ -8804,12 +9253,14 @@
     </w:tblStylePr>
     <w:tblStylePr w:type="firstCol">
       <w:rPr>
+        <w:rFonts w:eastAsia="黑体"/>
         <w:b/>
         <w:bCs/>
       </w:rPr>
     </w:tblStylePr>
     <w:tblStylePr w:type="lastCol">
       <w:rPr>
+        <w:rFonts w:eastAsia="黑体"/>
         <w:b/>
         <w:bCs/>
       </w:rPr>
@@ -8843,7 +9294,7 @@
       <w:spacing w:after="0" w:line="240" w:lineRule="auto"/>
     </w:pPr>
     <w:rPr>
-      <w:rFonts w:asciiTheme="majorHAnsi" w:cstheme="majorBidi" w:eastAsiaTheme="majorEastAsia" w:hAnsiTheme="majorHAnsi"/>
+      <w:rFonts w:asciiTheme="majorHAnsi" w:cstheme="majorBidi" w:hAnsiTheme="majorHAnsi" w:eastAsia="黑体"/>
       <w:color w:themeColor="text1" w:val="000000"/>
     </w:rPr>
     <w:tblPr>
@@ -8865,6 +9316,7 @@
     </w:tblPr>
     <w:tblStylePr w:type="firstRow">
       <w:rPr>
+        <w:rFonts w:eastAsia="黑体"/>
         <w:sz w:val="24"/>
         <w:szCs w:val="24"/>
       </w:rPr>
@@ -8971,7 +9423,7 @@
       <w:spacing w:after="0" w:line="240" w:lineRule="auto"/>
     </w:pPr>
     <w:rPr>
-      <w:rFonts w:asciiTheme="majorHAnsi" w:cstheme="majorBidi" w:eastAsiaTheme="majorEastAsia" w:hAnsiTheme="majorHAnsi"/>
+      <w:rFonts w:asciiTheme="majorHAnsi" w:cstheme="majorBidi" w:hAnsiTheme="majorHAnsi" w:eastAsia="黑体"/>
       <w:color w:themeColor="text1" w:val="000000"/>
     </w:rPr>
     <w:tblPr>
@@ -8993,6 +9445,7 @@
     </w:tblPr>
     <w:tblStylePr w:type="firstRow">
       <w:rPr>
+        <w:rFonts w:eastAsia="黑体"/>
         <w:sz w:val="24"/>
         <w:szCs w:val="24"/>
       </w:rPr>
@@ -9099,7 +9552,7 @@
       <w:spacing w:after="0" w:line="240" w:lineRule="auto"/>
     </w:pPr>
     <w:rPr>
-      <w:rFonts w:asciiTheme="majorHAnsi" w:cstheme="majorBidi" w:eastAsiaTheme="majorEastAsia" w:hAnsiTheme="majorHAnsi"/>
+      <w:rFonts w:asciiTheme="majorHAnsi" w:cstheme="majorBidi" w:hAnsiTheme="majorHAnsi" w:eastAsia="黑体"/>
       <w:color w:themeColor="text1" w:val="000000"/>
     </w:rPr>
     <w:tblPr>
@@ -9121,6 +9574,7 @@
     </w:tblPr>
     <w:tblStylePr w:type="firstRow">
       <w:rPr>
+        <w:rFonts w:eastAsia="黑体"/>
         <w:sz w:val="24"/>
         <w:szCs w:val="24"/>
       </w:rPr>
@@ -9227,7 +9681,7 @@
       <w:spacing w:after="0" w:line="240" w:lineRule="auto"/>
     </w:pPr>
     <w:rPr>
-      <w:rFonts w:asciiTheme="majorHAnsi" w:cstheme="majorBidi" w:eastAsiaTheme="majorEastAsia" w:hAnsiTheme="majorHAnsi"/>
+      <w:rFonts w:asciiTheme="majorHAnsi" w:cstheme="majorBidi" w:hAnsiTheme="majorHAnsi" w:eastAsia="黑体"/>
       <w:color w:themeColor="text1" w:val="000000"/>
     </w:rPr>
     <w:tblPr>
@@ -9249,6 +9703,7 @@
     </w:tblPr>
     <w:tblStylePr w:type="firstRow">
       <w:rPr>
+        <w:rFonts w:eastAsia="黑体"/>
         <w:sz w:val="24"/>
         <w:szCs w:val="24"/>
       </w:rPr>
@@ -9355,7 +9810,7 @@
       <w:spacing w:after="0" w:line="240" w:lineRule="auto"/>
     </w:pPr>
     <w:rPr>
-      <w:rFonts w:asciiTheme="majorHAnsi" w:cstheme="majorBidi" w:eastAsiaTheme="majorEastAsia" w:hAnsiTheme="majorHAnsi"/>
+      <w:rFonts w:asciiTheme="majorHAnsi" w:cstheme="majorBidi" w:hAnsiTheme="majorHAnsi" w:eastAsia="黑体"/>
       <w:color w:themeColor="text1" w:val="000000"/>
     </w:rPr>
     <w:tblPr>
@@ -9377,6 +9832,7 @@
     </w:tblPr>
     <w:tblStylePr w:type="firstRow">
       <w:rPr>
+        <w:rFonts w:eastAsia="黑体"/>
         <w:sz w:val="24"/>
         <w:szCs w:val="24"/>
       </w:rPr>
@@ -9483,7 +9939,7 @@
       <w:spacing w:after="0" w:line="240" w:lineRule="auto"/>
     </w:pPr>
     <w:rPr>
-      <w:rFonts w:asciiTheme="majorHAnsi" w:cstheme="majorBidi" w:eastAsiaTheme="majorEastAsia" w:hAnsiTheme="majorHAnsi"/>
+      <w:rFonts w:asciiTheme="majorHAnsi" w:cstheme="majorBidi" w:hAnsiTheme="majorHAnsi" w:eastAsia="黑体"/>
       <w:color w:themeColor="text1" w:val="000000"/>
     </w:rPr>
     <w:tblPr>
@@ -9505,6 +9961,7 @@
     </w:tblPr>
     <w:tblStylePr w:type="firstRow">
       <w:rPr>
+        <w:rFonts w:eastAsia="黑体"/>
         <w:sz w:val="24"/>
         <w:szCs w:val="24"/>
       </w:rPr>
@@ -9611,7 +10068,7 @@
       <w:spacing w:after="0" w:line="240" w:lineRule="auto"/>
     </w:pPr>
     <w:rPr>
-      <w:rFonts w:asciiTheme="majorHAnsi" w:cstheme="majorBidi" w:eastAsiaTheme="majorEastAsia" w:hAnsiTheme="majorHAnsi"/>
+      <w:rFonts w:asciiTheme="majorHAnsi" w:cstheme="majorBidi" w:hAnsiTheme="majorHAnsi" w:eastAsia="黑体"/>
       <w:color w:themeColor="text1" w:val="000000"/>
     </w:rPr>
     <w:tblPr>
@@ -9633,6 +10090,7 @@
     </w:tblPr>
     <w:tblStylePr w:type="firstRow">
       <w:rPr>
+        <w:rFonts w:eastAsia="黑体"/>
         <w:sz w:val="24"/>
         <w:szCs w:val="24"/>
       </w:rPr>
@@ -9762,12 +10220,14 @@
     </w:tcPr>
     <w:tblStylePr w:type="firstRow">
       <w:rPr>
+        <w:rFonts w:eastAsia="黑体"/>
         <w:b/>
         <w:bCs/>
       </w:rPr>
     </w:tblStylePr>
     <w:tblStylePr w:type="lastRow">
       <w:rPr>
+        <w:rFonts w:eastAsia="黑体"/>
         <w:b/>
         <w:bCs/>
       </w:rPr>
@@ -9780,12 +10240,14 @@
     </w:tblStylePr>
     <w:tblStylePr w:type="firstCol">
       <w:rPr>
+        <w:rFonts w:eastAsia="黑体"/>
         <w:b/>
         <w:bCs/>
       </w:rPr>
     </w:tblStylePr>
     <w:tblStylePr w:type="lastCol">
       <w:rPr>
+        <w:rFonts w:eastAsia="黑体"/>
         <w:b/>
         <w:bCs/>
       </w:rPr>
@@ -9835,12 +10297,14 @@
     </w:tcPr>
     <w:tblStylePr w:type="firstRow">
       <w:rPr>
+        <w:rFonts w:eastAsia="黑体"/>
         <w:b/>
         <w:bCs/>
       </w:rPr>
     </w:tblStylePr>
     <w:tblStylePr w:type="lastRow">
       <w:rPr>
+        <w:rFonts w:eastAsia="黑体"/>
         <w:b/>
         <w:bCs/>
       </w:rPr>
@@ -9853,12 +10317,14 @@
     </w:tblStylePr>
     <w:tblStylePr w:type="firstCol">
       <w:rPr>
+        <w:rFonts w:eastAsia="黑体"/>
         <w:b/>
         <w:bCs/>
       </w:rPr>
     </w:tblStylePr>
     <w:tblStylePr w:type="lastCol">
       <w:rPr>
+        <w:rFonts w:eastAsia="黑体"/>
         <w:b/>
         <w:bCs/>
       </w:rPr>
@@ -9908,12 +10374,14 @@
     </w:tcPr>
     <w:tblStylePr w:type="firstRow">
       <w:rPr>
+        <w:rFonts w:eastAsia="黑体"/>
         <w:b/>
         <w:bCs/>
       </w:rPr>
     </w:tblStylePr>
     <w:tblStylePr w:type="lastRow">
       <w:rPr>
+        <w:rFonts w:eastAsia="黑体"/>
         <w:b/>
         <w:bCs/>
       </w:rPr>
@@ -9926,12 +10394,14 @@
     </w:tblStylePr>
     <w:tblStylePr w:type="firstCol">
       <w:rPr>
+        <w:rFonts w:eastAsia="黑体"/>
         <w:b/>
         <w:bCs/>
       </w:rPr>
     </w:tblStylePr>
     <w:tblStylePr w:type="lastCol">
       <w:rPr>
+        <w:rFonts w:eastAsia="黑体"/>
         <w:b/>
         <w:bCs/>
       </w:rPr>
@@ -9981,12 +10451,14 @@
     </w:tcPr>
     <w:tblStylePr w:type="firstRow">
       <w:rPr>
+        <w:rFonts w:eastAsia="黑体"/>
         <w:b/>
         <w:bCs/>
       </w:rPr>
     </w:tblStylePr>
     <w:tblStylePr w:type="lastRow">
       <w:rPr>
+        <w:rFonts w:eastAsia="黑体"/>
         <w:b/>
         <w:bCs/>
       </w:rPr>
@@ -9999,12 +10471,14 @@
     </w:tblStylePr>
     <w:tblStylePr w:type="firstCol">
       <w:rPr>
+        <w:rFonts w:eastAsia="黑体"/>
         <w:b/>
         <w:bCs/>
       </w:rPr>
     </w:tblStylePr>
     <w:tblStylePr w:type="lastCol">
       <w:rPr>
+        <w:rFonts w:eastAsia="黑体"/>
         <w:b/>
         <w:bCs/>
       </w:rPr>
@@ -10054,12 +10528,14 @@
     </w:tcPr>
     <w:tblStylePr w:type="firstRow">
       <w:rPr>
+        <w:rFonts w:eastAsia="黑体"/>
         <w:b/>
         <w:bCs/>
       </w:rPr>
     </w:tblStylePr>
     <w:tblStylePr w:type="lastRow">
       <w:rPr>
+        <w:rFonts w:eastAsia="黑体"/>
         <w:b/>
         <w:bCs/>
       </w:rPr>
@@ -10072,12 +10548,14 @@
     </w:tblStylePr>
     <w:tblStylePr w:type="firstCol">
       <w:rPr>
+        <w:rFonts w:eastAsia="黑体"/>
         <w:b/>
         <w:bCs/>
       </w:rPr>
     </w:tblStylePr>
     <w:tblStylePr w:type="lastCol">
       <w:rPr>
+        <w:rFonts w:eastAsia="黑体"/>
         <w:b/>
         <w:bCs/>
       </w:rPr>
@@ -10127,12 +10605,14 @@
     </w:tcPr>
     <w:tblStylePr w:type="firstRow">
       <w:rPr>
+        <w:rFonts w:eastAsia="黑体"/>
         <w:b/>
         <w:bCs/>
       </w:rPr>
     </w:tblStylePr>
     <w:tblStylePr w:type="lastRow">
       <w:rPr>
+        <w:rFonts w:eastAsia="黑体"/>
         <w:b/>
         <w:bCs/>
       </w:rPr>
@@ -10145,12 +10625,14 @@
     </w:tblStylePr>
     <w:tblStylePr w:type="firstCol">
       <w:rPr>
+        <w:rFonts w:eastAsia="黑体"/>
         <w:b/>
         <w:bCs/>
       </w:rPr>
     </w:tblStylePr>
     <w:tblStylePr w:type="lastCol">
       <w:rPr>
+        <w:rFonts w:eastAsia="黑体"/>
         <w:b/>
         <w:bCs/>
       </w:rPr>
@@ -10200,12 +10682,14 @@
     </w:tcPr>
     <w:tblStylePr w:type="firstRow">
       <w:rPr>
+        <w:rFonts w:eastAsia="黑体"/>
         <w:b/>
         <w:bCs/>
       </w:rPr>
     </w:tblStylePr>
     <w:tblStylePr w:type="lastRow">
       <w:rPr>
+        <w:rFonts w:eastAsia="黑体"/>
         <w:b/>
         <w:bCs/>
       </w:rPr>
@@ -10218,12 +10702,14 @@
     </w:tblStylePr>
     <w:tblStylePr w:type="firstCol">
       <w:rPr>
+        <w:rFonts w:eastAsia="黑体"/>
         <w:b/>
         <w:bCs/>
       </w:rPr>
     </w:tblStylePr>
     <w:tblStylePr w:type="lastCol">
       <w:rPr>
+        <w:rFonts w:eastAsia="黑体"/>
         <w:b/>
         <w:bCs/>
       </w:rPr>
@@ -10250,7 +10736,7 @@
       <w:spacing w:after="0" w:line="240" w:lineRule="auto"/>
     </w:pPr>
     <w:rPr>
-      <w:rFonts w:asciiTheme="majorHAnsi" w:cstheme="majorBidi" w:eastAsiaTheme="majorEastAsia" w:hAnsiTheme="majorHAnsi"/>
+      <w:rFonts w:asciiTheme="majorHAnsi" w:cstheme="majorBidi" w:hAnsiTheme="majorHAnsi" w:eastAsia="黑体"/>
       <w:color w:themeColor="text1" w:val="000000"/>
     </w:rPr>
     <w:tblPr>
@@ -10277,6 +10763,7 @@
     </w:tcPr>
     <w:tblStylePr w:type="firstRow">
       <w:rPr>
+        <w:rFonts w:eastAsia="黑体"/>
         <w:b/>
         <w:bCs/>
         <w:color w:themeColor="text1" w:val="000000"/>
@@ -10288,6 +10775,7 @@
     </w:tblStylePr>
     <w:tblStylePr w:type="lastRow">
       <w:rPr>
+        <w:rFonts w:eastAsia="黑体"/>
         <w:b/>
         <w:bCs/>
         <w:color w:themeColor="text1" w:val="000000"/>
@@ -10307,6 +10795,7 @@
     </w:tblStylePr>
     <w:tblStylePr w:type="firstCol">
       <w:rPr>
+        <w:rFonts w:eastAsia="黑体"/>
         <w:b/>
         <w:bCs/>
         <w:color w:themeColor="text1" w:val="000000"/>
@@ -10326,6 +10815,7 @@
     </w:tblStylePr>
     <w:tblStylePr w:type="lastCol">
       <w:rPr>
+        <w:rFonts w:eastAsia="黑体"/>
         <w:b w:val="0"/>
         <w:bCs w:val="0"/>
         <w:color w:themeColor="text1" w:val="000000"/>
@@ -10375,7 +10865,7 @@
       <w:spacing w:after="0" w:line="240" w:lineRule="auto"/>
     </w:pPr>
     <w:rPr>
-      <w:rFonts w:asciiTheme="majorHAnsi" w:cstheme="majorBidi" w:eastAsiaTheme="majorEastAsia" w:hAnsiTheme="majorHAnsi"/>
+      <w:rFonts w:asciiTheme="majorHAnsi" w:cstheme="majorBidi" w:hAnsiTheme="majorHAnsi" w:eastAsia="黑体"/>
       <w:color w:themeColor="text1" w:val="000000"/>
     </w:rPr>
     <w:tblPr>
@@ -10402,6 +10892,7 @@
     </w:tcPr>
     <w:tblStylePr w:type="firstRow">
       <w:rPr>
+        <w:rFonts w:eastAsia="黑体"/>
         <w:b/>
         <w:bCs/>
         <w:color w:themeColor="text1" w:val="000000"/>
@@ -10413,6 +10904,7 @@
     </w:tblStylePr>
     <w:tblStylePr w:type="lastRow">
       <w:rPr>
+        <w:rFonts w:eastAsia="黑体"/>
         <w:b/>
         <w:bCs/>
         <w:color w:themeColor="text1" w:val="000000"/>
@@ -10432,6 +10924,7 @@
     </w:tblStylePr>
     <w:tblStylePr w:type="firstCol">
       <w:rPr>
+        <w:rFonts w:eastAsia="黑体"/>
         <w:b/>
         <w:bCs/>
         <w:color w:themeColor="text1" w:val="000000"/>
@@ -10451,6 +10944,7 @@
     </w:tblStylePr>
     <w:tblStylePr w:type="lastCol">
       <w:rPr>
+        <w:rFonts w:eastAsia="黑体"/>
         <w:b w:val="0"/>
         <w:bCs w:val="0"/>
         <w:color w:themeColor="text1" w:val="000000"/>
@@ -10500,7 +10994,7 @@
       <w:spacing w:after="0" w:line="240" w:lineRule="auto"/>
     </w:pPr>
     <w:rPr>
-      <w:rFonts w:asciiTheme="majorHAnsi" w:cstheme="majorBidi" w:eastAsiaTheme="majorEastAsia" w:hAnsiTheme="majorHAnsi"/>
+      <w:rFonts w:asciiTheme="majorHAnsi" w:cstheme="majorBidi" w:hAnsiTheme="majorHAnsi" w:eastAsia="黑体"/>
       <w:color w:themeColor="text1" w:val="000000"/>
     </w:rPr>
     <w:tblPr>
@@ -10527,6 +11021,7 @@
     </w:tcPr>
     <w:tblStylePr w:type="firstRow">
       <w:rPr>
+        <w:rFonts w:eastAsia="黑体"/>
         <w:b/>
         <w:bCs/>
         <w:color w:themeColor="text1" w:val="000000"/>
@@ -10538,6 +11033,7 @@
     </w:tblStylePr>
     <w:tblStylePr w:type="lastRow">
       <w:rPr>
+        <w:rFonts w:eastAsia="黑体"/>
         <w:b/>
         <w:bCs/>
         <w:color w:themeColor="text1" w:val="000000"/>
@@ -10557,6 +11053,7 @@
     </w:tblStylePr>
     <w:tblStylePr w:type="firstCol">
       <w:rPr>
+        <w:rFonts w:eastAsia="黑体"/>
         <w:b/>
         <w:bCs/>
         <w:color w:themeColor="text1" w:val="000000"/>
@@ -10576,6 +11073,7 @@
     </w:tblStylePr>
     <w:tblStylePr w:type="lastCol">
       <w:rPr>
+        <w:rFonts w:eastAsia="黑体"/>
         <w:b w:val="0"/>
         <w:bCs w:val="0"/>
         <w:color w:themeColor="text1" w:val="000000"/>
@@ -10625,7 +11123,7 @@
       <w:spacing w:after="0" w:line="240" w:lineRule="auto"/>
     </w:pPr>
     <w:rPr>
-      <w:rFonts w:asciiTheme="majorHAnsi" w:cstheme="majorBidi" w:eastAsiaTheme="majorEastAsia" w:hAnsiTheme="majorHAnsi"/>
+      <w:rFonts w:asciiTheme="majorHAnsi" w:cstheme="majorBidi" w:hAnsiTheme="majorHAnsi" w:eastAsia="黑体"/>
       <w:color w:themeColor="text1" w:val="000000"/>
     </w:rPr>
     <w:tblPr>
@@ -10652,6 +11150,7 @@
     </w:tcPr>
     <w:tblStylePr w:type="firstRow">
       <w:rPr>
+        <w:rFonts w:eastAsia="黑体"/>
         <w:b/>
         <w:bCs/>
         <w:color w:themeColor="text1" w:val="000000"/>
@@ -10663,6 +11162,7 @@
     </w:tblStylePr>
     <w:tblStylePr w:type="lastRow">
       <w:rPr>
+        <w:rFonts w:eastAsia="黑体"/>
         <w:b/>
         <w:bCs/>
         <w:color w:themeColor="text1" w:val="000000"/>
@@ -10682,6 +11182,7 @@
     </w:tblStylePr>
     <w:tblStylePr w:type="firstCol">
       <w:rPr>
+        <w:rFonts w:eastAsia="黑体"/>
         <w:b/>
         <w:bCs/>
         <w:color w:themeColor="text1" w:val="000000"/>
@@ -10701,6 +11202,7 @@
     </w:tblStylePr>
     <w:tblStylePr w:type="lastCol">
       <w:rPr>
+        <w:rFonts w:eastAsia="黑体"/>
         <w:b w:val="0"/>
         <w:bCs w:val="0"/>
         <w:color w:themeColor="text1" w:val="000000"/>
@@ -10750,7 +11252,7 @@
       <w:spacing w:after="0" w:line="240" w:lineRule="auto"/>
     </w:pPr>
     <w:rPr>
-      <w:rFonts w:asciiTheme="majorHAnsi" w:cstheme="majorBidi" w:eastAsiaTheme="majorEastAsia" w:hAnsiTheme="majorHAnsi"/>
+      <w:rFonts w:asciiTheme="majorHAnsi" w:cstheme="majorBidi" w:hAnsiTheme="majorHAnsi" w:eastAsia="黑体"/>
       <w:color w:themeColor="text1" w:val="000000"/>
     </w:rPr>
     <w:tblPr>
@@ -10777,6 +11279,7 @@
     </w:tcPr>
     <w:tblStylePr w:type="firstRow">
       <w:rPr>
+        <w:rFonts w:eastAsia="黑体"/>
         <w:b/>
         <w:bCs/>
         <w:color w:themeColor="text1" w:val="000000"/>
@@ -10788,6 +11291,7 @@
     </w:tblStylePr>
     <w:tblStylePr w:type="lastRow">
       <w:rPr>
+        <w:rFonts w:eastAsia="黑体"/>
         <w:b/>
         <w:bCs/>
         <w:color w:themeColor="text1" w:val="000000"/>
@@ -10807,6 +11311,7 @@
     </w:tblStylePr>
     <w:tblStylePr w:type="firstCol">
       <w:rPr>
+        <w:rFonts w:eastAsia="黑体"/>
         <w:b/>
         <w:bCs/>
         <w:color w:themeColor="text1" w:val="000000"/>
@@ -10826,6 +11331,7 @@
     </w:tblStylePr>
     <w:tblStylePr w:type="lastCol">
       <w:rPr>
+        <w:rFonts w:eastAsia="黑体"/>
         <w:b w:val="0"/>
         <w:bCs w:val="0"/>
         <w:color w:themeColor="text1" w:val="000000"/>
@@ -10875,7 +11381,7 @@
       <w:spacing w:after="0" w:line="240" w:lineRule="auto"/>
     </w:pPr>
     <w:rPr>
-      <w:rFonts w:asciiTheme="majorHAnsi" w:cstheme="majorBidi" w:eastAsiaTheme="majorEastAsia" w:hAnsiTheme="majorHAnsi"/>
+      <w:rFonts w:asciiTheme="majorHAnsi" w:cstheme="majorBidi" w:hAnsiTheme="majorHAnsi" w:eastAsia="黑体"/>
       <w:color w:themeColor="text1" w:val="000000"/>
     </w:rPr>
     <w:tblPr>
@@ -10902,6 +11408,7 @@
     </w:tcPr>
     <w:tblStylePr w:type="firstRow">
       <w:rPr>
+        <w:rFonts w:eastAsia="黑体"/>
         <w:b/>
         <w:bCs/>
         <w:color w:themeColor="text1" w:val="000000"/>
@@ -10913,6 +11420,7 @@
     </w:tblStylePr>
     <w:tblStylePr w:type="lastRow">
       <w:rPr>
+        <w:rFonts w:eastAsia="黑体"/>
         <w:b/>
         <w:bCs/>
         <w:color w:themeColor="text1" w:val="000000"/>
@@ -10932,6 +11440,7 @@
     </w:tblStylePr>
     <w:tblStylePr w:type="firstCol">
       <w:rPr>
+        <w:rFonts w:eastAsia="黑体"/>
         <w:b/>
         <w:bCs/>
         <w:color w:themeColor="text1" w:val="000000"/>
@@ -10951,6 +11460,7 @@
     </w:tblStylePr>
     <w:tblStylePr w:type="lastCol">
       <w:rPr>
+        <w:rFonts w:eastAsia="黑体"/>
         <w:b w:val="0"/>
         <w:bCs w:val="0"/>
         <w:color w:themeColor="text1" w:val="000000"/>
@@ -11000,7 +11510,7 @@
       <w:spacing w:after="0" w:line="240" w:lineRule="auto"/>
     </w:pPr>
     <w:rPr>
-      <w:rFonts w:asciiTheme="majorHAnsi" w:cstheme="majorBidi" w:eastAsiaTheme="majorEastAsia" w:hAnsiTheme="majorHAnsi"/>
+      <w:rFonts w:asciiTheme="majorHAnsi" w:cstheme="majorBidi" w:hAnsiTheme="majorHAnsi" w:eastAsia="黑体"/>
       <w:color w:themeColor="text1" w:val="000000"/>
     </w:rPr>
     <w:tblPr>
@@ -11027,6 +11537,7 @@
     </w:tcPr>
     <w:tblStylePr w:type="firstRow">
       <w:rPr>
+        <w:rFonts w:eastAsia="黑体"/>
         <w:b/>
         <w:bCs/>
         <w:color w:themeColor="text1" w:val="000000"/>
@@ -11038,6 +11549,7 @@
     </w:tblStylePr>
     <w:tblStylePr w:type="lastRow">
       <w:rPr>
+        <w:rFonts w:eastAsia="黑体"/>
         <w:b/>
         <w:bCs/>
         <w:color w:themeColor="text1" w:val="000000"/>
@@ -11057,6 +11569,7 @@
     </w:tblStylePr>
     <w:tblStylePr w:type="firstCol">
       <w:rPr>
+        <w:rFonts w:eastAsia="黑体"/>
         <w:b/>
         <w:bCs/>
         <w:color w:themeColor="text1" w:val="000000"/>
@@ -11076,6 +11589,7 @@
     </w:tblStylePr>
     <w:tblStylePr w:type="lastCol">
       <w:rPr>
+        <w:rFonts w:eastAsia="黑体"/>
         <w:b w:val="0"/>
         <w:bCs w:val="0"/>
         <w:color w:themeColor="text1" w:val="000000"/>
@@ -11148,6 +11662,7 @@
     </w:tcPr>
     <w:tblStylePr w:type="firstRow">
       <w:rPr>
+        <w:rFonts w:eastAsia="黑体"/>
         <w:b/>
         <w:bCs/>
         <w:i w:val="0"/>
@@ -11169,6 +11684,7 @@
     </w:tblStylePr>
     <w:tblStylePr w:type="lastRow">
       <w:rPr>
+        <w:rFonts w:eastAsia="黑体"/>
         <w:b/>
         <w:bCs/>
         <w:i w:val="0"/>
@@ -11190,6 +11706,7 @@
     </w:tblStylePr>
     <w:tblStylePr w:type="firstCol">
       <w:rPr>
+        <w:rFonts w:eastAsia="黑体"/>
         <w:b/>
         <w:bCs/>
         <w:i w:val="0"/>
@@ -11209,6 +11726,7 @@
     </w:tblStylePr>
     <w:tblStylePr w:type="lastCol">
       <w:rPr>
+        <w:rFonts w:eastAsia="黑体"/>
         <w:b/>
         <w:bCs/>
         <w:i w:val="0"/>
@@ -11289,6 +11807,7 @@
     </w:tcPr>
     <w:tblStylePr w:type="firstRow">
       <w:rPr>
+        <w:rFonts w:eastAsia="黑体"/>
         <w:b/>
         <w:bCs/>
         <w:i w:val="0"/>
@@ -11310,6 +11829,7 @@
     </w:tblStylePr>
     <w:tblStylePr w:type="lastRow">
       <w:rPr>
+        <w:rFonts w:eastAsia="黑体"/>
         <w:b/>
         <w:bCs/>
         <w:i w:val="0"/>
@@ -11331,6 +11851,7 @@
     </w:tblStylePr>
     <w:tblStylePr w:type="firstCol">
       <w:rPr>
+        <w:rFonts w:eastAsia="黑体"/>
         <w:b/>
         <w:bCs/>
         <w:i w:val="0"/>
@@ -11350,6 +11871,7 @@
     </w:tblStylePr>
     <w:tblStylePr w:type="lastCol">
       <w:rPr>
+        <w:rFonts w:eastAsia="黑体"/>
         <w:b/>
         <w:bCs/>
         <w:i w:val="0"/>
@@ -11430,6 +11952,7 @@
     </w:tcPr>
     <w:tblStylePr w:type="firstRow">
       <w:rPr>
+        <w:rFonts w:eastAsia="黑体"/>
         <w:b/>
         <w:bCs/>
         <w:i w:val="0"/>
@@ -11451,6 +11974,7 @@
     </w:tblStylePr>
     <w:tblStylePr w:type="lastRow">
       <w:rPr>
+        <w:rFonts w:eastAsia="黑体"/>
         <w:b/>
         <w:bCs/>
         <w:i w:val="0"/>
@@ -11472,6 +11996,7 @@
     </w:tblStylePr>
     <w:tblStylePr w:type="firstCol">
       <w:rPr>
+        <w:rFonts w:eastAsia="黑体"/>
         <w:b/>
         <w:bCs/>
         <w:i w:val="0"/>
@@ -11491,6 +12016,7 @@
     </w:tblStylePr>
     <w:tblStylePr w:type="lastCol">
       <w:rPr>
+        <w:rFonts w:eastAsia="黑体"/>
         <w:b/>
         <w:bCs/>
         <w:i w:val="0"/>
@@ -11571,6 +12097,7 @@
     </w:tcPr>
     <w:tblStylePr w:type="firstRow">
       <w:rPr>
+        <w:rFonts w:eastAsia="黑体"/>
         <w:b/>
         <w:bCs/>
         <w:i w:val="0"/>
@@ -11592,6 +12119,7 @@
     </w:tblStylePr>
     <w:tblStylePr w:type="lastRow">
       <w:rPr>
+        <w:rFonts w:eastAsia="黑体"/>
         <w:b/>
         <w:bCs/>
         <w:i w:val="0"/>
@@ -11613,6 +12141,7 @@
     </w:tblStylePr>
     <w:tblStylePr w:type="firstCol">
       <w:rPr>
+        <w:rFonts w:eastAsia="黑体"/>
         <w:b/>
         <w:bCs/>
         <w:i w:val="0"/>
@@ -11632,6 +12161,7 @@
     </w:tblStylePr>
     <w:tblStylePr w:type="lastCol">
       <w:rPr>
+        <w:rFonts w:eastAsia="黑体"/>
         <w:b/>
         <w:bCs/>
         <w:i w:val="0"/>
@@ -11712,6 +12242,7 @@
     </w:tcPr>
     <w:tblStylePr w:type="firstRow">
       <w:rPr>
+        <w:rFonts w:eastAsia="黑体"/>
         <w:b/>
         <w:bCs/>
         <w:i w:val="0"/>
@@ -11733,6 +12264,7 @@
     </w:tblStylePr>
     <w:tblStylePr w:type="lastRow">
       <w:rPr>
+        <w:rFonts w:eastAsia="黑体"/>
         <w:b/>
         <w:bCs/>
         <w:i w:val="0"/>
@@ -11754,6 +12286,7 @@
     </w:tblStylePr>
     <w:tblStylePr w:type="firstCol">
       <w:rPr>
+        <w:rFonts w:eastAsia="黑体"/>
         <w:b/>
         <w:bCs/>
         <w:i w:val="0"/>
@@ -11773,6 +12306,7 @@
     </w:tblStylePr>
     <w:tblStylePr w:type="lastCol">
       <w:rPr>
+        <w:rFonts w:eastAsia="黑体"/>
         <w:b/>
         <w:bCs/>
         <w:i w:val="0"/>
@@ -11853,6 +12387,7 @@
     </w:tcPr>
     <w:tblStylePr w:type="firstRow">
       <w:rPr>
+        <w:rFonts w:eastAsia="黑体"/>
         <w:b/>
         <w:bCs/>
         <w:i w:val="0"/>
@@ -11874,6 +12409,7 @@
     </w:tblStylePr>
     <w:tblStylePr w:type="lastRow">
       <w:rPr>
+        <w:rFonts w:eastAsia="黑体"/>
         <w:b/>
         <w:bCs/>
         <w:i w:val="0"/>
@@ -11895,6 +12431,7 @@
     </w:tblStylePr>
     <w:tblStylePr w:type="firstCol">
       <w:rPr>
+        <w:rFonts w:eastAsia="黑体"/>
         <w:b/>
         <w:bCs/>
         <w:i w:val="0"/>
@@ -11914,6 +12451,7 @@
     </w:tblStylePr>
     <w:tblStylePr w:type="lastCol">
       <w:rPr>
+        <w:rFonts w:eastAsia="黑体"/>
         <w:b/>
         <w:bCs/>
         <w:i w:val="0"/>
@@ -11994,6 +12532,7 @@
     </w:tcPr>
     <w:tblStylePr w:type="firstRow">
       <w:rPr>
+        <w:rFonts w:eastAsia="黑体"/>
         <w:b/>
         <w:bCs/>
         <w:i w:val="0"/>
@@ -12015,6 +12554,7 @@
     </w:tblStylePr>
     <w:tblStylePr w:type="lastRow">
       <w:rPr>
+        <w:rFonts w:eastAsia="黑体"/>
         <w:b/>
         <w:bCs/>
         <w:i w:val="0"/>
@@ -12036,6 +12576,7 @@
     </w:tblStylePr>
     <w:tblStylePr w:type="firstCol">
       <w:rPr>
+        <w:rFonts w:eastAsia="黑体"/>
         <w:b/>
         <w:bCs/>
         <w:i w:val="0"/>
@@ -12055,6 +12596,7 @@
     </w:tblStylePr>
     <w:tblStylePr w:type="lastCol">
       <w:rPr>
+        <w:rFonts w:eastAsia="黑体"/>
         <w:b/>
         <w:bCs/>
         <w:i w:val="0"/>
@@ -12112,6 +12654,7 @@
       <w:spacing w:after="0" w:line="240" w:lineRule="auto"/>
     </w:pPr>
     <w:rPr>
+      <w:rFonts w:eastAsia="黑体"/>
       <w:color w:themeColor="background1" w:val="FFFFFF"/>
     </w:rPr>
     <w:tblPr>
@@ -12130,6 +12673,7 @@
     </w:tcPr>
     <w:tblStylePr w:type="firstRow">
       <w:rPr>
+        <w:rFonts w:eastAsia="黑体"/>
         <w:b/>
         <w:bCs/>
       </w:rPr>
@@ -12226,6 +12770,7 @@
       <w:spacing w:after="0" w:line="240" w:lineRule="auto"/>
     </w:pPr>
     <w:rPr>
+      <w:rFonts w:eastAsia="黑体"/>
       <w:color w:themeColor="background1" w:val="FFFFFF"/>
     </w:rPr>
     <w:tblPr>
@@ -12244,6 +12789,7 @@
     </w:tcPr>
     <w:tblStylePr w:type="firstRow">
       <w:rPr>
+        <w:rFonts w:eastAsia="黑体"/>
         <w:b/>
         <w:bCs/>
       </w:rPr>
@@ -12340,6 +12886,7 @@
       <w:spacing w:after="0" w:line="240" w:lineRule="auto"/>
     </w:pPr>
     <w:rPr>
+      <w:rFonts w:eastAsia="黑体"/>
       <w:color w:themeColor="background1" w:val="FFFFFF"/>
     </w:rPr>
     <w:tblPr>
@@ -12358,6 +12905,7 @@
     </w:tcPr>
     <w:tblStylePr w:type="firstRow">
       <w:rPr>
+        <w:rFonts w:eastAsia="黑体"/>
         <w:b/>
         <w:bCs/>
       </w:rPr>
@@ -12454,6 +13002,7 @@
       <w:spacing w:after="0" w:line="240" w:lineRule="auto"/>
     </w:pPr>
     <w:rPr>
+      <w:rFonts w:eastAsia="黑体"/>
       <w:color w:themeColor="background1" w:val="FFFFFF"/>
     </w:rPr>
     <w:tblPr>
@@ -12472,6 +13021,7 @@
     </w:tcPr>
     <w:tblStylePr w:type="firstRow">
       <w:rPr>
+        <w:rFonts w:eastAsia="黑体"/>
         <w:b/>
         <w:bCs/>
       </w:rPr>
@@ -12568,6 +13118,7 @@
       <w:spacing w:after="0" w:line="240" w:lineRule="auto"/>
     </w:pPr>
     <w:rPr>
+      <w:rFonts w:eastAsia="黑体"/>
       <w:color w:themeColor="background1" w:val="FFFFFF"/>
     </w:rPr>
     <w:tblPr>
@@ -12586,6 +13137,7 @@
     </w:tcPr>
     <w:tblStylePr w:type="firstRow">
       <w:rPr>
+        <w:rFonts w:eastAsia="黑体"/>
         <w:b/>
         <w:bCs/>
       </w:rPr>
@@ -12682,6 +13234,7 @@
       <w:spacing w:after="0" w:line="240" w:lineRule="auto"/>
     </w:pPr>
     <w:rPr>
+      <w:rFonts w:eastAsia="黑体"/>
       <w:color w:themeColor="background1" w:val="FFFFFF"/>
     </w:rPr>
     <w:tblPr>
@@ -12700,6 +13253,7 @@
     </w:tcPr>
     <w:tblStylePr w:type="firstRow">
       <w:rPr>
+        <w:rFonts w:eastAsia="黑体"/>
         <w:b/>
         <w:bCs/>
       </w:rPr>
@@ -12796,6 +13350,7 @@
       <w:spacing w:after="0" w:line="240" w:lineRule="auto"/>
     </w:pPr>
     <w:rPr>
+      <w:rFonts w:eastAsia="黑体"/>
       <w:color w:themeColor="background1" w:val="FFFFFF"/>
     </w:rPr>
     <w:tblPr>
@@ -12814,6 +13369,7 @@
     </w:tcPr>
     <w:tblStylePr w:type="firstRow">
       <w:rPr>
+        <w:rFonts w:eastAsia="黑体"/>
         <w:b/>
         <w:bCs/>
       </w:rPr>
@@ -12910,6 +13466,7 @@
       <w:spacing w:after="0" w:line="240" w:lineRule="auto"/>
     </w:pPr>
     <w:rPr>
+      <w:rFonts w:eastAsia="黑体"/>
       <w:color w:themeColor="text1" w:val="000000"/>
     </w:rPr>
     <w:tblPr>
@@ -12936,6 +13493,7 @@
     </w:tcPr>
     <w:tblStylePr w:type="firstRow">
       <w:rPr>
+        <w:rFonts w:eastAsia="黑体"/>
         <w:b/>
         <w:bCs/>
       </w:rPr>
@@ -12954,6 +13512,7 @@
     </w:tblStylePr>
     <w:tblStylePr w:type="lastRow">
       <w:rPr>
+        <w:rFonts w:eastAsia="黑体"/>
         <w:b/>
         <w:bCs/>
         <w:color w:themeColor="background1" w:val="FFFFFF"/>
@@ -12968,6 +13527,7 @@
     </w:tblStylePr>
     <w:tblStylePr w:type="firstCol">
       <w:rPr>
+        <w:rFonts w:eastAsia="黑体"/>
         <w:color w:themeColor="background1" w:val="FFFFFF"/>
       </w:rPr>
       <w:tblPr/>
@@ -12985,6 +13545,7 @@
     </w:tblStylePr>
     <w:tblStylePr w:type="lastCol">
       <w:rPr>
+        <w:rFonts w:eastAsia="黑体"/>
         <w:color w:themeColor="background1" w:val="FFFFFF"/>
       </w:rPr>
       <w:tblPr/>
@@ -13014,11 +13575,13 @@
     </w:tblStylePr>
     <w:tblStylePr w:type="neCell">
       <w:rPr>
+        <w:rFonts w:eastAsia="黑体"/>
         <w:color w:themeColor="text1" w:val="000000"/>
       </w:rPr>
     </w:tblStylePr>
     <w:tblStylePr w:type="nwCell">
       <w:rPr>
+        <w:rFonts w:eastAsia="黑体"/>
         <w:color w:themeColor="text1" w:val="000000"/>
       </w:rPr>
     </w:tblStylePr>
@@ -13032,6 +13595,7 @@
       <w:spacing w:after="0" w:line="240" w:lineRule="auto"/>
     </w:pPr>
     <w:rPr>
+      <w:rFonts w:eastAsia="黑体"/>
       <w:color w:themeColor="text1" w:val="000000"/>
     </w:rPr>
     <w:tblPr>
@@ -13058,6 +13622,7 @@
     </w:tcPr>
     <w:tblStylePr w:type="firstRow">
       <w:rPr>
+        <w:rFonts w:eastAsia="黑体"/>
         <w:b/>
         <w:bCs/>
       </w:rPr>
@@ -13076,6 +13641,7 @@
     </w:tblStylePr>
     <w:tblStylePr w:type="lastRow">
       <w:rPr>
+        <w:rFonts w:eastAsia="黑体"/>
         <w:b/>
         <w:bCs/>
         <w:color w:themeColor="background1" w:val="FFFFFF"/>
@@ -13090,6 +13656,7 @@
     </w:tblStylePr>
     <w:tblStylePr w:type="firstCol">
       <w:rPr>
+        <w:rFonts w:eastAsia="黑体"/>
         <w:color w:themeColor="background1" w:val="FFFFFF"/>
       </w:rPr>
       <w:tblPr/>
@@ -13107,6 +13674,7 @@
     </w:tblStylePr>
     <w:tblStylePr w:type="lastCol">
       <w:rPr>
+        <w:rFonts w:eastAsia="黑体"/>
         <w:color w:themeColor="background1" w:val="FFFFFF"/>
       </w:rPr>
       <w:tblPr/>
@@ -13136,11 +13704,13 @@
     </w:tblStylePr>
     <w:tblStylePr w:type="neCell">
       <w:rPr>
+        <w:rFonts w:eastAsia="黑体"/>
         <w:color w:themeColor="text1" w:val="000000"/>
       </w:rPr>
     </w:tblStylePr>
     <w:tblStylePr w:type="nwCell">
       <w:rPr>
+        <w:rFonts w:eastAsia="黑体"/>
         <w:color w:themeColor="text1" w:val="000000"/>
       </w:rPr>
     </w:tblStylePr>
@@ -13154,6 +13724,7 @@
       <w:spacing w:after="0" w:line="240" w:lineRule="auto"/>
     </w:pPr>
     <w:rPr>
+      <w:rFonts w:eastAsia="黑体"/>
       <w:color w:themeColor="text1" w:val="000000"/>
     </w:rPr>
     <w:tblPr>
@@ -13180,6 +13751,7 @@
     </w:tcPr>
     <w:tblStylePr w:type="firstRow">
       <w:rPr>
+        <w:rFonts w:eastAsia="黑体"/>
         <w:b/>
         <w:bCs/>
       </w:rPr>
@@ -13198,6 +13770,7 @@
     </w:tblStylePr>
     <w:tblStylePr w:type="lastRow">
       <w:rPr>
+        <w:rFonts w:eastAsia="黑体"/>
         <w:b/>
         <w:bCs/>
         <w:color w:themeColor="background1" w:val="FFFFFF"/>
@@ -13212,6 +13785,7 @@
     </w:tblStylePr>
     <w:tblStylePr w:type="firstCol">
       <w:rPr>
+        <w:rFonts w:eastAsia="黑体"/>
         <w:color w:themeColor="background1" w:val="FFFFFF"/>
       </w:rPr>
       <w:tblPr/>
@@ -13229,6 +13803,7 @@
     </w:tblStylePr>
     <w:tblStylePr w:type="lastCol">
       <w:rPr>
+        <w:rFonts w:eastAsia="黑体"/>
         <w:color w:themeColor="background1" w:val="FFFFFF"/>
       </w:rPr>
       <w:tblPr/>
@@ -13258,11 +13833,13 @@
     </w:tblStylePr>
     <w:tblStylePr w:type="neCell">
       <w:rPr>
+        <w:rFonts w:eastAsia="黑体"/>
         <w:color w:themeColor="text1" w:val="000000"/>
       </w:rPr>
     </w:tblStylePr>
     <w:tblStylePr w:type="nwCell">
       <w:rPr>
+        <w:rFonts w:eastAsia="黑体"/>
         <w:color w:themeColor="text1" w:val="000000"/>
       </w:rPr>
     </w:tblStylePr>
@@ -13276,6 +13853,7 @@
       <w:spacing w:after="0" w:line="240" w:lineRule="auto"/>
     </w:pPr>
     <w:rPr>
+      <w:rFonts w:eastAsia="黑体"/>
       <w:color w:themeColor="text1" w:val="000000"/>
     </w:rPr>
     <w:tblPr>
@@ -13302,6 +13880,7 @@
     </w:tcPr>
     <w:tblStylePr w:type="firstRow">
       <w:rPr>
+        <w:rFonts w:eastAsia="黑体"/>
         <w:b/>
         <w:bCs/>
       </w:rPr>
@@ -13320,6 +13899,7 @@
     </w:tblStylePr>
     <w:tblStylePr w:type="lastRow">
       <w:rPr>
+        <w:rFonts w:eastAsia="黑体"/>
         <w:b/>
         <w:bCs/>
         <w:color w:themeColor="background1" w:val="FFFFFF"/>
@@ -13334,6 +13914,7 @@
     </w:tblStylePr>
     <w:tblStylePr w:type="firstCol">
       <w:rPr>
+        <w:rFonts w:eastAsia="黑体"/>
         <w:color w:themeColor="background1" w:val="FFFFFF"/>
       </w:rPr>
       <w:tblPr/>
@@ -13351,6 +13932,7 @@
     </w:tblStylePr>
     <w:tblStylePr w:type="lastCol">
       <w:rPr>
+        <w:rFonts w:eastAsia="黑体"/>
         <w:color w:themeColor="background1" w:val="FFFFFF"/>
       </w:rPr>
       <w:tblPr/>
@@ -13388,6 +13970,7 @@
       <w:spacing w:after="0" w:line="240" w:lineRule="auto"/>
     </w:pPr>
     <w:rPr>
+      <w:rFonts w:eastAsia="黑体"/>
       <w:color w:themeColor="text1" w:val="000000"/>
     </w:rPr>
     <w:tblPr>
@@ -13414,6 +13997,7 @@
     </w:tcPr>
     <w:tblStylePr w:type="firstRow">
       <w:rPr>
+        <w:rFonts w:eastAsia="黑体"/>
         <w:b/>
         <w:bCs/>
       </w:rPr>
@@ -13432,6 +14016,7 @@
     </w:tblStylePr>
     <w:tblStylePr w:type="lastRow">
       <w:rPr>
+        <w:rFonts w:eastAsia="黑体"/>
         <w:b/>
         <w:bCs/>
         <w:color w:themeColor="background1" w:val="FFFFFF"/>
@@ -13446,6 +14031,7 @@
     </w:tblStylePr>
     <w:tblStylePr w:type="firstCol">
       <w:rPr>
+        <w:rFonts w:eastAsia="黑体"/>
         <w:color w:themeColor="background1" w:val="FFFFFF"/>
       </w:rPr>
       <w:tblPr/>
@@ -13463,6 +14049,7 @@
     </w:tblStylePr>
     <w:tblStylePr w:type="lastCol">
       <w:rPr>
+        <w:rFonts w:eastAsia="黑体"/>
         <w:color w:themeColor="background1" w:val="FFFFFF"/>
       </w:rPr>
       <w:tblPr/>
@@ -13492,11 +14079,13 @@
     </w:tblStylePr>
     <w:tblStylePr w:type="neCell">
       <w:rPr>
+        <w:rFonts w:eastAsia="黑体"/>
         <w:color w:themeColor="text1" w:val="000000"/>
       </w:rPr>
     </w:tblStylePr>
     <w:tblStylePr w:type="nwCell">
       <w:rPr>
+        <w:rFonts w:eastAsia="黑体"/>
         <w:color w:themeColor="text1" w:val="000000"/>
       </w:rPr>
     </w:tblStylePr>
@@ -13510,6 +14099,7 @@
       <w:spacing w:after="0" w:line="240" w:lineRule="auto"/>
     </w:pPr>
     <w:rPr>
+      <w:rFonts w:eastAsia="黑体"/>
       <w:color w:themeColor="text1" w:val="000000"/>
     </w:rPr>
     <w:tblPr>
@@ -13536,6 +14126,7 @@
     </w:tcPr>
     <w:tblStylePr w:type="firstRow">
       <w:rPr>
+        <w:rFonts w:eastAsia="黑体"/>
         <w:b/>
         <w:bCs/>
       </w:rPr>
@@ -13554,6 +14145,7 @@
     </w:tblStylePr>
     <w:tblStylePr w:type="lastRow">
       <w:rPr>
+        <w:rFonts w:eastAsia="黑体"/>
         <w:b/>
         <w:bCs/>
         <w:color w:themeColor="background1" w:val="FFFFFF"/>
@@ -13568,6 +14160,7 @@
     </w:tblStylePr>
     <w:tblStylePr w:type="firstCol">
       <w:rPr>
+        <w:rFonts w:eastAsia="黑体"/>
         <w:color w:themeColor="background1" w:val="FFFFFF"/>
       </w:rPr>
       <w:tblPr/>
@@ -13585,6 +14178,7 @@
     </w:tblStylePr>
     <w:tblStylePr w:type="lastCol">
       <w:rPr>
+        <w:rFonts w:eastAsia="黑体"/>
         <w:color w:themeColor="background1" w:val="FFFFFF"/>
       </w:rPr>
       <w:tblPr/>
@@ -13614,11 +14208,13 @@
     </w:tblStylePr>
     <w:tblStylePr w:type="neCell">
       <w:rPr>
+        <w:rFonts w:eastAsia="黑体"/>
         <w:color w:themeColor="text1" w:val="000000"/>
       </w:rPr>
     </w:tblStylePr>
     <w:tblStylePr w:type="nwCell">
       <w:rPr>
+        <w:rFonts w:eastAsia="黑体"/>
         <w:color w:themeColor="text1" w:val="000000"/>
       </w:rPr>
     </w:tblStylePr>
@@ -13632,6 +14228,7 @@
       <w:spacing w:after="0" w:line="240" w:lineRule="auto"/>
     </w:pPr>
     <w:rPr>
+      <w:rFonts w:eastAsia="黑体"/>
       <w:color w:themeColor="text1" w:val="000000"/>
     </w:rPr>
     <w:tblPr>
@@ -13658,6 +14255,7 @@
     </w:tcPr>
     <w:tblStylePr w:type="firstRow">
       <w:rPr>
+        <w:rFonts w:eastAsia="黑体"/>
         <w:b/>
         <w:bCs/>
       </w:rPr>
@@ -13676,6 +14274,7 @@
     </w:tblStylePr>
     <w:tblStylePr w:type="lastRow">
       <w:rPr>
+        <w:rFonts w:eastAsia="黑体"/>
         <w:b/>
         <w:bCs/>
         <w:color w:themeColor="background1" w:val="FFFFFF"/>
@@ -13690,6 +14289,7 @@
     </w:tblStylePr>
     <w:tblStylePr w:type="firstCol">
       <w:rPr>
+        <w:rFonts w:eastAsia="黑体"/>
         <w:color w:themeColor="background1" w:val="FFFFFF"/>
       </w:rPr>
       <w:tblPr/>
@@ -13707,6 +14307,7 @@
     </w:tblStylePr>
     <w:tblStylePr w:type="lastCol">
       <w:rPr>
+        <w:rFonts w:eastAsia="黑体"/>
         <w:color w:themeColor="background1" w:val="FFFFFF"/>
       </w:rPr>
       <w:tblPr/>
@@ -13736,11 +14337,13 @@
     </w:tblStylePr>
     <w:tblStylePr w:type="neCell">
       <w:rPr>
+        <w:rFonts w:eastAsia="黑体"/>
         <w:color w:themeColor="text1" w:val="000000"/>
       </w:rPr>
     </w:tblStylePr>
     <w:tblStylePr w:type="nwCell">
       <w:rPr>
+        <w:rFonts w:eastAsia="黑体"/>
         <w:color w:themeColor="text1" w:val="000000"/>
       </w:rPr>
     </w:tblStylePr>
@@ -13754,6 +14357,7 @@
       <w:spacing w:after="0" w:line="240" w:lineRule="auto"/>
     </w:pPr>
     <w:rPr>
+      <w:rFonts w:eastAsia="黑体"/>
       <w:color w:themeColor="text1" w:val="000000"/>
     </w:rPr>
     <w:tblPr>
@@ -13772,6 +14376,7 @@
     </w:tcPr>
     <w:tblStylePr w:type="firstRow">
       <w:rPr>
+        <w:rFonts w:eastAsia="黑体"/>
         <w:b/>
         <w:bCs/>
         <w:color w:themeColor="background1" w:val="FFFFFF"/>
@@ -13786,6 +14391,7 @@
     </w:tblStylePr>
     <w:tblStylePr w:type="lastRow">
       <w:rPr>
+        <w:rFonts w:eastAsia="黑体"/>
         <w:b/>
         <w:bCs/>
         <w:color w:themeColor="accent2" w:themeShade="CC" w:val="9E3A38"/>
@@ -13800,12 +14406,14 @@
     </w:tblStylePr>
     <w:tblStylePr w:type="firstCol">
       <w:rPr>
+        <w:rFonts w:eastAsia="黑体"/>
         <w:b/>
         <w:bCs/>
       </w:rPr>
     </w:tblStylePr>
     <w:tblStylePr w:type="lastCol">
       <w:rPr>
+        <w:rFonts w:eastAsia="黑体"/>
         <w:b/>
         <w:bCs/>
       </w:rPr>
@@ -13840,6 +14448,7 @@
       <w:spacing w:after="0" w:line="240" w:lineRule="auto"/>
     </w:pPr>
     <w:rPr>
+      <w:rFonts w:eastAsia="黑体"/>
       <w:color w:themeColor="text1" w:val="000000"/>
     </w:rPr>
     <w:tblPr>
@@ -13858,6 +14467,7 @@
     </w:tcPr>
     <w:tblStylePr w:type="firstRow">
       <w:rPr>
+        <w:rFonts w:eastAsia="黑体"/>
         <w:b/>
         <w:bCs/>
         <w:color w:themeColor="background1" w:val="FFFFFF"/>
@@ -13872,6 +14482,7 @@
     </w:tblStylePr>
     <w:tblStylePr w:type="lastRow">
       <w:rPr>
+        <w:rFonts w:eastAsia="黑体"/>
         <w:b/>
         <w:bCs/>
         <w:color w:themeColor="accent2" w:themeShade="CC" w:val="9E3A38"/>
@@ -13886,12 +14497,14 @@
     </w:tblStylePr>
     <w:tblStylePr w:type="firstCol">
       <w:rPr>
+        <w:rFonts w:eastAsia="黑体"/>
         <w:b/>
         <w:bCs/>
       </w:rPr>
     </w:tblStylePr>
     <w:tblStylePr w:type="lastCol">
       <w:rPr>
+        <w:rFonts w:eastAsia="黑体"/>
         <w:b/>
         <w:bCs/>
       </w:rPr>
@@ -13926,6 +14539,7 @@
       <w:spacing w:after="0" w:line="240" w:lineRule="auto"/>
     </w:pPr>
     <w:rPr>
+      <w:rFonts w:eastAsia="黑体"/>
       <w:color w:themeColor="text1" w:val="000000"/>
     </w:rPr>
     <w:tblPr>
@@ -13944,6 +14558,7 @@
     </w:tcPr>
     <w:tblStylePr w:type="firstRow">
       <w:rPr>
+        <w:rFonts w:eastAsia="黑体"/>
         <w:b/>
         <w:bCs/>
         <w:color w:themeColor="background1" w:val="FFFFFF"/>
@@ -13958,6 +14573,7 @@
     </w:tblStylePr>
     <w:tblStylePr w:type="lastRow">
       <w:rPr>
+        <w:rFonts w:eastAsia="黑体"/>
         <w:b/>
         <w:bCs/>
         <w:color w:themeColor="accent2" w:themeShade="CC" w:val="9E3A38"/>
@@ -13972,12 +14588,14 @@
     </w:tblStylePr>
     <w:tblStylePr w:type="firstCol">
       <w:rPr>
+        <w:rFonts w:eastAsia="黑体"/>
         <w:b/>
         <w:bCs/>
       </w:rPr>
     </w:tblStylePr>
     <w:tblStylePr w:type="lastCol">
       <w:rPr>
+        <w:rFonts w:eastAsia="黑体"/>
         <w:b/>
         <w:bCs/>
       </w:rPr>
@@ -14012,6 +14630,7 @@
       <w:spacing w:after="0" w:line="240" w:lineRule="auto"/>
     </w:pPr>
     <w:rPr>
+      <w:rFonts w:eastAsia="黑体"/>
       <w:color w:themeColor="text1" w:val="000000"/>
     </w:rPr>
     <w:tblPr>
@@ -14030,6 +14649,7 @@
     </w:tcPr>
     <w:tblStylePr w:type="firstRow">
       <w:rPr>
+        <w:rFonts w:eastAsia="黑体"/>
         <w:b/>
         <w:bCs/>
         <w:color w:themeColor="background1" w:val="FFFFFF"/>
@@ -14044,6 +14664,7 @@
     </w:tblStylePr>
     <w:tblStylePr w:type="lastRow">
       <w:rPr>
+        <w:rFonts w:eastAsia="黑体"/>
         <w:b/>
         <w:bCs/>
         <w:color w:themeColor="accent4" w:themeShade="CC" w:val="664E82"/>
@@ -14058,12 +14679,14 @@
     </w:tblStylePr>
     <w:tblStylePr w:type="firstCol">
       <w:rPr>
+        <w:rFonts w:eastAsia="黑体"/>
         <w:b/>
         <w:bCs/>
       </w:rPr>
     </w:tblStylePr>
     <w:tblStylePr w:type="lastCol">
       <w:rPr>
+        <w:rFonts w:eastAsia="黑体"/>
         <w:b/>
         <w:bCs/>
       </w:rPr>
@@ -14098,6 +14721,7 @@
       <w:spacing w:after="0" w:line="240" w:lineRule="auto"/>
     </w:pPr>
     <w:rPr>
+      <w:rFonts w:eastAsia="黑体"/>
       <w:color w:themeColor="text1" w:val="000000"/>
     </w:rPr>
     <w:tblPr>
@@ -14116,6 +14740,7 @@
     </w:tcPr>
     <w:tblStylePr w:type="firstRow">
       <w:rPr>
+        <w:rFonts w:eastAsia="黑体"/>
         <w:b/>
         <w:bCs/>
         <w:color w:themeColor="background1" w:val="FFFFFF"/>
@@ -14130,6 +14755,7 @@
     </w:tblStylePr>
     <w:tblStylePr w:type="lastRow">
       <w:rPr>
+        <w:rFonts w:eastAsia="黑体"/>
         <w:b/>
         <w:bCs/>
         <w:color w:themeColor="accent3" w:themeShade="CC" w:val="7E9C40"/>
@@ -14144,12 +14770,14 @@
     </w:tblStylePr>
     <w:tblStylePr w:type="firstCol">
       <w:rPr>
+        <w:rFonts w:eastAsia="黑体"/>
         <w:b/>
         <w:bCs/>
       </w:rPr>
     </w:tblStylePr>
     <w:tblStylePr w:type="lastCol">
       <w:rPr>
+        <w:rFonts w:eastAsia="黑体"/>
         <w:b/>
         <w:bCs/>
       </w:rPr>
@@ -14184,6 +14812,7 @@
       <w:spacing w:after="0" w:line="240" w:lineRule="auto"/>
     </w:pPr>
     <w:rPr>
+      <w:rFonts w:eastAsia="黑体"/>
       <w:color w:themeColor="text1" w:val="000000"/>
     </w:rPr>
     <w:tblPr>
@@ -14202,6 +14831,7 @@
     </w:tcPr>
     <w:tblStylePr w:type="firstRow">
       <w:rPr>
+        <w:rFonts w:eastAsia="黑体"/>
         <w:b/>
         <w:bCs/>
         <w:color w:themeColor="background1" w:val="FFFFFF"/>
@@ -14216,6 +14846,7 @@
     </w:tblStylePr>
     <w:tblStylePr w:type="lastRow">
       <w:rPr>
+        <w:rFonts w:eastAsia="黑体"/>
         <w:b/>
         <w:bCs/>
         <w:color w:themeColor="accent6" w:themeShade="CC" w:val="F2730A"/>
@@ -14230,12 +14861,14 @@
     </w:tblStylePr>
     <w:tblStylePr w:type="firstCol">
       <w:rPr>
+        <w:rFonts w:eastAsia="黑体"/>
         <w:b/>
         <w:bCs/>
       </w:rPr>
     </w:tblStylePr>
     <w:tblStylePr w:type="lastCol">
       <w:rPr>
+        <w:rFonts w:eastAsia="黑体"/>
         <w:b/>
         <w:bCs/>
       </w:rPr>
@@ -14270,6 +14903,7 @@
       <w:spacing w:after="0" w:line="240" w:lineRule="auto"/>
     </w:pPr>
     <w:rPr>
+      <w:rFonts w:eastAsia="黑体"/>
       <w:color w:themeColor="text1" w:val="000000"/>
     </w:rPr>
     <w:tblPr>
@@ -14288,6 +14922,7 @@
     </w:tcPr>
     <w:tblStylePr w:type="firstRow">
       <w:rPr>
+        <w:rFonts w:eastAsia="黑体"/>
         <w:b/>
         <w:bCs/>
         <w:color w:themeColor="background1" w:val="FFFFFF"/>
@@ -14302,6 +14937,7 @@
     </w:tblStylePr>
     <w:tblStylePr w:type="lastRow">
       <w:rPr>
+        <w:rFonts w:eastAsia="黑体"/>
         <w:b/>
         <w:bCs/>
         <w:color w:themeColor="accent5" w:themeShade="CC" w:val="348DA5"/>
@@ -14316,12 +14952,14 @@
     </w:tblStylePr>
     <w:tblStylePr w:type="firstCol">
       <w:rPr>
+        <w:rFonts w:eastAsia="黑体"/>
         <w:b/>
         <w:bCs/>
       </w:rPr>
     </w:tblStylePr>
     <w:tblStylePr w:type="lastCol">
       <w:rPr>
+        <w:rFonts w:eastAsia="黑体"/>
         <w:b/>
         <w:bCs/>
       </w:rPr>
@@ -14356,6 +14994,7 @@
       <w:spacing w:after="0" w:line="240" w:lineRule="auto"/>
     </w:pPr>
     <w:rPr>
+      <w:rFonts w:eastAsia="黑体"/>
       <w:color w:themeColor="text1" w:val="000000"/>
     </w:rPr>
     <w:tblPr>
@@ -14377,6 +15016,7 @@
     </w:tcPr>
     <w:tblStylePr w:type="firstRow">
       <w:rPr>
+        <w:rFonts w:eastAsia="黑体"/>
         <w:b/>
         <w:bCs/>
       </w:rPr>
@@ -14387,6 +15027,7 @@
     </w:tblStylePr>
     <w:tblStylePr w:type="lastRow">
       <w:rPr>
+        <w:rFonts w:eastAsia="黑体"/>
         <w:b/>
         <w:bCs/>
         <w:color w:themeColor="text1" w:val="000000"/>
@@ -14398,6 +15039,7 @@
     </w:tblStylePr>
     <w:tblStylePr w:type="firstCol">
       <w:rPr>
+        <w:rFonts w:eastAsia="黑体"/>
         <w:color w:themeColor="background1" w:val="FFFFFF"/>
       </w:rPr>
       <w:tblPr/>
@@ -14407,6 +15049,7 @@
     </w:tblStylePr>
     <w:tblStylePr w:type="lastCol">
       <w:rPr>
+        <w:rFonts w:eastAsia="黑体"/>
         <w:color w:themeColor="background1" w:val="FFFFFF"/>
       </w:rPr>
       <w:tblPr/>
@@ -14436,6 +15079,7 @@
       <w:spacing w:after="0" w:line="240" w:lineRule="auto"/>
     </w:pPr>
     <w:rPr>
+      <w:rFonts w:eastAsia="黑体"/>
       <w:color w:themeColor="text1" w:val="000000"/>
     </w:rPr>
     <w:tblPr>
@@ -14457,6 +15101,7 @@
     </w:tcPr>
     <w:tblStylePr w:type="firstRow">
       <w:rPr>
+        <w:rFonts w:eastAsia="黑体"/>
         <w:b/>
         <w:bCs/>
       </w:rPr>
@@ -14467,6 +15112,7 @@
     </w:tblStylePr>
     <w:tblStylePr w:type="lastRow">
       <w:rPr>
+        <w:rFonts w:eastAsia="黑体"/>
         <w:b/>
         <w:bCs/>
         <w:color w:themeColor="text1" w:val="000000"/>
@@ -14478,6 +15124,7 @@
     </w:tblStylePr>
     <w:tblStylePr w:type="firstCol">
       <w:rPr>
+        <w:rFonts w:eastAsia="黑体"/>
         <w:color w:themeColor="background1" w:val="FFFFFF"/>
       </w:rPr>
       <w:tblPr/>
@@ -14487,6 +15134,7 @@
     </w:tblStylePr>
     <w:tblStylePr w:type="lastCol">
       <w:rPr>
+        <w:rFonts w:eastAsia="黑体"/>
         <w:color w:themeColor="background1" w:val="FFFFFF"/>
       </w:rPr>
       <w:tblPr/>
@@ -14516,6 +15164,7 @@
       <w:spacing w:after="0" w:line="240" w:lineRule="auto"/>
     </w:pPr>
     <w:rPr>
+      <w:rFonts w:eastAsia="黑体"/>
       <w:color w:themeColor="text1" w:val="000000"/>
     </w:rPr>
     <w:tblPr>
@@ -14537,6 +15186,7 @@
     </w:tcPr>
     <w:tblStylePr w:type="firstRow">
       <w:rPr>
+        <w:rFonts w:eastAsia="黑体"/>
         <w:b/>
         <w:bCs/>
       </w:rPr>
@@ -14547,6 +15197,7 @@
     </w:tblStylePr>
     <w:tblStylePr w:type="lastRow">
       <w:rPr>
+        <w:rFonts w:eastAsia="黑体"/>
         <w:b/>
         <w:bCs/>
         <w:color w:themeColor="text1" w:val="000000"/>
@@ -14558,6 +15209,7 @@
     </w:tblStylePr>
     <w:tblStylePr w:type="firstCol">
       <w:rPr>
+        <w:rFonts w:eastAsia="黑体"/>
         <w:color w:themeColor="background1" w:val="FFFFFF"/>
       </w:rPr>
       <w:tblPr/>
@@ -14567,6 +15219,7 @@
     </w:tblStylePr>
     <w:tblStylePr w:type="lastCol">
       <w:rPr>
+        <w:rFonts w:eastAsia="黑体"/>
         <w:color w:themeColor="background1" w:val="FFFFFF"/>
       </w:rPr>
       <w:tblPr/>
@@ -14596,6 +15249,7 @@
       <w:spacing w:after="0" w:line="240" w:lineRule="auto"/>
     </w:pPr>
     <w:rPr>
+      <w:rFonts w:eastAsia="黑体"/>
       <w:color w:themeColor="text1" w:val="000000"/>
     </w:rPr>
     <w:tblPr>
@@ -14617,6 +15271,7 @@
     </w:tcPr>
     <w:tblStylePr w:type="firstRow">
       <w:rPr>
+        <w:rFonts w:eastAsia="黑体"/>
         <w:b/>
         <w:bCs/>
       </w:rPr>
@@ -14627,6 +15282,7 @@
     </w:tblStylePr>
     <w:tblStylePr w:type="lastRow">
       <w:rPr>
+        <w:rFonts w:eastAsia="黑体"/>
         <w:b/>
         <w:bCs/>
         <w:color w:themeColor="text1" w:val="000000"/>
@@ -14638,6 +15294,7 @@
     </w:tblStylePr>
     <w:tblStylePr w:type="firstCol">
       <w:rPr>
+        <w:rFonts w:eastAsia="黑体"/>
         <w:color w:themeColor="background1" w:val="FFFFFF"/>
       </w:rPr>
       <w:tblPr/>
@@ -14647,6 +15304,7 @@
     </w:tblStylePr>
     <w:tblStylePr w:type="lastCol">
       <w:rPr>
+        <w:rFonts w:eastAsia="黑体"/>
         <w:color w:themeColor="background1" w:val="FFFFFF"/>
       </w:rPr>
       <w:tblPr/>
@@ -14676,6 +15334,7 @@
       <w:spacing w:after="0" w:line="240" w:lineRule="auto"/>
     </w:pPr>
     <w:rPr>
+      <w:rFonts w:eastAsia="黑体"/>
       <w:color w:themeColor="text1" w:val="000000"/>
     </w:rPr>
     <w:tblPr>
@@ -14697,6 +15356,7 @@
     </w:tcPr>
     <w:tblStylePr w:type="firstRow">
       <w:rPr>
+        <w:rFonts w:eastAsia="黑体"/>
         <w:b/>
         <w:bCs/>
       </w:rPr>
@@ -14707,6 +15367,7 @@
     </w:tblStylePr>
     <w:tblStylePr w:type="lastRow">
       <w:rPr>
+        <w:rFonts w:eastAsia="黑体"/>
         <w:b/>
         <w:bCs/>
         <w:color w:themeColor="text1" w:val="000000"/>
@@ -14718,6 +15379,7 @@
     </w:tblStylePr>
     <w:tblStylePr w:type="firstCol">
       <w:rPr>
+        <w:rFonts w:eastAsia="黑体"/>
         <w:color w:themeColor="background1" w:val="FFFFFF"/>
       </w:rPr>
       <w:tblPr/>
@@ -14727,6 +15389,7 @@
     </w:tblStylePr>
     <w:tblStylePr w:type="lastCol">
       <w:rPr>
+        <w:rFonts w:eastAsia="黑体"/>
         <w:color w:themeColor="background1" w:val="FFFFFF"/>
       </w:rPr>
       <w:tblPr/>
@@ -14756,6 +15419,7 @@
       <w:spacing w:after="0" w:line="240" w:lineRule="auto"/>
     </w:pPr>
     <w:rPr>
+      <w:rFonts w:eastAsia="黑体"/>
       <w:color w:themeColor="text1" w:val="000000"/>
     </w:rPr>
     <w:tblPr>
@@ -14777,6 +15441,7 @@
     </w:tcPr>
     <w:tblStylePr w:type="firstRow">
       <w:rPr>
+        <w:rFonts w:eastAsia="黑体"/>
         <w:b/>
         <w:bCs/>
       </w:rPr>
@@ -14787,6 +15452,7 @@
     </w:tblStylePr>
     <w:tblStylePr w:type="lastRow">
       <w:rPr>
+        <w:rFonts w:eastAsia="黑体"/>
         <w:b/>
         <w:bCs/>
         <w:color w:themeColor="text1" w:val="000000"/>
@@ -14798,6 +15464,7 @@
     </w:tblStylePr>
     <w:tblStylePr w:type="firstCol">
       <w:rPr>
+        <w:rFonts w:eastAsia="黑体"/>
         <w:color w:themeColor="background1" w:val="FFFFFF"/>
       </w:rPr>
       <w:tblPr/>
@@ -14807,6 +15474,7 @@
     </w:tblStylePr>
     <w:tblStylePr w:type="lastCol">
       <w:rPr>
+        <w:rFonts w:eastAsia="黑体"/>
         <w:color w:themeColor="background1" w:val="FFFFFF"/>
       </w:rPr>
       <w:tblPr/>
@@ -14836,6 +15504,7 @@
       <w:spacing w:after="0" w:line="240" w:lineRule="auto"/>
     </w:pPr>
     <w:rPr>
+      <w:rFonts w:eastAsia="黑体"/>
       <w:color w:themeColor="text1" w:val="000000"/>
     </w:rPr>
     <w:tblPr>
@@ -14857,6 +15526,7 @@
     </w:tcPr>
     <w:tblStylePr w:type="firstRow">
       <w:rPr>
+        <w:rFonts w:eastAsia="黑体"/>
         <w:b/>
         <w:bCs/>
       </w:rPr>
@@ -14867,6 +15537,7 @@
     </w:tblStylePr>
     <w:tblStylePr w:type="lastRow">
       <w:rPr>
+        <w:rFonts w:eastAsia="黑体"/>
         <w:b/>
         <w:bCs/>
         <w:color w:themeColor="text1" w:val="000000"/>
@@ -14878,6 +15549,7 @@
     </w:tblStylePr>
     <w:tblStylePr w:type="firstCol">
       <w:rPr>
+        <w:rFonts w:eastAsia="黑体"/>
         <w:color w:themeColor="background1" w:val="FFFFFF"/>
       </w:rPr>
       <w:tblPr/>
@@ -14887,6 +15559,7 @@
     </w:tblStylePr>
     <w:tblStylePr w:type="lastCol">
       <w:rPr>
+        <w:rFonts w:eastAsia="黑体"/>
         <w:color w:themeColor="background1" w:val="FFFFFF"/>
       </w:rPr>
       <w:tblPr/>
@@ -14919,6 +15592,7 @@
     <w:name w:val="KeywordTok"/>
     <w:basedOn w:val="VerbatimChar"/>
     <w:rPr>
+      <w:rFonts w:eastAsia="黑体"/>
       <w:b/>
       <w:color w:val="007020"/>
     </w:rPr>
@@ -14927,6 +15601,7 @@
     <w:name w:val="DataTypeTok"/>
     <w:basedOn w:val="VerbatimChar"/>
     <w:rPr>
+      <w:rFonts w:eastAsia="黑体"/>
       <w:color w:val="902000"/>
     </w:rPr>
   </w:style>
@@ -14934,6 +15609,7 @@
     <w:name w:val="DecValTok"/>
     <w:basedOn w:val="VerbatimChar"/>
     <w:rPr>
+      <w:rFonts w:eastAsia="黑体"/>
       <w:color w:val="40a070"/>
     </w:rPr>
   </w:style>
@@ -14941,6 +15617,7 @@
     <w:name w:val="BaseNTok"/>
     <w:basedOn w:val="VerbatimChar"/>
     <w:rPr>
+      <w:rFonts w:eastAsia="黑体"/>
       <w:color w:val="40a070"/>
     </w:rPr>
   </w:style>
@@ -14948,6 +15625,7 @@
     <w:name w:val="FloatTok"/>
     <w:basedOn w:val="VerbatimChar"/>
     <w:rPr>
+      <w:rFonts w:eastAsia="黑体"/>
       <w:color w:val="40a070"/>
     </w:rPr>
   </w:style>
@@ -14955,6 +15633,7 @@
     <w:name w:val="ConstantTok"/>
     <w:basedOn w:val="VerbatimChar"/>
     <w:rPr>
+      <w:rFonts w:eastAsia="黑体"/>
       <w:color w:val="880000"/>
     </w:rPr>
   </w:style>
@@ -14962,6 +15641,7 @@
     <w:name w:val="CharTok"/>
     <w:basedOn w:val="VerbatimChar"/>
     <w:rPr>
+      <w:rFonts w:eastAsia="黑体"/>
       <w:color w:val="4070a0"/>
     </w:rPr>
   </w:style>
@@ -14969,6 +15649,7 @@
     <w:name w:val="SpecialCharTok"/>
     <w:basedOn w:val="VerbatimChar"/>
     <w:rPr>
+      <w:rFonts w:eastAsia="黑体"/>
       <w:color w:val="4070a0"/>
     </w:rPr>
   </w:style>
@@ -14976,6 +15657,7 @@
     <w:name w:val="StringTok"/>
     <w:basedOn w:val="VerbatimChar"/>
     <w:rPr>
+      <w:rFonts w:eastAsia="黑体"/>
       <w:color w:val="4070a0"/>
     </w:rPr>
   </w:style>
@@ -14983,6 +15665,7 @@
     <w:name w:val="VerbatimStringTok"/>
     <w:basedOn w:val="VerbatimChar"/>
     <w:rPr>
+      <w:rFonts w:eastAsia="黑体"/>
       <w:color w:val="4070a0"/>
     </w:rPr>
   </w:style>
@@ -14990,6 +15673,7 @@
     <w:name w:val="SpecialStringTok"/>
     <w:basedOn w:val="VerbatimChar"/>
     <w:rPr>
+      <w:rFonts w:eastAsia="黑体"/>
       <w:color w:val="bb6688"/>
     </w:rPr>
   </w:style>
@@ -14997,6 +15681,7 @@
     <w:name w:val="ImportTok"/>
     <w:basedOn w:val="VerbatimChar"/>
     <w:rPr>
+      <w:rFonts w:eastAsia="黑体"/>
       <w:b/>
       <w:color w:val="008000"/>
     </w:rPr>
@@ -15005,6 +15690,7 @@
     <w:name w:val="CommentTok"/>
     <w:basedOn w:val="VerbatimChar"/>
     <w:rPr>
+      <w:rFonts w:eastAsia="黑体"/>
       <w:i/>
       <w:color w:val="60a0b0"/>
     </w:rPr>
@@ -15013,6 +15699,7 @@
     <w:name w:val="DocumentationTok"/>
     <w:basedOn w:val="VerbatimChar"/>
     <w:rPr>
+      <w:rFonts w:eastAsia="黑体"/>
       <w:i/>
       <w:color w:val="ba2121"/>
     </w:rPr>
@@ -15021,6 +15708,7 @@
     <w:name w:val="AnnotationTok"/>
     <w:basedOn w:val="VerbatimChar"/>
     <w:rPr>
+      <w:rFonts w:eastAsia="黑体"/>
       <w:b/>
       <w:i/>
       <w:color w:val="60a0b0"/>
@@ -15030,6 +15718,7 @@
     <w:name w:val="CommentVarTok"/>
     <w:basedOn w:val="VerbatimChar"/>
     <w:rPr>
+      <w:rFonts w:eastAsia="黑体"/>
       <w:b/>
       <w:i/>
       <w:color w:val="60a0b0"/>
@@ -15039,6 +15728,7 @@
     <w:name w:val="OtherTok"/>
     <w:basedOn w:val="VerbatimChar"/>
     <w:rPr>
+      <w:rFonts w:eastAsia="黑体"/>
       <w:color w:val="007020"/>
     </w:rPr>
   </w:style>
@@ -15046,6 +15736,7 @@
     <w:name w:val="FunctionTok"/>
     <w:basedOn w:val="VerbatimChar"/>
     <w:rPr>
+      <w:rFonts w:eastAsia="黑体"/>
       <w:color w:val="06287e"/>
     </w:rPr>
   </w:style>
@@ -15053,6 +15744,7 @@
     <w:name w:val="VariableTok"/>
     <w:basedOn w:val="VerbatimChar"/>
     <w:rPr>
+      <w:rFonts w:eastAsia="黑体"/>
       <w:color w:val="19177c"/>
     </w:rPr>
   </w:style>
@@ -15060,6 +15752,7 @@
     <w:name w:val="ControlFlowTok"/>
     <w:basedOn w:val="VerbatimChar"/>
     <w:rPr>
+      <w:rFonts w:eastAsia="黑体"/>
       <w:b/>
       <w:color w:val="007020"/>
     </w:rPr>
@@ -15068,6 +15761,7 @@
     <w:name w:val="OperatorTok"/>
     <w:basedOn w:val="VerbatimChar"/>
     <w:rPr>
+      <w:rFonts w:eastAsia="黑体"/>
       <w:color w:val="666666"/>
     </w:rPr>
   </w:style>
@@ -15075,18 +15769,22 @@
     <w:name w:val="BuiltInTok"/>
     <w:basedOn w:val="VerbatimChar"/>
     <w:rPr>
+      <w:rFonts w:eastAsia="黑体"/>
       <w:color w:val="008000"/>
     </w:rPr>
   </w:style>
   <w:style w:type="character" w:customStyle="1" w:styleId="ExtensionTok">
     <w:name w:val="ExtensionTok"/>
     <w:basedOn w:val="VerbatimChar"/>
-    <w:rPr/>
+    <w:rPr>
+      <w:rFonts w:eastAsia="黑体"/>
+    </w:rPr>
   </w:style>
   <w:style w:type="character" w:customStyle="1" w:styleId="PreprocessorTok">
     <w:name w:val="PreprocessorTok"/>
     <w:basedOn w:val="VerbatimChar"/>
     <w:rPr>
+      <w:rFonts w:eastAsia="黑体"/>
       <w:color w:val="bc7a00"/>
     </w:rPr>
   </w:style>
@@ -15094,18 +15792,22 @@
     <w:name w:val="AttributeTok"/>
     <w:basedOn w:val="VerbatimChar"/>
     <w:rPr>
+      <w:rFonts w:eastAsia="黑体"/>
       <w:color w:val="7d9029"/>
     </w:rPr>
   </w:style>
   <w:style w:type="character" w:customStyle="1" w:styleId="RegionMarkerTok">
     <w:name w:val="RegionMarkerTok"/>
     <w:basedOn w:val="VerbatimChar"/>
-    <w:rPr/>
+    <w:rPr>
+      <w:rFonts w:eastAsia="黑体"/>
+    </w:rPr>
   </w:style>
   <w:style w:type="character" w:customStyle="1" w:styleId="InformationTok">
     <w:name w:val="InformationTok"/>
     <w:basedOn w:val="VerbatimChar"/>
     <w:rPr>
+      <w:rFonts w:eastAsia="黑体"/>
       <w:b/>
       <w:i/>
       <w:color w:val="60a0b0"/>
@@ -15115,6 +15817,7 @@
     <w:name w:val="WarningTok"/>
     <w:basedOn w:val="VerbatimChar"/>
     <w:rPr>
+      <w:rFonts w:eastAsia="黑体"/>
       <w:b/>
       <w:i/>
       <w:color w:val="60a0b0"/>
@@ -15124,6 +15827,7 @@
     <w:name w:val="AlertTok"/>
     <w:basedOn w:val="VerbatimChar"/>
     <w:rPr>
+      <w:rFonts w:eastAsia="黑体"/>
       <w:b/>
       <w:color w:val="ff0000"/>
     </w:rPr>
@@ -15132,6 +15836,7 @@
     <w:name w:val="ErrorTok"/>
     <w:basedOn w:val="VerbatimChar"/>
     <w:rPr>
+      <w:rFonts w:eastAsia="黑体"/>
       <w:b/>
       <w:color w:val="ff0000"/>
     </w:rPr>
@@ -15139,7 +15844,9 @@
   <w:style w:type="character" w:customStyle="1" w:styleId="NormalTok">
     <w:name w:val="NormalTok"/>
     <w:basedOn w:val="VerbatimChar"/>
-    <w:rPr/>
+    <w:rPr>
+      <w:rFonts w:eastAsia="黑体"/>
+    </w:rPr>
   </w:style>
 </w:styles>
 </file>
@@ -15188,12 +15895,12 @@
     <a:fontScheme name="Office">
       <a:majorFont>
         <a:latin typeface="Calibri"/>
-        <a:ea typeface=""/>
+        <a:ea typeface="黑体"/>
         <a:cs typeface=""/>
         <a:font script="Jpan" typeface="ＭＳ ゴシック"/>
         <a:font script="Hang" typeface="맑은 고딕"/>
-        <a:font script="Hans" typeface="宋体"/>
-        <a:font script="Hant" typeface="新細明體"/>
+        <a:font script="Hans" typeface="黑体"/>
+        <a:font script="Hant" typeface="黑体"/>
         <a:font script="Arab" typeface="Times New Roman"/>
         <a:font script="Hebr" typeface="Times New Roman"/>
         <a:font script="Thai" typeface="Angsana New"/>
@@ -15223,12 +15930,12 @@
       </a:majorFont>
       <a:minorFont>
         <a:latin typeface="Cambria"/>
-        <a:ea typeface=""/>
+        <a:ea typeface="黑体"/>
         <a:cs typeface=""/>
         <a:font script="Jpan" typeface="ＭＳ 明朝"/>
         <a:font script="Hang" typeface="맑은 고딕"/>
-        <a:font script="Hans" typeface="宋体"/>
-        <a:font script="Hant" typeface="新細明體"/>
+        <a:font script="Hans" typeface="黑体"/>
+        <a:font script="Hant" typeface="黑体"/>
         <a:font script="Arab" typeface="Arial"/>
         <a:font script="Hebr" typeface="Arial"/>
         <a:font script="Thai" typeface="Cordia New"/>

--- a/08-传感器电路/10-生物传感器电路/血氧脉搏采集电路/血氧脉搏采集电路.docx
+++ b/08-传感器电路/10-生物传感器电路/血氧脉搏采集电路/血氧脉搏采集电路.docx
@@ -2824,7 +2824,7 @@
           <w:color w:val="555555"/>
           <w:sz w:val="21"/>
         </w:rPr>
-        <w:t>材料收集者：杜文杰，WX手机：19519196569，QQ:3478827729</w:t>
+        <w:t>材料收集者：杜文杰，微信/手机：19519196569，QQ:3478827729</w:t>
       </w:r>
     </w:p>
     <w:sectPr>
